--- a/notes_25Apr2023.docx
+++ b/notes_25Apr2023.docx
@@ -4953,15 +4953,26 @@
           <w:szCs w:val="23"/>
         </w:rPr>
       </w:pPr>
+    </w:p>
+    <w:p>
+      <w:pPr>
+        <w:pStyle w:val="Default"/>
+        <w:ind w:firstLine="720"/>
+        <w:rPr>
+          <w:color w:val="221F1F"/>
+          <w:sz w:val="23"/>
+          <w:szCs w:val="23"/>
+        </w:rPr>
+      </w:pPr>
       <w:r>
         <w:rPr>
           <w:noProof/>
         </w:rPr>
         <w:drawing>
-          <wp:inline distT="0" distB="0" distL="0" distR="0" wp14:anchorId="419FF24D" wp14:editId="406B0B2B">
-            <wp:extent cx="5731510" cy="2139950"/>
+          <wp:inline distT="0" distB="0" distL="0" distR="0" wp14:anchorId="56E5F023" wp14:editId="7FC607D8">
+            <wp:extent cx="5731510" cy="2135505"/>
             <wp:effectExtent l="0" t="0" r="2540" b="0"/>
-            <wp:docPr id="11" name="Picture 11"/>
+            <wp:docPr id="12" name="Picture 12"/>
             <wp:cNvGraphicFramePr>
               <a:graphicFrameLocks xmlns:a="http://schemas.openxmlformats.org/drawingml/2006/main" noChangeAspect="1"/>
             </wp:cNvGraphicFramePr>
@@ -4981,7 +4992,7 @@
                   <pic:spPr>
                     <a:xfrm>
                       <a:off x="0" y="0"/>
-                      <a:ext cx="5731510" cy="2139950"/>
+                      <a:ext cx="5731510" cy="2135505"/>
                     </a:xfrm>
                     <a:prstGeom prst="rect">
                       <a:avLst/>
@@ -4997,13 +5008,2497 @@
     <w:p>
       <w:pPr>
         <w:pStyle w:val="Default"/>
-        <w:ind w:firstLine="720"/>
-        <w:rPr>
-          <w:color w:val="221F1F"/>
-          <w:sz w:val="23"/>
-          <w:szCs w:val="23"/>
-        </w:rPr>
-      </w:pPr>
+        <w:pBdr>
+          <w:bottom w:val="single" w:sz="6" w:space="1" w:color="auto"/>
+        </w:pBdr>
+        <w:ind w:firstLine="720"/>
+        <w:rPr>
+          <w:color w:val="221F1F"/>
+          <w:sz w:val="23"/>
+          <w:szCs w:val="23"/>
+        </w:rPr>
+      </w:pPr>
+    </w:p>
+    <w:p>
+      <w:pPr>
+        <w:pStyle w:val="Default"/>
+        <w:ind w:firstLine="720"/>
+        <w:rPr>
+          <w:color w:val="221F1F"/>
+          <w:sz w:val="23"/>
+          <w:szCs w:val="23"/>
+        </w:rPr>
+      </w:pPr>
+    </w:p>
+    <w:p>
+      <w:pPr>
+        <w:pStyle w:val="Default"/>
+        <w:ind w:firstLine="720"/>
+        <w:rPr>
+          <w:color w:val="221F1F"/>
+          <w:sz w:val="23"/>
+          <w:szCs w:val="23"/>
+        </w:rPr>
+      </w:pPr>
+      <w:r>
+        <w:rPr>
+          <w:color w:val="221F1F"/>
+          <w:sz w:val="23"/>
+          <w:szCs w:val="23"/>
+        </w:rPr>
+        <w:t>PROCEDURES</w:t>
+      </w:r>
+    </w:p>
+    <w:p>
+      <w:pPr>
+        <w:pStyle w:val="Default"/>
+        <w:ind w:firstLine="720"/>
+        <w:rPr>
+          <w:color w:val="221F1F"/>
+          <w:sz w:val="23"/>
+          <w:szCs w:val="23"/>
+        </w:rPr>
+      </w:pPr>
+      <w:r>
+        <w:rPr>
+          <w:color w:val="221F1F"/>
+          <w:sz w:val="23"/>
+          <w:szCs w:val="23"/>
+        </w:rPr>
+        <w:t>------------------------</w:t>
+      </w:r>
+    </w:p>
+    <w:p>
+      <w:pPr>
+        <w:pStyle w:val="Default"/>
+        <w:ind w:firstLine="720"/>
+        <w:rPr>
+          <w:color w:val="221F1F"/>
+          <w:sz w:val="23"/>
+          <w:szCs w:val="23"/>
+        </w:rPr>
+      </w:pPr>
+      <w:r>
+        <w:rPr>
+          <w:color w:val="221F1F"/>
+          <w:sz w:val="23"/>
+          <w:szCs w:val="23"/>
+        </w:rPr>
+        <w:t xml:space="preserve">They are named </w:t>
+      </w:r>
+      <w:r>
+        <w:rPr>
+          <w:color w:val="221F1F"/>
+          <w:sz w:val="23"/>
+          <w:szCs w:val="23"/>
+        </w:rPr>
+        <w:tab/>
+        <w:t>PLSQL programs</w:t>
+      </w:r>
+    </w:p>
+    <w:p>
+      <w:pPr>
+        <w:pStyle w:val="Default"/>
+        <w:ind w:firstLine="720"/>
+        <w:rPr>
+          <w:color w:val="221F1F"/>
+          <w:sz w:val="23"/>
+          <w:szCs w:val="23"/>
+        </w:rPr>
+      </w:pPr>
+      <w:r>
+        <w:rPr>
+          <w:color w:val="221F1F"/>
+          <w:sz w:val="23"/>
+          <w:szCs w:val="23"/>
+        </w:rPr>
+        <w:t>They are stored in the database as object.</w:t>
+      </w:r>
+    </w:p>
+    <w:p>
+      <w:pPr>
+        <w:pStyle w:val="Default"/>
+        <w:ind w:firstLine="720"/>
+        <w:rPr>
+          <w:color w:val="221F1F"/>
+          <w:sz w:val="23"/>
+          <w:szCs w:val="23"/>
+        </w:rPr>
+      </w:pPr>
+    </w:p>
+    <w:p>
+      <w:pPr>
+        <w:pStyle w:val="Default"/>
+        <w:ind w:firstLine="720"/>
+        <w:rPr>
+          <w:color w:val="221F1F"/>
+          <w:sz w:val="23"/>
+          <w:szCs w:val="23"/>
+        </w:rPr>
+      </w:pPr>
+      <w:r>
+        <w:rPr>
+          <w:color w:val="221F1F"/>
+          <w:sz w:val="23"/>
+          <w:szCs w:val="23"/>
+        </w:rPr>
+        <w:t xml:space="preserve">We can call the procedure from </w:t>
+      </w:r>
+    </w:p>
+    <w:p>
+      <w:pPr>
+        <w:pStyle w:val="Default"/>
+        <w:ind w:firstLine="720"/>
+        <w:rPr>
+          <w:color w:val="221F1F"/>
+          <w:sz w:val="23"/>
+          <w:szCs w:val="23"/>
+        </w:rPr>
+      </w:pPr>
+      <w:r>
+        <w:rPr>
+          <w:color w:val="221F1F"/>
+          <w:sz w:val="23"/>
+          <w:szCs w:val="23"/>
+        </w:rPr>
+        <w:tab/>
+        <w:t xml:space="preserve">A </w:t>
+      </w:r>
+      <w:proofErr w:type="spellStart"/>
+      <w:r>
+        <w:rPr>
+          <w:color w:val="221F1F"/>
+          <w:sz w:val="23"/>
+          <w:szCs w:val="23"/>
+        </w:rPr>
+        <w:t>plsql</w:t>
+      </w:r>
+      <w:proofErr w:type="spellEnd"/>
+      <w:r>
+        <w:rPr>
+          <w:color w:val="221F1F"/>
+          <w:sz w:val="23"/>
+          <w:szCs w:val="23"/>
+        </w:rPr>
+        <w:t xml:space="preserve"> program</w:t>
+      </w:r>
+      <w:r>
+        <w:rPr>
+          <w:color w:val="221F1F"/>
+          <w:sz w:val="23"/>
+          <w:szCs w:val="23"/>
+        </w:rPr>
+        <w:tab/>
+        <w:t>(or from)</w:t>
+      </w:r>
+    </w:p>
+    <w:p>
+      <w:pPr>
+        <w:pStyle w:val="Default"/>
+        <w:ind w:firstLine="720"/>
+        <w:rPr>
+          <w:color w:val="221F1F"/>
+          <w:sz w:val="23"/>
+          <w:szCs w:val="23"/>
+        </w:rPr>
+      </w:pPr>
+      <w:r>
+        <w:rPr>
+          <w:color w:val="221F1F"/>
+          <w:sz w:val="23"/>
+          <w:szCs w:val="23"/>
+        </w:rPr>
+        <w:tab/>
+        <w:t>Another procedure</w:t>
+      </w:r>
+      <w:r>
+        <w:rPr>
+          <w:color w:val="221F1F"/>
+          <w:sz w:val="23"/>
+          <w:szCs w:val="23"/>
+        </w:rPr>
+        <w:tab/>
+        <w:t>(or from)</w:t>
+      </w:r>
+    </w:p>
+    <w:p>
+      <w:pPr>
+        <w:pStyle w:val="Default"/>
+        <w:ind w:firstLine="720"/>
+        <w:rPr>
+          <w:color w:val="221F1F"/>
+          <w:sz w:val="23"/>
+          <w:szCs w:val="23"/>
+        </w:rPr>
+      </w:pPr>
+      <w:r>
+        <w:rPr>
+          <w:color w:val="221F1F"/>
+          <w:sz w:val="23"/>
+          <w:szCs w:val="23"/>
+        </w:rPr>
+        <w:tab/>
+        <w:t>A function</w:t>
+      </w:r>
+      <w:r>
+        <w:rPr>
+          <w:color w:val="221F1F"/>
+          <w:sz w:val="23"/>
+          <w:szCs w:val="23"/>
+        </w:rPr>
+        <w:tab/>
+      </w:r>
+      <w:r>
+        <w:rPr>
+          <w:color w:val="221F1F"/>
+          <w:sz w:val="23"/>
+          <w:szCs w:val="23"/>
+        </w:rPr>
+        <w:tab/>
+        <w:t>(or from)</w:t>
+      </w:r>
+    </w:p>
+    <w:p>
+      <w:pPr>
+        <w:pStyle w:val="Default"/>
+        <w:ind w:firstLine="720"/>
+        <w:rPr>
+          <w:color w:val="221F1F"/>
+          <w:sz w:val="23"/>
+          <w:szCs w:val="23"/>
+        </w:rPr>
+      </w:pPr>
+      <w:r>
+        <w:rPr>
+          <w:color w:val="221F1F"/>
+          <w:sz w:val="23"/>
+          <w:szCs w:val="23"/>
+        </w:rPr>
+        <w:tab/>
+        <w:t>A trigger</w:t>
+      </w:r>
+    </w:p>
+    <w:p>
+      <w:pPr>
+        <w:pStyle w:val="Default"/>
+        <w:ind w:firstLine="720"/>
+        <w:rPr>
+          <w:color w:val="221F1F"/>
+          <w:sz w:val="23"/>
+          <w:szCs w:val="23"/>
+        </w:rPr>
+      </w:pPr>
+    </w:p>
+    <w:p>
+      <w:pPr>
+        <w:pStyle w:val="Default"/>
+        <w:ind w:firstLine="720"/>
+        <w:rPr>
+          <w:color w:val="221F1F"/>
+          <w:sz w:val="23"/>
+          <w:szCs w:val="23"/>
+        </w:rPr>
+      </w:pPr>
+      <w:r>
+        <w:rPr>
+          <w:color w:val="221F1F"/>
+          <w:sz w:val="23"/>
+          <w:szCs w:val="23"/>
+        </w:rPr>
+        <w:t>Etc</w:t>
+      </w:r>
+    </w:p>
+    <w:p>
+      <w:pPr>
+        <w:pStyle w:val="Default"/>
+        <w:ind w:firstLine="720"/>
+        <w:rPr>
+          <w:color w:val="221F1F"/>
+          <w:sz w:val="23"/>
+          <w:szCs w:val="23"/>
+        </w:rPr>
+      </w:pPr>
+    </w:p>
+    <w:p>
+      <w:pPr>
+        <w:pStyle w:val="Default"/>
+        <w:ind w:firstLine="720"/>
+        <w:rPr>
+          <w:color w:val="221F1F"/>
+          <w:sz w:val="23"/>
+          <w:szCs w:val="23"/>
+        </w:rPr>
+      </w:pPr>
+      <w:r>
+        <w:rPr>
+          <w:color w:val="221F1F"/>
+          <w:sz w:val="23"/>
+          <w:szCs w:val="23"/>
+        </w:rPr>
+        <w:t>Procedure is like a void method in java.</w:t>
+      </w:r>
+    </w:p>
+    <w:p>
+      <w:pPr>
+        <w:pStyle w:val="Default"/>
+        <w:ind w:firstLine="720"/>
+        <w:rPr>
+          <w:color w:val="221F1F"/>
+          <w:sz w:val="23"/>
+          <w:szCs w:val="23"/>
+        </w:rPr>
+      </w:pPr>
+    </w:p>
+    <w:p>
+      <w:pPr>
+        <w:pStyle w:val="Default"/>
+        <w:ind w:firstLine="720"/>
+        <w:rPr>
+          <w:color w:val="221F1F"/>
+          <w:sz w:val="23"/>
+          <w:szCs w:val="23"/>
+        </w:rPr>
+      </w:pPr>
+      <w:r>
+        <w:rPr>
+          <w:color w:val="221F1F"/>
+          <w:sz w:val="23"/>
+          <w:szCs w:val="23"/>
+        </w:rPr>
+        <w:t>I am going to modify the PLSQL program we did above into a procedure.</w:t>
+      </w:r>
+    </w:p>
+    <w:p>
+      <w:pPr>
+        <w:pStyle w:val="Default"/>
+        <w:ind w:firstLine="720"/>
+        <w:rPr>
+          <w:color w:val="221F1F"/>
+          <w:sz w:val="23"/>
+          <w:szCs w:val="23"/>
+        </w:rPr>
+      </w:pPr>
+      <w:r>
+        <w:rPr>
+          <w:noProof/>
+        </w:rPr>
+        <w:lastRenderedPageBreak/>
+        <w:drawing>
+          <wp:inline distT="0" distB="0" distL="0" distR="0" wp14:anchorId="2C22A364" wp14:editId="6033445E">
+            <wp:extent cx="5731510" cy="3708400"/>
+            <wp:effectExtent l="0" t="0" r="2540" b="6350"/>
+            <wp:docPr id="14" name="Picture 14"/>
+            <wp:cNvGraphicFramePr>
+              <a:graphicFrameLocks xmlns:a="http://schemas.openxmlformats.org/drawingml/2006/main" noChangeAspect="1"/>
+            </wp:cNvGraphicFramePr>
+            <a:graphic xmlns:a="http://schemas.openxmlformats.org/drawingml/2006/main">
+              <a:graphicData uri="http://schemas.openxmlformats.org/drawingml/2006/picture">
+                <pic:pic xmlns:pic="http://schemas.openxmlformats.org/drawingml/2006/picture">
+                  <pic:nvPicPr>
+                    <pic:cNvPr id="1" name=""/>
+                    <pic:cNvPicPr/>
+                  </pic:nvPicPr>
+                  <pic:blipFill>
+                    <a:blip r:embed="rId15"/>
+                    <a:stretch>
+                      <a:fillRect/>
+                    </a:stretch>
+                  </pic:blipFill>
+                  <pic:spPr>
+                    <a:xfrm>
+                      <a:off x="0" y="0"/>
+                      <a:ext cx="5731510" cy="3708400"/>
+                    </a:xfrm>
+                    <a:prstGeom prst="rect">
+                      <a:avLst/>
+                    </a:prstGeom>
+                  </pic:spPr>
+                </pic:pic>
+              </a:graphicData>
+            </a:graphic>
+          </wp:inline>
+        </w:drawing>
+      </w:r>
+    </w:p>
+    <w:p>
+      <w:pPr>
+        <w:pStyle w:val="Default"/>
+        <w:ind w:firstLine="720"/>
+        <w:rPr>
+          <w:color w:val="221F1F"/>
+          <w:sz w:val="23"/>
+          <w:szCs w:val="23"/>
+        </w:rPr>
+      </w:pPr>
+    </w:p>
+    <w:p>
+      <w:pPr>
+        <w:pStyle w:val="Default"/>
+        <w:ind w:firstLine="720"/>
+        <w:rPr>
+          <w:color w:val="221F1F"/>
+          <w:sz w:val="23"/>
+          <w:szCs w:val="23"/>
+        </w:rPr>
+      </w:pPr>
+      <w:r>
+        <w:rPr>
+          <w:color w:val="221F1F"/>
+          <w:sz w:val="23"/>
+          <w:szCs w:val="23"/>
+        </w:rPr>
+        <w:t>To call this procedure:</w:t>
+      </w:r>
+    </w:p>
+    <w:p>
+      <w:pPr>
+        <w:pStyle w:val="Default"/>
+        <w:ind w:firstLine="720"/>
+        <w:rPr>
+          <w:color w:val="221F1F"/>
+          <w:sz w:val="23"/>
+          <w:szCs w:val="23"/>
+        </w:rPr>
+      </w:pPr>
+      <w:r>
+        <w:rPr>
+          <w:color w:val="221F1F"/>
+          <w:sz w:val="23"/>
+          <w:szCs w:val="23"/>
+        </w:rPr>
+        <w:t xml:space="preserve">We can call this proc from a </w:t>
+      </w:r>
+      <w:proofErr w:type="spellStart"/>
+      <w:r>
+        <w:rPr>
+          <w:color w:val="221F1F"/>
+          <w:sz w:val="23"/>
+          <w:szCs w:val="23"/>
+        </w:rPr>
+        <w:t>plsql</w:t>
+      </w:r>
+      <w:proofErr w:type="spellEnd"/>
+      <w:r>
+        <w:rPr>
+          <w:color w:val="221F1F"/>
+          <w:sz w:val="23"/>
+          <w:szCs w:val="23"/>
+        </w:rPr>
+        <w:t xml:space="preserve"> program</w:t>
+      </w:r>
+    </w:p>
+    <w:p>
+      <w:pPr>
+        <w:pStyle w:val="Default"/>
+        <w:ind w:firstLine="720"/>
+        <w:rPr>
+          <w:color w:val="221F1F"/>
+          <w:sz w:val="23"/>
+          <w:szCs w:val="23"/>
+        </w:rPr>
+      </w:pPr>
+    </w:p>
+    <w:p>
+      <w:pPr>
+        <w:pStyle w:val="Default"/>
+        <w:ind w:firstLine="720"/>
+        <w:rPr>
+          <w:color w:val="221F1F"/>
+          <w:sz w:val="23"/>
+          <w:szCs w:val="23"/>
+        </w:rPr>
+      </w:pPr>
+      <w:r>
+        <w:rPr>
+          <w:color w:val="221F1F"/>
+          <w:sz w:val="23"/>
+          <w:szCs w:val="23"/>
+        </w:rPr>
+        <w:t>BEGIN</w:t>
+      </w:r>
+    </w:p>
+    <w:p>
+      <w:pPr>
+        <w:pStyle w:val="Default"/>
+        <w:ind w:firstLine="720"/>
+        <w:rPr>
+          <w:color w:val="221F1F"/>
+          <w:sz w:val="23"/>
+          <w:szCs w:val="23"/>
+        </w:rPr>
+      </w:pPr>
+      <w:r>
+        <w:rPr>
+          <w:color w:val="221F1F"/>
+          <w:sz w:val="23"/>
+          <w:szCs w:val="23"/>
+        </w:rPr>
+        <w:tab/>
+        <w:t>proc1;</w:t>
+      </w:r>
+    </w:p>
+    <w:p>
+      <w:pPr>
+        <w:pStyle w:val="Default"/>
+        <w:ind w:firstLine="720"/>
+        <w:rPr>
+          <w:color w:val="221F1F"/>
+          <w:sz w:val="23"/>
+          <w:szCs w:val="23"/>
+        </w:rPr>
+      </w:pPr>
+      <w:r>
+        <w:rPr>
+          <w:color w:val="221F1F"/>
+          <w:sz w:val="23"/>
+          <w:szCs w:val="23"/>
+        </w:rPr>
+        <w:t>END;</w:t>
+      </w:r>
+    </w:p>
+    <w:p>
+      <w:pPr>
+        <w:pStyle w:val="Default"/>
+        <w:ind w:firstLine="720"/>
+        <w:rPr>
+          <w:color w:val="221F1F"/>
+          <w:sz w:val="23"/>
+          <w:szCs w:val="23"/>
+        </w:rPr>
+      </w:pPr>
+    </w:p>
+    <w:p>
+      <w:pPr>
+        <w:spacing w:after="0" w:line="240" w:lineRule="auto"/>
+        <w:rPr>
+          <w:rFonts w:ascii="Consolas" w:eastAsia="Times New Roman" w:hAnsi="Consolas" w:cs="Times New Roman"/>
+          <w:sz w:val="24"/>
+          <w:szCs w:val="24"/>
+          <w:lang w:eastAsia="en-IN"/>
+        </w:rPr>
+      </w:pPr>
+      <w:r>
+        <w:rPr>
+          <w:rFonts w:ascii="Consolas" w:eastAsia="Times New Roman" w:hAnsi="Consolas" w:cs="Times New Roman"/>
+          <w:sz w:val="24"/>
+          <w:szCs w:val="24"/>
+          <w:lang w:eastAsia="en-IN"/>
+        </w:rPr>
+        <w:br/>
+        <w:t>Statement processed.</w:t>
+      </w:r>
+      <w:r>
+        <w:rPr>
+          <w:rFonts w:ascii="Consolas" w:eastAsia="Times New Roman" w:hAnsi="Consolas" w:cs="Times New Roman"/>
+          <w:sz w:val="24"/>
+          <w:szCs w:val="24"/>
+          <w:lang w:eastAsia="en-IN"/>
+        </w:rPr>
+        <w:br w:type="textWrapping" w:clear="all"/>
+        <w:t>100 Steven</w:t>
+      </w:r>
+      <w:r>
+        <w:rPr>
+          <w:rFonts w:ascii="Consolas" w:eastAsia="Times New Roman" w:hAnsi="Consolas" w:cs="Times New Roman"/>
+          <w:sz w:val="24"/>
+          <w:szCs w:val="24"/>
+          <w:lang w:eastAsia="en-IN"/>
+        </w:rPr>
+        <w:br w:type="textWrapping" w:clear="all"/>
+        <w:t xml:space="preserve">101 </w:t>
+      </w:r>
+      <w:proofErr w:type="spellStart"/>
+      <w:r>
+        <w:rPr>
+          <w:rFonts w:ascii="Consolas" w:eastAsia="Times New Roman" w:hAnsi="Consolas" w:cs="Times New Roman"/>
+          <w:sz w:val="24"/>
+          <w:szCs w:val="24"/>
+          <w:lang w:eastAsia="en-IN"/>
+        </w:rPr>
+        <w:t>Neena</w:t>
+      </w:r>
+      <w:proofErr w:type="spellEnd"/>
+      <w:r>
+        <w:rPr>
+          <w:rFonts w:ascii="Consolas" w:eastAsia="Times New Roman" w:hAnsi="Consolas" w:cs="Times New Roman"/>
+          <w:sz w:val="24"/>
+          <w:szCs w:val="24"/>
+          <w:lang w:eastAsia="en-IN"/>
+        </w:rPr>
+        <w:br w:type="textWrapping" w:clear="all"/>
+        <w:t>102 Lex</w:t>
+      </w:r>
+      <w:r>
+        <w:rPr>
+          <w:rFonts w:ascii="Consolas" w:eastAsia="Times New Roman" w:hAnsi="Consolas" w:cs="Times New Roman"/>
+          <w:sz w:val="24"/>
+          <w:szCs w:val="24"/>
+          <w:lang w:eastAsia="en-IN"/>
+        </w:rPr>
+        <w:br w:type="textWrapping" w:clear="all"/>
+        <w:t>103 Alexander</w:t>
+      </w:r>
+      <w:r>
+        <w:rPr>
+          <w:rFonts w:ascii="Consolas" w:eastAsia="Times New Roman" w:hAnsi="Consolas" w:cs="Times New Roman"/>
+          <w:sz w:val="24"/>
+          <w:szCs w:val="24"/>
+          <w:lang w:eastAsia="en-IN"/>
+        </w:rPr>
+        <w:br w:type="textWrapping" w:clear="all"/>
+        <w:t>104 Bruce</w:t>
+      </w:r>
+      <w:r>
+        <w:rPr>
+          <w:rFonts w:ascii="Consolas" w:eastAsia="Times New Roman" w:hAnsi="Consolas" w:cs="Times New Roman"/>
+          <w:sz w:val="24"/>
+          <w:szCs w:val="24"/>
+          <w:lang w:eastAsia="en-IN"/>
+        </w:rPr>
+        <w:br w:type="textWrapping" w:clear="all"/>
+        <w:t>105 David</w:t>
+      </w:r>
+      <w:r>
+        <w:rPr>
+          <w:rFonts w:ascii="Consolas" w:eastAsia="Times New Roman" w:hAnsi="Consolas" w:cs="Times New Roman"/>
+          <w:sz w:val="24"/>
+          <w:szCs w:val="24"/>
+          <w:lang w:eastAsia="en-IN"/>
+        </w:rPr>
+        <w:br w:type="textWrapping" w:clear="all"/>
+        <w:t>106 Valli</w:t>
+      </w:r>
+      <w:r>
+        <w:rPr>
+          <w:rFonts w:ascii="Consolas" w:eastAsia="Times New Roman" w:hAnsi="Consolas" w:cs="Times New Roman"/>
+          <w:sz w:val="24"/>
+          <w:szCs w:val="24"/>
+          <w:lang w:eastAsia="en-IN"/>
+        </w:rPr>
+        <w:br w:type="textWrapping" w:clear="all"/>
+        <w:t>107 Diana</w:t>
+      </w:r>
+      <w:r>
+        <w:rPr>
+          <w:rFonts w:ascii="Consolas" w:eastAsia="Times New Roman" w:hAnsi="Consolas" w:cs="Times New Roman"/>
+          <w:sz w:val="24"/>
+          <w:szCs w:val="24"/>
+          <w:lang w:eastAsia="en-IN"/>
+        </w:rPr>
+        <w:br w:type="textWrapping" w:clear="all"/>
+        <w:t>108 Nancy</w:t>
+      </w:r>
+      <w:r>
+        <w:rPr>
+          <w:rFonts w:ascii="Consolas" w:eastAsia="Times New Roman" w:hAnsi="Consolas" w:cs="Times New Roman"/>
+          <w:sz w:val="24"/>
+          <w:szCs w:val="24"/>
+          <w:lang w:eastAsia="en-IN"/>
+        </w:rPr>
+        <w:br w:type="textWrapping" w:clear="all"/>
+        <w:t>109 Daniel</w:t>
+      </w:r>
+      <w:r>
+        <w:rPr>
+          <w:rFonts w:ascii="Consolas" w:eastAsia="Times New Roman" w:hAnsi="Consolas" w:cs="Times New Roman"/>
+          <w:sz w:val="24"/>
+          <w:szCs w:val="24"/>
+          <w:lang w:eastAsia="en-IN"/>
+        </w:rPr>
+        <w:br w:type="textWrapping" w:clear="all"/>
+        <w:t>110 John</w:t>
+      </w:r>
+      <w:r>
+        <w:rPr>
+          <w:rFonts w:ascii="Consolas" w:eastAsia="Times New Roman" w:hAnsi="Consolas" w:cs="Times New Roman"/>
+          <w:sz w:val="24"/>
+          <w:szCs w:val="24"/>
+          <w:lang w:eastAsia="en-IN"/>
+        </w:rPr>
+        <w:br w:type="textWrapping" w:clear="all"/>
+      </w:r>
+    </w:p>
+    <w:p>
+      <w:pPr>
+        <w:pStyle w:val="Default"/>
+        <w:ind w:firstLine="720"/>
+        <w:rPr>
+          <w:color w:val="221F1F"/>
+          <w:sz w:val="23"/>
+          <w:szCs w:val="23"/>
+        </w:rPr>
+      </w:pPr>
+    </w:p>
+    <w:p>
+      <w:pPr>
+        <w:pStyle w:val="Default"/>
+        <w:ind w:firstLine="720"/>
+        <w:rPr>
+          <w:color w:val="221F1F"/>
+          <w:sz w:val="23"/>
+          <w:szCs w:val="23"/>
+        </w:rPr>
+      </w:pPr>
+    </w:p>
+    <w:p>
+      <w:pPr>
+        <w:pStyle w:val="Default"/>
+        <w:ind w:firstLine="720"/>
+        <w:rPr>
+          <w:color w:val="221F1F"/>
+          <w:sz w:val="23"/>
+          <w:szCs w:val="23"/>
+        </w:rPr>
+      </w:pPr>
+      <w:r>
+        <w:rPr>
+          <w:color w:val="221F1F"/>
+          <w:sz w:val="23"/>
+          <w:szCs w:val="23"/>
+        </w:rPr>
+        <w:t>PROCEDURES, can have parameters.</w:t>
+      </w:r>
+    </w:p>
+    <w:p>
+      <w:pPr>
+        <w:pStyle w:val="Default"/>
+        <w:ind w:firstLine="720"/>
+        <w:rPr>
+          <w:color w:val="221F1F"/>
+          <w:sz w:val="23"/>
+          <w:szCs w:val="23"/>
+        </w:rPr>
+      </w:pPr>
+    </w:p>
+    <w:p>
+      <w:pPr>
+        <w:pStyle w:val="Default"/>
+        <w:ind w:firstLine="720"/>
+        <w:rPr>
+          <w:color w:val="221F1F"/>
+          <w:sz w:val="23"/>
+          <w:szCs w:val="23"/>
+        </w:rPr>
+      </w:pPr>
+      <w:r>
+        <w:rPr>
+          <w:color w:val="221F1F"/>
+          <w:sz w:val="23"/>
+          <w:szCs w:val="23"/>
+        </w:rPr>
+        <w:t>CREATE OR REPLACE procedure PROC1(M</w:t>
+      </w:r>
+      <w:r>
+        <w:rPr>
+          <w:color w:val="221F1F"/>
+          <w:sz w:val="23"/>
+          <w:szCs w:val="23"/>
+        </w:rPr>
+        <w:t xml:space="preserve"> </w:t>
+      </w:r>
+      <w:r>
+        <w:rPr>
+          <w:color w:val="221F1F"/>
+          <w:sz w:val="23"/>
+          <w:szCs w:val="23"/>
+        </w:rPr>
+        <w:t>INT, N INT)</w:t>
+      </w:r>
+    </w:p>
+    <w:p>
+      <w:pPr>
+        <w:pStyle w:val="Default"/>
+        <w:ind w:firstLine="720"/>
+        <w:rPr>
+          <w:color w:val="221F1F"/>
+          <w:sz w:val="23"/>
+          <w:szCs w:val="23"/>
+        </w:rPr>
+      </w:pPr>
+      <w:r>
+        <w:rPr>
+          <w:color w:val="221F1F"/>
+          <w:sz w:val="23"/>
+          <w:szCs w:val="23"/>
+        </w:rPr>
+        <w:t>AS</w:t>
+      </w:r>
+    </w:p>
+    <w:p>
+      <w:pPr>
+        <w:pStyle w:val="Default"/>
+        <w:ind w:firstLine="720"/>
+        <w:rPr>
+          <w:color w:val="221F1F"/>
+          <w:sz w:val="23"/>
+          <w:szCs w:val="23"/>
+        </w:rPr>
+      </w:pPr>
+      <w:r>
+        <w:rPr>
+          <w:color w:val="221F1F"/>
+          <w:sz w:val="23"/>
+          <w:szCs w:val="23"/>
+        </w:rPr>
+        <w:t xml:space="preserve">    X </w:t>
+      </w:r>
+      <w:proofErr w:type="gramStart"/>
+      <w:r>
+        <w:rPr>
+          <w:color w:val="221F1F"/>
+          <w:sz w:val="23"/>
+          <w:szCs w:val="23"/>
+        </w:rPr>
+        <w:t>HR.EMPLOYEES</w:t>
+      </w:r>
+      <w:proofErr w:type="gramEnd"/>
+      <w:r>
+        <w:rPr>
+          <w:color w:val="221F1F"/>
+          <w:sz w:val="23"/>
+          <w:szCs w:val="23"/>
+        </w:rPr>
+        <w:t>%ROWTYPE;</w:t>
+      </w:r>
+    </w:p>
+    <w:p>
+      <w:pPr>
+        <w:pStyle w:val="Default"/>
+        <w:ind w:firstLine="720"/>
+        <w:rPr>
+          <w:color w:val="221F1F"/>
+          <w:sz w:val="23"/>
+          <w:szCs w:val="23"/>
+        </w:rPr>
+      </w:pPr>
+      <w:r>
+        <w:rPr>
+          <w:color w:val="221F1F"/>
+          <w:sz w:val="23"/>
+          <w:szCs w:val="23"/>
+        </w:rPr>
+        <w:lastRenderedPageBreak/>
+        <w:t>BEGIN</w:t>
+      </w:r>
+    </w:p>
+    <w:p>
+      <w:pPr>
+        <w:pStyle w:val="Default"/>
+        <w:ind w:firstLine="720"/>
+        <w:rPr>
+          <w:color w:val="221F1F"/>
+          <w:sz w:val="23"/>
+          <w:szCs w:val="23"/>
+        </w:rPr>
+      </w:pPr>
+      <w:r>
+        <w:rPr>
+          <w:color w:val="221F1F"/>
+          <w:sz w:val="23"/>
+          <w:szCs w:val="23"/>
+        </w:rPr>
+        <w:t xml:space="preserve">    FOR I IN M</w:t>
+      </w:r>
+      <w:proofErr w:type="gramStart"/>
+      <w:r>
+        <w:rPr>
+          <w:color w:val="221F1F"/>
+          <w:sz w:val="23"/>
+          <w:szCs w:val="23"/>
+        </w:rPr>
+        <w:t xml:space="preserve"> ..</w:t>
+      </w:r>
+      <w:proofErr w:type="gramEnd"/>
+      <w:r>
+        <w:rPr>
+          <w:color w:val="221F1F"/>
+          <w:sz w:val="23"/>
+          <w:szCs w:val="23"/>
+        </w:rPr>
+        <w:t xml:space="preserve"> N</w:t>
+      </w:r>
+    </w:p>
+    <w:p>
+      <w:pPr>
+        <w:pStyle w:val="Default"/>
+        <w:ind w:firstLine="720"/>
+        <w:rPr>
+          <w:color w:val="221F1F"/>
+          <w:sz w:val="23"/>
+          <w:szCs w:val="23"/>
+        </w:rPr>
+      </w:pPr>
+      <w:r>
+        <w:rPr>
+          <w:color w:val="221F1F"/>
+          <w:sz w:val="23"/>
+          <w:szCs w:val="23"/>
+        </w:rPr>
+        <w:tab/>
+        <w:t>LOOP</w:t>
+      </w:r>
+    </w:p>
+    <w:p>
+      <w:pPr>
+        <w:pStyle w:val="Default"/>
+        <w:ind w:firstLine="720"/>
+        <w:rPr>
+          <w:color w:val="221F1F"/>
+          <w:sz w:val="23"/>
+          <w:szCs w:val="23"/>
+        </w:rPr>
+      </w:pPr>
+      <w:r>
+        <w:rPr>
+          <w:color w:val="221F1F"/>
+          <w:sz w:val="23"/>
+          <w:szCs w:val="23"/>
+        </w:rPr>
+        <w:t xml:space="preserve">    </w:t>
+      </w:r>
+      <w:r>
+        <w:rPr>
+          <w:color w:val="221F1F"/>
+          <w:sz w:val="23"/>
+          <w:szCs w:val="23"/>
+        </w:rPr>
+        <w:tab/>
+        <w:t xml:space="preserve">SELECT * INTO X FROM </w:t>
+      </w:r>
+      <w:proofErr w:type="gramStart"/>
+      <w:r>
+        <w:rPr>
+          <w:color w:val="221F1F"/>
+          <w:sz w:val="23"/>
+          <w:szCs w:val="23"/>
+        </w:rPr>
+        <w:t>HR.EMPLOYEES</w:t>
+      </w:r>
+      <w:proofErr w:type="gramEnd"/>
+      <w:r>
+        <w:rPr>
+          <w:color w:val="221F1F"/>
+          <w:sz w:val="23"/>
+          <w:szCs w:val="23"/>
+        </w:rPr>
+        <w:t xml:space="preserve"> </w:t>
+      </w:r>
+    </w:p>
+    <w:p>
+      <w:pPr>
+        <w:pStyle w:val="Default"/>
+        <w:ind w:firstLine="720"/>
+        <w:rPr>
+          <w:color w:val="221F1F"/>
+          <w:sz w:val="23"/>
+          <w:szCs w:val="23"/>
+        </w:rPr>
+      </w:pPr>
+      <w:r>
+        <w:rPr>
+          <w:color w:val="221F1F"/>
+          <w:sz w:val="23"/>
+          <w:szCs w:val="23"/>
+        </w:rPr>
+        <w:t xml:space="preserve">    </w:t>
+      </w:r>
+      <w:r>
+        <w:rPr>
+          <w:color w:val="221F1F"/>
+          <w:sz w:val="23"/>
+          <w:szCs w:val="23"/>
+        </w:rPr>
+        <w:tab/>
+      </w:r>
+      <w:r>
+        <w:rPr>
+          <w:color w:val="221F1F"/>
+          <w:sz w:val="23"/>
+          <w:szCs w:val="23"/>
+        </w:rPr>
+        <w:tab/>
+        <w:t>WHERE EMPLOYEE_ID=I;</w:t>
+      </w:r>
+    </w:p>
+    <w:p>
+      <w:pPr>
+        <w:pStyle w:val="Default"/>
+        <w:ind w:firstLine="720"/>
+        <w:rPr>
+          <w:color w:val="221F1F"/>
+          <w:sz w:val="23"/>
+          <w:szCs w:val="23"/>
+        </w:rPr>
+      </w:pPr>
+      <w:r>
+        <w:rPr>
+          <w:color w:val="221F1F"/>
+          <w:sz w:val="23"/>
+          <w:szCs w:val="23"/>
+        </w:rPr>
+        <w:t xml:space="preserve">    </w:t>
+      </w:r>
+      <w:r>
+        <w:rPr>
+          <w:color w:val="221F1F"/>
+          <w:sz w:val="23"/>
+          <w:szCs w:val="23"/>
+        </w:rPr>
+        <w:tab/>
+        <w:t>DBMS_OUTPUT.PUT_</w:t>
+      </w:r>
+      <w:proofErr w:type="gramStart"/>
+      <w:r>
+        <w:rPr>
+          <w:color w:val="221F1F"/>
+          <w:sz w:val="23"/>
+          <w:szCs w:val="23"/>
+        </w:rPr>
+        <w:t>LINE(</w:t>
+      </w:r>
+      <w:proofErr w:type="gramEnd"/>
+      <w:r>
+        <w:rPr>
+          <w:color w:val="221F1F"/>
+          <w:sz w:val="23"/>
+          <w:szCs w:val="23"/>
+        </w:rPr>
+        <w:t>X.EMPLOYEE_ID || ' ' || X.FIRST_NAME );</w:t>
+      </w:r>
+    </w:p>
+    <w:p>
+      <w:pPr>
+        <w:pStyle w:val="Default"/>
+        <w:ind w:firstLine="720"/>
+        <w:rPr>
+          <w:color w:val="221F1F"/>
+          <w:sz w:val="23"/>
+          <w:szCs w:val="23"/>
+        </w:rPr>
+      </w:pPr>
+      <w:r>
+        <w:rPr>
+          <w:color w:val="221F1F"/>
+          <w:sz w:val="23"/>
+          <w:szCs w:val="23"/>
+        </w:rPr>
+        <w:t xml:space="preserve">    END LOOP;</w:t>
+      </w:r>
+    </w:p>
+    <w:p>
+      <w:pPr>
+        <w:pStyle w:val="Default"/>
+        <w:ind w:firstLine="720"/>
+        <w:rPr>
+          <w:color w:val="221F1F"/>
+          <w:sz w:val="23"/>
+          <w:szCs w:val="23"/>
+        </w:rPr>
+      </w:pPr>
+      <w:r>
+        <w:rPr>
+          <w:color w:val="221F1F"/>
+          <w:sz w:val="23"/>
+          <w:szCs w:val="23"/>
+        </w:rPr>
+        <w:t>END;</w:t>
+      </w:r>
+    </w:p>
+    <w:p>
+      <w:pPr>
+        <w:pStyle w:val="Default"/>
+        <w:ind w:firstLine="720"/>
+        <w:rPr>
+          <w:color w:val="221F1F"/>
+          <w:sz w:val="23"/>
+          <w:szCs w:val="23"/>
+        </w:rPr>
+      </w:pPr>
+    </w:p>
+    <w:p>
+      <w:pPr>
+        <w:pStyle w:val="Default"/>
+        <w:ind w:firstLine="720"/>
+        <w:rPr>
+          <w:color w:val="221F1F"/>
+          <w:sz w:val="23"/>
+          <w:szCs w:val="23"/>
+        </w:rPr>
+      </w:pPr>
+    </w:p>
+    <w:p>
+      <w:pPr>
+        <w:pStyle w:val="Default"/>
+        <w:ind w:firstLine="720"/>
+        <w:rPr>
+          <w:color w:val="221F1F"/>
+          <w:sz w:val="23"/>
+          <w:szCs w:val="23"/>
+        </w:rPr>
+      </w:pPr>
+      <w:r>
+        <w:rPr>
+          <w:color w:val="221F1F"/>
+          <w:sz w:val="23"/>
+          <w:szCs w:val="23"/>
+        </w:rPr>
+        <w:t>To call this procedure:</w:t>
+      </w:r>
+    </w:p>
+    <w:p>
+      <w:pPr>
+        <w:pStyle w:val="Default"/>
+        <w:ind w:firstLine="720"/>
+        <w:rPr>
+          <w:color w:val="221F1F"/>
+          <w:sz w:val="23"/>
+          <w:szCs w:val="23"/>
+        </w:rPr>
+      </w:pPr>
+      <w:r>
+        <w:rPr>
+          <w:color w:val="221F1F"/>
+          <w:sz w:val="23"/>
+          <w:szCs w:val="23"/>
+        </w:rPr>
+        <w:t>DECLARE</w:t>
+      </w:r>
+    </w:p>
+    <w:p>
+      <w:pPr>
+        <w:pStyle w:val="Default"/>
+        <w:ind w:firstLine="720"/>
+        <w:rPr>
+          <w:color w:val="221F1F"/>
+          <w:sz w:val="23"/>
+          <w:szCs w:val="23"/>
+        </w:rPr>
+      </w:pPr>
+      <w:r>
+        <w:rPr>
+          <w:color w:val="221F1F"/>
+          <w:sz w:val="23"/>
+          <w:szCs w:val="23"/>
+        </w:rPr>
+        <w:t xml:space="preserve">    X INT;</w:t>
+      </w:r>
+    </w:p>
+    <w:p>
+      <w:pPr>
+        <w:pStyle w:val="Default"/>
+        <w:ind w:firstLine="720"/>
+        <w:rPr>
+          <w:color w:val="221F1F"/>
+          <w:sz w:val="23"/>
+          <w:szCs w:val="23"/>
+        </w:rPr>
+      </w:pPr>
+      <w:r>
+        <w:rPr>
+          <w:color w:val="221F1F"/>
+          <w:sz w:val="23"/>
+          <w:szCs w:val="23"/>
+        </w:rPr>
+        <w:tab/>
+        <w:t>Y INT;</w:t>
+      </w:r>
+    </w:p>
+    <w:p>
+      <w:pPr>
+        <w:pStyle w:val="Default"/>
+        <w:ind w:firstLine="720"/>
+        <w:rPr>
+          <w:color w:val="221F1F"/>
+          <w:sz w:val="23"/>
+          <w:szCs w:val="23"/>
+        </w:rPr>
+      </w:pPr>
+      <w:r>
+        <w:rPr>
+          <w:color w:val="221F1F"/>
+          <w:sz w:val="23"/>
+          <w:szCs w:val="23"/>
+        </w:rPr>
+        <w:t>BEGIN</w:t>
+      </w:r>
+    </w:p>
+    <w:p>
+      <w:pPr>
+        <w:pStyle w:val="Default"/>
+        <w:ind w:firstLine="720"/>
+        <w:rPr>
+          <w:color w:val="221F1F"/>
+          <w:sz w:val="23"/>
+          <w:szCs w:val="23"/>
+        </w:rPr>
+      </w:pPr>
+      <w:r>
+        <w:rPr>
+          <w:color w:val="221F1F"/>
+          <w:sz w:val="23"/>
+          <w:szCs w:val="23"/>
+        </w:rPr>
+        <w:t xml:space="preserve">    </w:t>
+      </w:r>
+      <w:proofErr w:type="gramStart"/>
+      <w:r>
+        <w:rPr>
+          <w:color w:val="221F1F"/>
+          <w:sz w:val="23"/>
+          <w:szCs w:val="23"/>
+        </w:rPr>
+        <w:t>X:=</w:t>
+      </w:r>
+      <w:proofErr w:type="gramEnd"/>
+      <w:r>
+        <w:rPr>
+          <w:color w:val="221F1F"/>
+          <w:sz w:val="23"/>
+          <w:szCs w:val="23"/>
+        </w:rPr>
+        <w:t>100;</w:t>
+      </w:r>
+    </w:p>
+    <w:p>
+      <w:pPr>
+        <w:pStyle w:val="Default"/>
+        <w:ind w:firstLine="720"/>
+        <w:rPr>
+          <w:color w:val="221F1F"/>
+          <w:sz w:val="23"/>
+          <w:szCs w:val="23"/>
+        </w:rPr>
+      </w:pPr>
+      <w:r>
+        <w:rPr>
+          <w:color w:val="221F1F"/>
+          <w:sz w:val="23"/>
+          <w:szCs w:val="23"/>
+        </w:rPr>
+        <w:tab/>
+      </w:r>
+      <w:proofErr w:type="gramStart"/>
+      <w:r>
+        <w:rPr>
+          <w:color w:val="221F1F"/>
+          <w:sz w:val="23"/>
+          <w:szCs w:val="23"/>
+        </w:rPr>
+        <w:t>Y:=</w:t>
+      </w:r>
+      <w:proofErr w:type="gramEnd"/>
+      <w:r>
+        <w:rPr>
+          <w:color w:val="221F1F"/>
+          <w:sz w:val="23"/>
+          <w:szCs w:val="23"/>
+        </w:rPr>
+        <w:t>106;</w:t>
+      </w:r>
+    </w:p>
+    <w:p>
+      <w:pPr>
+        <w:pStyle w:val="Default"/>
+        <w:ind w:firstLine="720"/>
+        <w:rPr>
+          <w:color w:val="221F1F"/>
+          <w:sz w:val="23"/>
+          <w:szCs w:val="23"/>
+        </w:rPr>
+      </w:pPr>
+      <w:r>
+        <w:rPr>
+          <w:color w:val="221F1F"/>
+          <w:sz w:val="23"/>
+          <w:szCs w:val="23"/>
+        </w:rPr>
+        <w:tab/>
+        <w:t>PROC1(</w:t>
+      </w:r>
+      <w:proofErr w:type="gramStart"/>
+      <w:r>
+        <w:rPr>
+          <w:color w:val="221F1F"/>
+          <w:sz w:val="23"/>
+          <w:szCs w:val="23"/>
+        </w:rPr>
+        <w:t>X,Y</w:t>
+      </w:r>
+      <w:proofErr w:type="gramEnd"/>
+      <w:r>
+        <w:rPr>
+          <w:color w:val="221F1F"/>
+          <w:sz w:val="23"/>
+          <w:szCs w:val="23"/>
+        </w:rPr>
+        <w:t>);</w:t>
+      </w:r>
+    </w:p>
+    <w:p>
+      <w:pPr>
+        <w:pStyle w:val="Default"/>
+        <w:ind w:firstLine="720"/>
+        <w:rPr>
+          <w:color w:val="221F1F"/>
+          <w:sz w:val="23"/>
+          <w:szCs w:val="23"/>
+        </w:rPr>
+      </w:pPr>
+      <w:r>
+        <w:rPr>
+          <w:color w:val="221F1F"/>
+          <w:sz w:val="23"/>
+          <w:szCs w:val="23"/>
+        </w:rPr>
+        <w:t>END;</w:t>
+      </w:r>
+    </w:p>
+    <w:p>
+      <w:pPr>
+        <w:pStyle w:val="Default"/>
+        <w:ind w:firstLine="720"/>
+        <w:rPr>
+          <w:color w:val="221F1F"/>
+          <w:sz w:val="23"/>
+          <w:szCs w:val="23"/>
+        </w:rPr>
+      </w:pPr>
+    </w:p>
+    <w:p>
+      <w:pPr>
+        <w:pStyle w:val="Default"/>
+        <w:ind w:firstLine="720"/>
+        <w:rPr>
+          <w:color w:val="221F1F"/>
+          <w:sz w:val="23"/>
+          <w:szCs w:val="23"/>
+        </w:rPr>
+      </w:pPr>
+    </w:p>
+    <w:p>
+      <w:pPr>
+        <w:pStyle w:val="Default"/>
+        <w:ind w:firstLine="720"/>
+        <w:rPr>
+          <w:color w:val="221F1F"/>
+          <w:sz w:val="23"/>
+          <w:szCs w:val="23"/>
+        </w:rPr>
+      </w:pPr>
+    </w:p>
+    <w:p>
+      <w:pPr>
+        <w:pStyle w:val="Default"/>
+        <w:ind w:firstLine="720"/>
+        <w:rPr>
+          <w:color w:val="221F1F"/>
+          <w:sz w:val="23"/>
+          <w:szCs w:val="23"/>
+        </w:rPr>
+      </w:pPr>
+      <w:r>
+        <w:rPr>
+          <w:color w:val="221F1F"/>
+          <w:sz w:val="23"/>
+          <w:szCs w:val="23"/>
+        </w:rPr>
+        <w:t>Procedures can have</w:t>
+      </w:r>
+    </w:p>
+    <w:p>
+      <w:pPr>
+        <w:pStyle w:val="Default"/>
+        <w:ind w:firstLine="720"/>
+        <w:rPr>
+          <w:color w:val="221F1F"/>
+          <w:sz w:val="23"/>
+          <w:szCs w:val="23"/>
+        </w:rPr>
+      </w:pPr>
+      <w:r>
+        <w:rPr>
+          <w:color w:val="221F1F"/>
+          <w:sz w:val="23"/>
+          <w:szCs w:val="23"/>
+        </w:rPr>
+        <w:tab/>
+        <w:t>IN</w:t>
+      </w:r>
+    </w:p>
+    <w:p>
+      <w:pPr>
+        <w:pStyle w:val="Default"/>
+        <w:ind w:firstLine="720"/>
+        <w:rPr>
+          <w:color w:val="221F1F"/>
+          <w:sz w:val="23"/>
+          <w:szCs w:val="23"/>
+        </w:rPr>
+      </w:pPr>
+      <w:r>
+        <w:rPr>
+          <w:color w:val="221F1F"/>
+          <w:sz w:val="23"/>
+          <w:szCs w:val="23"/>
+        </w:rPr>
+        <w:tab/>
+        <w:t>OUT</w:t>
+      </w:r>
+    </w:p>
+    <w:p>
+      <w:pPr>
+        <w:pStyle w:val="Default"/>
+        <w:ind w:firstLine="720"/>
+        <w:rPr>
+          <w:color w:val="221F1F"/>
+          <w:sz w:val="23"/>
+          <w:szCs w:val="23"/>
+        </w:rPr>
+      </w:pPr>
+      <w:r>
+        <w:rPr>
+          <w:color w:val="221F1F"/>
+          <w:sz w:val="23"/>
+          <w:szCs w:val="23"/>
+        </w:rPr>
+        <w:tab/>
+        <w:t>IN OUT</w:t>
+      </w:r>
+    </w:p>
+    <w:p>
+      <w:pPr>
+        <w:pStyle w:val="Default"/>
+        <w:ind w:firstLine="720"/>
+        <w:rPr>
+          <w:color w:val="221F1F"/>
+          <w:sz w:val="23"/>
+          <w:szCs w:val="23"/>
+        </w:rPr>
+      </w:pPr>
+      <w:r>
+        <w:rPr>
+          <w:color w:val="221F1F"/>
+          <w:sz w:val="23"/>
+          <w:szCs w:val="23"/>
+        </w:rPr>
+        <w:t>Parameters.</w:t>
+      </w:r>
+    </w:p>
+    <w:p>
+      <w:pPr>
+        <w:pStyle w:val="Default"/>
+        <w:ind w:firstLine="720"/>
+        <w:rPr>
+          <w:color w:val="221F1F"/>
+          <w:sz w:val="23"/>
+          <w:szCs w:val="23"/>
+        </w:rPr>
+      </w:pPr>
+    </w:p>
+    <w:p>
+      <w:pPr>
+        <w:pStyle w:val="Default"/>
+        <w:ind w:firstLine="720"/>
+        <w:rPr>
+          <w:color w:val="221F1F"/>
+          <w:sz w:val="23"/>
+          <w:szCs w:val="23"/>
+        </w:rPr>
+      </w:pPr>
+    </w:p>
+    <w:p>
+      <w:pPr>
+        <w:pStyle w:val="Default"/>
+        <w:ind w:firstLine="720"/>
+        <w:rPr>
+          <w:color w:val="221F1F"/>
+          <w:sz w:val="23"/>
+          <w:szCs w:val="23"/>
+        </w:rPr>
+      </w:pPr>
+      <w:proofErr w:type="spellStart"/>
+      <w:r>
+        <w:rPr>
+          <w:color w:val="221F1F"/>
+          <w:sz w:val="23"/>
+          <w:szCs w:val="23"/>
+        </w:rPr>
+        <w:t>Collections.sort</w:t>
+      </w:r>
+      <w:proofErr w:type="spellEnd"/>
+      <w:r>
+        <w:rPr>
+          <w:color w:val="221F1F"/>
+          <w:sz w:val="23"/>
+          <w:szCs w:val="23"/>
+        </w:rPr>
+        <w:t>(</w:t>
+      </w:r>
+      <w:proofErr w:type="spellStart"/>
+      <w:r>
+        <w:rPr>
+          <w:color w:val="221F1F"/>
+          <w:sz w:val="23"/>
+          <w:szCs w:val="23"/>
+        </w:rPr>
+        <w:t>arr</w:t>
+      </w:r>
+      <w:proofErr w:type="spellEnd"/>
+      <w:r>
+        <w:rPr>
+          <w:color w:val="221F1F"/>
+          <w:sz w:val="23"/>
+          <w:szCs w:val="23"/>
+        </w:rPr>
+        <w:t>);</w:t>
+      </w:r>
+    </w:p>
+    <w:p>
+      <w:pPr>
+        <w:pStyle w:val="Default"/>
+        <w:ind w:firstLine="720"/>
+        <w:rPr>
+          <w:color w:val="221F1F"/>
+          <w:sz w:val="23"/>
+          <w:szCs w:val="23"/>
+        </w:rPr>
+      </w:pPr>
+      <w:proofErr w:type="spellStart"/>
+      <w:r>
+        <w:rPr>
+          <w:color w:val="221F1F"/>
+          <w:sz w:val="23"/>
+          <w:szCs w:val="23"/>
+        </w:rPr>
+        <w:t>Sqr</w:t>
+      </w:r>
+      <w:proofErr w:type="spellEnd"/>
+      <w:r>
+        <w:rPr>
+          <w:color w:val="221F1F"/>
+          <w:sz w:val="23"/>
+          <w:szCs w:val="23"/>
+        </w:rPr>
+        <w:t>(</w:t>
+      </w:r>
+      <w:proofErr w:type="gramStart"/>
+      <w:r>
+        <w:rPr>
+          <w:color w:val="221F1F"/>
+          <w:sz w:val="23"/>
+          <w:szCs w:val="23"/>
+        </w:rPr>
+        <w:t>2,x</w:t>
+      </w:r>
+      <w:proofErr w:type="gramEnd"/>
+      <w:r>
+        <w:rPr>
+          <w:color w:val="221F1F"/>
+          <w:sz w:val="23"/>
+          <w:szCs w:val="23"/>
+        </w:rPr>
+        <w:t>);</w:t>
+      </w:r>
+      <w:r>
+        <w:rPr>
+          <w:color w:val="221F1F"/>
+          <w:sz w:val="23"/>
+          <w:szCs w:val="23"/>
+        </w:rPr>
+        <w:tab/>
+      </w:r>
+      <w:r>
+        <w:rPr>
+          <w:color w:val="221F1F"/>
+          <w:sz w:val="23"/>
+          <w:szCs w:val="23"/>
+        </w:rPr>
+        <w:tab/>
+        <w:t>x=4</w:t>
+      </w:r>
+    </w:p>
+    <w:p>
+      <w:pPr>
+        <w:pStyle w:val="Default"/>
+        <w:ind w:firstLine="720"/>
+        <w:rPr>
+          <w:color w:val="221F1F"/>
+          <w:sz w:val="23"/>
+          <w:szCs w:val="23"/>
+        </w:rPr>
+      </w:pPr>
+      <w:r>
+        <w:rPr>
+          <w:color w:val="221F1F"/>
+          <w:sz w:val="23"/>
+          <w:szCs w:val="23"/>
+        </w:rPr>
+        <w:t>Cube(</w:t>
+      </w:r>
+      <w:proofErr w:type="gramStart"/>
+      <w:r>
+        <w:rPr>
+          <w:color w:val="221F1F"/>
+          <w:sz w:val="23"/>
+          <w:szCs w:val="23"/>
+        </w:rPr>
+        <w:t>2,x</w:t>
+      </w:r>
+      <w:proofErr w:type="gramEnd"/>
+      <w:r>
+        <w:rPr>
+          <w:color w:val="221F1F"/>
+          <w:sz w:val="23"/>
+          <w:szCs w:val="23"/>
+        </w:rPr>
+        <w:t>)</w:t>
+      </w:r>
+      <w:r>
+        <w:rPr>
+          <w:color w:val="221F1F"/>
+          <w:sz w:val="23"/>
+          <w:szCs w:val="23"/>
+        </w:rPr>
+        <w:tab/>
+      </w:r>
+      <w:r>
+        <w:rPr>
+          <w:color w:val="221F1F"/>
+          <w:sz w:val="23"/>
+          <w:szCs w:val="23"/>
+        </w:rPr>
+        <w:tab/>
+        <w:t>x=8</w:t>
+      </w:r>
+    </w:p>
+    <w:p>
+      <w:pPr>
+        <w:pStyle w:val="Default"/>
+        <w:ind w:firstLine="720"/>
+        <w:rPr>
+          <w:color w:val="221F1F"/>
+          <w:sz w:val="23"/>
+          <w:szCs w:val="23"/>
+        </w:rPr>
+      </w:pPr>
+      <w:r>
+        <w:rPr>
+          <w:color w:val="221F1F"/>
+          <w:sz w:val="23"/>
+          <w:szCs w:val="23"/>
+        </w:rPr>
+        <w:t>Sqrt(</w:t>
+      </w:r>
+      <w:proofErr w:type="gramStart"/>
+      <w:r>
+        <w:rPr>
+          <w:color w:val="221F1F"/>
+          <w:sz w:val="23"/>
+          <w:szCs w:val="23"/>
+        </w:rPr>
+        <w:t>4,x</w:t>
+      </w:r>
+      <w:proofErr w:type="gramEnd"/>
+      <w:r>
+        <w:rPr>
+          <w:color w:val="221F1F"/>
+          <w:sz w:val="23"/>
+          <w:szCs w:val="23"/>
+        </w:rPr>
+        <w:t>)</w:t>
+      </w:r>
+      <w:r>
+        <w:rPr>
+          <w:color w:val="221F1F"/>
+          <w:sz w:val="23"/>
+          <w:szCs w:val="23"/>
+        </w:rPr>
+        <w:tab/>
+      </w:r>
+      <w:r>
+        <w:rPr>
+          <w:color w:val="221F1F"/>
+          <w:sz w:val="23"/>
+          <w:szCs w:val="23"/>
+        </w:rPr>
+        <w:tab/>
+        <w:t>x=2</w:t>
+      </w:r>
+    </w:p>
+    <w:p>
+      <w:pPr>
+        <w:pStyle w:val="Default"/>
+        <w:ind w:firstLine="720"/>
+        <w:rPr>
+          <w:color w:val="221F1F"/>
+          <w:sz w:val="23"/>
+          <w:szCs w:val="23"/>
+        </w:rPr>
+      </w:pPr>
+    </w:p>
+    <w:p>
+      <w:pPr>
+        <w:pStyle w:val="Default"/>
+        <w:ind w:firstLine="720"/>
+        <w:rPr>
+          <w:color w:val="221F1F"/>
+          <w:sz w:val="23"/>
+          <w:szCs w:val="23"/>
+        </w:rPr>
+      </w:pPr>
+    </w:p>
+    <w:p>
+      <w:pPr>
+        <w:pStyle w:val="Default"/>
+        <w:ind w:firstLine="720"/>
+        <w:rPr>
+          <w:color w:val="221F1F"/>
+          <w:sz w:val="23"/>
+          <w:szCs w:val="23"/>
+        </w:rPr>
+      </w:pPr>
+      <w:r>
+        <w:rPr>
+          <w:color w:val="221F1F"/>
+          <w:sz w:val="23"/>
+          <w:szCs w:val="23"/>
+        </w:rPr>
+        <w:t>Here, in above examples, x is OUT parameter, because the procedure fills output in that parameter.</w:t>
+      </w:r>
+    </w:p>
+    <w:p>
+      <w:pPr>
+        <w:pStyle w:val="Default"/>
+        <w:ind w:firstLine="720"/>
+        <w:rPr>
+          <w:color w:val="221F1F"/>
+          <w:sz w:val="23"/>
+          <w:szCs w:val="23"/>
+        </w:rPr>
+      </w:pPr>
+    </w:p>
+    <w:p>
+      <w:pPr>
+        <w:pStyle w:val="Default"/>
+        <w:ind w:firstLine="720"/>
+        <w:rPr>
+          <w:color w:val="221F1F"/>
+          <w:sz w:val="23"/>
+          <w:szCs w:val="23"/>
+        </w:rPr>
+      </w:pPr>
+    </w:p>
+    <w:p>
+      <w:pPr>
+        <w:pStyle w:val="Default"/>
+        <w:ind w:firstLine="720"/>
+        <w:rPr>
+          <w:color w:val="221F1F"/>
+          <w:sz w:val="23"/>
+          <w:szCs w:val="23"/>
+        </w:rPr>
+      </w:pPr>
+      <w:r>
+        <w:rPr>
+          <w:color w:val="221F1F"/>
+          <w:sz w:val="23"/>
+          <w:szCs w:val="23"/>
+        </w:rPr>
+        <w:t xml:space="preserve">CREATE OR REPLACE PROCEDURE </w:t>
+      </w:r>
+      <w:proofErr w:type="gramStart"/>
+      <w:r>
+        <w:rPr>
+          <w:color w:val="221F1F"/>
+          <w:sz w:val="23"/>
+          <w:szCs w:val="23"/>
+        </w:rPr>
+        <w:t>PRCAJAY(</w:t>
+      </w:r>
+      <w:proofErr w:type="gramEnd"/>
+      <w:r>
+        <w:rPr>
+          <w:color w:val="221F1F"/>
+          <w:sz w:val="23"/>
+          <w:szCs w:val="23"/>
+        </w:rPr>
+        <w:t>X INT, Y OUT INT)</w:t>
+      </w:r>
+    </w:p>
+    <w:p>
+      <w:pPr>
+        <w:pStyle w:val="Default"/>
+        <w:ind w:firstLine="720"/>
+        <w:rPr>
+          <w:color w:val="221F1F"/>
+          <w:sz w:val="23"/>
+          <w:szCs w:val="23"/>
+        </w:rPr>
+      </w:pPr>
+      <w:r>
+        <w:rPr>
+          <w:color w:val="221F1F"/>
+          <w:sz w:val="23"/>
+          <w:szCs w:val="23"/>
+        </w:rPr>
+        <w:t>AS</w:t>
+      </w:r>
+    </w:p>
+    <w:p>
+      <w:pPr>
+        <w:pStyle w:val="Default"/>
+        <w:ind w:firstLine="720"/>
+        <w:rPr>
+          <w:color w:val="221F1F"/>
+          <w:sz w:val="23"/>
+          <w:szCs w:val="23"/>
+        </w:rPr>
+      </w:pPr>
+      <w:r>
+        <w:rPr>
+          <w:color w:val="221F1F"/>
+          <w:sz w:val="23"/>
+          <w:szCs w:val="23"/>
+        </w:rPr>
+        <w:t>BEGIN</w:t>
+      </w:r>
+    </w:p>
+    <w:p>
+      <w:pPr>
+        <w:pStyle w:val="Default"/>
+        <w:ind w:firstLine="720"/>
+        <w:rPr>
+          <w:color w:val="221F1F"/>
+          <w:sz w:val="23"/>
+          <w:szCs w:val="23"/>
+        </w:rPr>
+      </w:pPr>
+      <w:r>
+        <w:rPr>
+          <w:color w:val="221F1F"/>
+          <w:sz w:val="23"/>
+          <w:szCs w:val="23"/>
+        </w:rPr>
+        <w:t xml:space="preserve">    </w:t>
+      </w:r>
+      <w:proofErr w:type="gramStart"/>
+      <w:r>
+        <w:rPr>
+          <w:color w:val="221F1F"/>
+          <w:sz w:val="23"/>
+          <w:szCs w:val="23"/>
+        </w:rPr>
+        <w:t>Y:=</w:t>
+      </w:r>
+      <w:proofErr w:type="gramEnd"/>
+      <w:r>
+        <w:rPr>
+          <w:color w:val="221F1F"/>
+          <w:sz w:val="23"/>
+          <w:szCs w:val="23"/>
+        </w:rPr>
+        <w:t>X*X;</w:t>
+      </w:r>
+    </w:p>
+    <w:p>
+      <w:pPr>
+        <w:pStyle w:val="Default"/>
+        <w:ind w:firstLine="720"/>
+        <w:rPr>
+          <w:color w:val="221F1F"/>
+          <w:sz w:val="23"/>
+          <w:szCs w:val="23"/>
+        </w:rPr>
+      </w:pPr>
+      <w:r>
+        <w:rPr>
+          <w:color w:val="221F1F"/>
+          <w:sz w:val="23"/>
+          <w:szCs w:val="23"/>
+        </w:rPr>
+        <w:t>END;</w:t>
+      </w:r>
+    </w:p>
+    <w:p>
+      <w:pPr>
+        <w:pStyle w:val="Default"/>
+        <w:ind w:firstLine="720"/>
+        <w:rPr>
+          <w:color w:val="221F1F"/>
+          <w:sz w:val="23"/>
+          <w:szCs w:val="23"/>
+        </w:rPr>
+      </w:pPr>
+    </w:p>
+    <w:p>
+      <w:pPr>
+        <w:pStyle w:val="Default"/>
+        <w:ind w:firstLine="720"/>
+        <w:rPr>
+          <w:color w:val="221F1F"/>
+          <w:sz w:val="23"/>
+          <w:szCs w:val="23"/>
+        </w:rPr>
+      </w:pPr>
+      <w:r>
+        <w:rPr>
+          <w:color w:val="221F1F"/>
+          <w:sz w:val="23"/>
+          <w:szCs w:val="23"/>
+        </w:rPr>
+        <w:t>We call this procedure using PLSQL program:</w:t>
+      </w:r>
+    </w:p>
+    <w:p>
+      <w:pPr>
+        <w:pStyle w:val="Default"/>
+        <w:ind w:firstLine="720"/>
+        <w:rPr>
+          <w:color w:val="221F1F"/>
+          <w:sz w:val="23"/>
+          <w:szCs w:val="23"/>
+        </w:rPr>
+      </w:pPr>
+      <w:r>
+        <w:rPr>
+          <w:color w:val="221F1F"/>
+          <w:sz w:val="23"/>
+          <w:szCs w:val="23"/>
+        </w:rPr>
+        <w:t>DECLARE</w:t>
+      </w:r>
+    </w:p>
+    <w:p>
+      <w:pPr>
+        <w:pStyle w:val="Default"/>
+        <w:ind w:firstLine="720"/>
+        <w:rPr>
+          <w:color w:val="221F1F"/>
+          <w:sz w:val="23"/>
+          <w:szCs w:val="23"/>
+        </w:rPr>
+      </w:pPr>
+      <w:r>
+        <w:rPr>
+          <w:color w:val="221F1F"/>
+          <w:sz w:val="23"/>
+          <w:szCs w:val="23"/>
+        </w:rPr>
+        <w:t xml:space="preserve">    X </w:t>
+      </w:r>
+      <w:proofErr w:type="gramStart"/>
+      <w:r>
+        <w:rPr>
+          <w:color w:val="221F1F"/>
+          <w:sz w:val="23"/>
+          <w:szCs w:val="23"/>
+        </w:rPr>
+        <w:t>INT:=</w:t>
+      </w:r>
+      <w:proofErr w:type="gramEnd"/>
+      <w:r>
+        <w:rPr>
+          <w:color w:val="221F1F"/>
+          <w:sz w:val="23"/>
+          <w:szCs w:val="23"/>
+        </w:rPr>
+        <w:t>2;</w:t>
+      </w:r>
+    </w:p>
+    <w:p>
+      <w:pPr>
+        <w:pStyle w:val="Default"/>
+        <w:ind w:firstLine="720"/>
+        <w:rPr>
+          <w:color w:val="221F1F"/>
+          <w:sz w:val="23"/>
+          <w:szCs w:val="23"/>
+        </w:rPr>
+      </w:pPr>
+      <w:r>
+        <w:rPr>
+          <w:color w:val="221F1F"/>
+          <w:sz w:val="23"/>
+          <w:szCs w:val="23"/>
+        </w:rPr>
+        <w:tab/>
+        <w:t>Y INT;</w:t>
+      </w:r>
+    </w:p>
+    <w:p>
+      <w:pPr>
+        <w:pStyle w:val="Default"/>
+        <w:ind w:firstLine="720"/>
+        <w:rPr>
+          <w:color w:val="221F1F"/>
+          <w:sz w:val="23"/>
+          <w:szCs w:val="23"/>
+        </w:rPr>
+      </w:pPr>
+      <w:r>
+        <w:rPr>
+          <w:color w:val="221F1F"/>
+          <w:sz w:val="23"/>
+          <w:szCs w:val="23"/>
+        </w:rPr>
+        <w:t>BEGIN</w:t>
+      </w:r>
+    </w:p>
+    <w:p>
+      <w:pPr>
+        <w:pStyle w:val="Default"/>
+        <w:ind w:firstLine="720"/>
+        <w:rPr>
+          <w:color w:val="221F1F"/>
+          <w:sz w:val="23"/>
+          <w:szCs w:val="23"/>
+        </w:rPr>
+      </w:pPr>
+      <w:r>
+        <w:rPr>
+          <w:color w:val="221F1F"/>
+          <w:sz w:val="23"/>
+          <w:szCs w:val="23"/>
+        </w:rPr>
+        <w:t xml:space="preserve">    PRCAJAY(</w:t>
+      </w:r>
+      <w:proofErr w:type="gramStart"/>
+      <w:r>
+        <w:rPr>
+          <w:color w:val="221F1F"/>
+          <w:sz w:val="23"/>
+          <w:szCs w:val="23"/>
+        </w:rPr>
+        <w:t>2,Y</w:t>
+      </w:r>
+      <w:proofErr w:type="gramEnd"/>
+      <w:r>
+        <w:rPr>
+          <w:color w:val="221F1F"/>
+          <w:sz w:val="23"/>
+          <w:szCs w:val="23"/>
+        </w:rPr>
+        <w:t>);</w:t>
+      </w:r>
+    </w:p>
+    <w:p>
+      <w:pPr>
+        <w:pStyle w:val="Default"/>
+        <w:ind w:firstLine="720"/>
+        <w:rPr>
+          <w:color w:val="221F1F"/>
+          <w:sz w:val="23"/>
+          <w:szCs w:val="23"/>
+        </w:rPr>
+      </w:pPr>
+      <w:r>
+        <w:rPr>
+          <w:color w:val="221F1F"/>
+          <w:sz w:val="23"/>
+          <w:szCs w:val="23"/>
+        </w:rPr>
+        <w:tab/>
+        <w:t>DBMS_OUTPUT.PUT_LINE(Y);</w:t>
+      </w:r>
+    </w:p>
+    <w:p>
+      <w:pPr>
+        <w:pStyle w:val="Default"/>
+        <w:ind w:firstLine="720"/>
+        <w:rPr>
+          <w:color w:val="221F1F"/>
+          <w:sz w:val="23"/>
+          <w:szCs w:val="23"/>
+        </w:rPr>
+      </w:pPr>
+      <w:r>
+        <w:rPr>
+          <w:color w:val="221F1F"/>
+          <w:sz w:val="23"/>
+          <w:szCs w:val="23"/>
+        </w:rPr>
+        <w:lastRenderedPageBreak/>
+        <w:t>END;</w:t>
+      </w:r>
+    </w:p>
+    <w:p>
+      <w:pPr>
+        <w:pStyle w:val="Default"/>
+        <w:ind w:firstLine="720"/>
+        <w:rPr>
+          <w:color w:val="221F1F"/>
+          <w:sz w:val="23"/>
+          <w:szCs w:val="23"/>
+        </w:rPr>
+      </w:pPr>
+    </w:p>
+    <w:p>
+      <w:pPr>
+        <w:pStyle w:val="Default"/>
+        <w:ind w:firstLine="720"/>
+        <w:rPr>
+          <w:color w:val="221F1F"/>
+          <w:sz w:val="23"/>
+          <w:szCs w:val="23"/>
+        </w:rPr>
+      </w:pPr>
+      <w:r>
+        <w:rPr>
+          <w:color w:val="221F1F"/>
+          <w:sz w:val="23"/>
+          <w:szCs w:val="23"/>
+        </w:rPr>
+        <w:t>Output is 4</w:t>
+      </w:r>
+    </w:p>
+    <w:p>
+      <w:pPr>
+        <w:pStyle w:val="Default"/>
+        <w:ind w:firstLine="720"/>
+        <w:rPr>
+          <w:color w:val="221F1F"/>
+          <w:sz w:val="23"/>
+          <w:szCs w:val="23"/>
+        </w:rPr>
+      </w:pPr>
+    </w:p>
+    <w:p>
+      <w:pPr>
+        <w:pStyle w:val="Default"/>
+        <w:ind w:firstLine="720"/>
+        <w:rPr>
+          <w:color w:val="221F1F"/>
+          <w:sz w:val="23"/>
+          <w:szCs w:val="23"/>
+        </w:rPr>
+      </w:pPr>
+    </w:p>
+    <w:p>
+      <w:pPr>
+        <w:pStyle w:val="Default"/>
+        <w:ind w:firstLine="720"/>
+        <w:rPr>
+          <w:color w:val="221F1F"/>
+          <w:sz w:val="23"/>
+          <w:szCs w:val="23"/>
+        </w:rPr>
+      </w:pPr>
+    </w:p>
+    <w:p>
+      <w:pPr>
+        <w:pStyle w:val="Default"/>
+        <w:ind w:firstLine="720"/>
+        <w:rPr>
+          <w:color w:val="221F1F"/>
+          <w:sz w:val="23"/>
+          <w:szCs w:val="23"/>
+        </w:rPr>
+      </w:pPr>
+    </w:p>
+    <w:p>
+      <w:pPr>
+        <w:pStyle w:val="Default"/>
+        <w:ind w:firstLine="720"/>
+        <w:rPr>
+          <w:color w:val="221F1F"/>
+          <w:sz w:val="23"/>
+          <w:szCs w:val="23"/>
+        </w:rPr>
+      </w:pPr>
+      <w:r>
+        <w:rPr>
+          <w:color w:val="221F1F"/>
+          <w:sz w:val="23"/>
+          <w:szCs w:val="23"/>
+        </w:rPr>
+        <w:t xml:space="preserve">CREATE OR REPLACE PROCEDURE </w:t>
+      </w:r>
+      <w:proofErr w:type="gramStart"/>
+      <w:r>
+        <w:rPr>
+          <w:color w:val="221F1F"/>
+          <w:sz w:val="23"/>
+          <w:szCs w:val="23"/>
+        </w:rPr>
+        <w:t>PRCSQR(</w:t>
+      </w:r>
+      <w:proofErr w:type="gramEnd"/>
+      <w:r>
+        <w:rPr>
+          <w:color w:val="221F1F"/>
+          <w:sz w:val="23"/>
+          <w:szCs w:val="23"/>
+        </w:rPr>
+        <w:t>X IN OUT INT)</w:t>
+      </w:r>
+    </w:p>
+    <w:p>
+      <w:pPr>
+        <w:pStyle w:val="Default"/>
+        <w:ind w:firstLine="720"/>
+        <w:rPr>
+          <w:color w:val="221F1F"/>
+          <w:sz w:val="23"/>
+          <w:szCs w:val="23"/>
+        </w:rPr>
+      </w:pPr>
+      <w:r>
+        <w:rPr>
+          <w:color w:val="221F1F"/>
+          <w:sz w:val="23"/>
+          <w:szCs w:val="23"/>
+        </w:rPr>
+        <w:t>AS</w:t>
+      </w:r>
+    </w:p>
+    <w:p>
+      <w:pPr>
+        <w:pStyle w:val="Default"/>
+        <w:ind w:firstLine="720"/>
+        <w:rPr>
+          <w:color w:val="221F1F"/>
+          <w:sz w:val="23"/>
+          <w:szCs w:val="23"/>
+        </w:rPr>
+      </w:pPr>
+      <w:r>
+        <w:rPr>
+          <w:color w:val="221F1F"/>
+          <w:sz w:val="23"/>
+          <w:szCs w:val="23"/>
+        </w:rPr>
+        <w:t>BEGIN</w:t>
+      </w:r>
+    </w:p>
+    <w:p>
+      <w:pPr>
+        <w:pStyle w:val="Default"/>
+        <w:ind w:firstLine="720"/>
+        <w:rPr>
+          <w:color w:val="221F1F"/>
+          <w:sz w:val="23"/>
+          <w:szCs w:val="23"/>
+        </w:rPr>
+      </w:pPr>
+      <w:r>
+        <w:rPr>
+          <w:color w:val="221F1F"/>
+          <w:sz w:val="23"/>
+          <w:szCs w:val="23"/>
+        </w:rPr>
+        <w:t xml:space="preserve">    </w:t>
+      </w:r>
+      <w:proofErr w:type="gramStart"/>
+      <w:r>
+        <w:rPr>
+          <w:color w:val="221F1F"/>
+          <w:sz w:val="23"/>
+          <w:szCs w:val="23"/>
+        </w:rPr>
+        <w:t>X:=</w:t>
+      </w:r>
+      <w:proofErr w:type="gramEnd"/>
+      <w:r>
+        <w:rPr>
+          <w:color w:val="221F1F"/>
+          <w:sz w:val="23"/>
+          <w:szCs w:val="23"/>
+        </w:rPr>
+        <w:t>X*X;</w:t>
+      </w:r>
+    </w:p>
+    <w:p>
+      <w:pPr>
+        <w:pStyle w:val="Default"/>
+        <w:ind w:firstLine="720"/>
+        <w:rPr>
+          <w:color w:val="221F1F"/>
+          <w:sz w:val="23"/>
+          <w:szCs w:val="23"/>
+        </w:rPr>
+      </w:pPr>
+      <w:r>
+        <w:rPr>
+          <w:color w:val="221F1F"/>
+          <w:sz w:val="23"/>
+          <w:szCs w:val="23"/>
+        </w:rPr>
+        <w:t>END;</w:t>
+      </w:r>
+    </w:p>
+    <w:p>
+      <w:pPr>
+        <w:pStyle w:val="Default"/>
+        <w:ind w:firstLine="720"/>
+        <w:rPr>
+          <w:color w:val="221F1F"/>
+          <w:sz w:val="23"/>
+          <w:szCs w:val="23"/>
+        </w:rPr>
+      </w:pPr>
+    </w:p>
+    <w:p>
+      <w:pPr>
+        <w:pStyle w:val="Default"/>
+        <w:ind w:firstLine="720"/>
+        <w:rPr>
+          <w:color w:val="221F1F"/>
+          <w:sz w:val="23"/>
+          <w:szCs w:val="23"/>
+        </w:rPr>
+      </w:pPr>
+      <w:r>
+        <w:rPr>
+          <w:color w:val="221F1F"/>
+          <w:sz w:val="23"/>
+          <w:szCs w:val="23"/>
+        </w:rPr>
+        <w:t>The above is IN OUT</w:t>
+      </w:r>
+    </w:p>
+    <w:p>
+      <w:pPr>
+        <w:pStyle w:val="Default"/>
+        <w:ind w:firstLine="720"/>
+        <w:rPr>
+          <w:color w:val="221F1F"/>
+          <w:sz w:val="23"/>
+          <w:szCs w:val="23"/>
+        </w:rPr>
+      </w:pPr>
+    </w:p>
+    <w:p>
+      <w:pPr>
+        <w:pStyle w:val="Default"/>
+        <w:ind w:firstLine="720"/>
+        <w:rPr>
+          <w:color w:val="221F1F"/>
+          <w:sz w:val="23"/>
+          <w:szCs w:val="23"/>
+        </w:rPr>
+      </w:pPr>
+      <w:r>
+        <w:rPr>
+          <w:color w:val="221F1F"/>
+          <w:sz w:val="23"/>
+          <w:szCs w:val="23"/>
+        </w:rPr>
+        <w:t>DECLARE</w:t>
+      </w:r>
+    </w:p>
+    <w:p>
+      <w:pPr>
+        <w:pStyle w:val="Default"/>
+        <w:ind w:firstLine="720"/>
+        <w:rPr>
+          <w:color w:val="221F1F"/>
+          <w:sz w:val="23"/>
+          <w:szCs w:val="23"/>
+        </w:rPr>
+      </w:pPr>
+      <w:r>
+        <w:rPr>
+          <w:color w:val="221F1F"/>
+          <w:sz w:val="23"/>
+          <w:szCs w:val="23"/>
+        </w:rPr>
+        <w:t xml:space="preserve">    X </w:t>
+      </w:r>
+      <w:proofErr w:type="gramStart"/>
+      <w:r>
+        <w:rPr>
+          <w:color w:val="221F1F"/>
+          <w:sz w:val="23"/>
+          <w:szCs w:val="23"/>
+        </w:rPr>
+        <w:t>INT:=</w:t>
+      </w:r>
+      <w:proofErr w:type="gramEnd"/>
+      <w:r>
+        <w:rPr>
+          <w:color w:val="221F1F"/>
+          <w:sz w:val="23"/>
+          <w:szCs w:val="23"/>
+        </w:rPr>
+        <w:t>4;</w:t>
+      </w:r>
+    </w:p>
+    <w:p>
+      <w:pPr>
+        <w:pStyle w:val="Default"/>
+        <w:ind w:firstLine="720"/>
+        <w:rPr>
+          <w:color w:val="221F1F"/>
+          <w:sz w:val="23"/>
+          <w:szCs w:val="23"/>
+        </w:rPr>
+      </w:pPr>
+      <w:r>
+        <w:rPr>
+          <w:color w:val="221F1F"/>
+          <w:sz w:val="23"/>
+          <w:szCs w:val="23"/>
+        </w:rPr>
+        <w:t>BEGIN</w:t>
+      </w:r>
+    </w:p>
+    <w:p>
+      <w:pPr>
+        <w:pStyle w:val="Default"/>
+        <w:ind w:firstLine="720"/>
+        <w:rPr>
+          <w:color w:val="221F1F"/>
+          <w:sz w:val="23"/>
+          <w:szCs w:val="23"/>
+        </w:rPr>
+      </w:pPr>
+      <w:r>
+        <w:rPr>
+          <w:color w:val="221F1F"/>
+          <w:sz w:val="23"/>
+          <w:szCs w:val="23"/>
+        </w:rPr>
+        <w:t xml:space="preserve">    PRCSQR(X);</w:t>
+      </w:r>
+    </w:p>
+    <w:p>
+      <w:pPr>
+        <w:pStyle w:val="Default"/>
+        <w:ind w:firstLine="720"/>
+        <w:rPr>
+          <w:color w:val="221F1F"/>
+          <w:sz w:val="23"/>
+          <w:szCs w:val="23"/>
+        </w:rPr>
+      </w:pPr>
+      <w:r>
+        <w:rPr>
+          <w:color w:val="221F1F"/>
+          <w:sz w:val="23"/>
+          <w:szCs w:val="23"/>
+        </w:rPr>
+        <w:tab/>
+        <w:t>DBMS_OUTPUT.PUT_LINE(X);</w:t>
+      </w:r>
+    </w:p>
+    <w:p>
+      <w:pPr>
+        <w:pStyle w:val="Default"/>
+        <w:ind w:firstLine="720"/>
+        <w:rPr>
+          <w:color w:val="221F1F"/>
+          <w:sz w:val="23"/>
+          <w:szCs w:val="23"/>
+        </w:rPr>
+      </w:pPr>
+      <w:r>
+        <w:rPr>
+          <w:color w:val="221F1F"/>
+          <w:sz w:val="23"/>
+          <w:szCs w:val="23"/>
+        </w:rPr>
+        <w:t>END;</w:t>
+      </w:r>
     </w:p>
     <w:sectPr>
       <w:pgSz w:w="11906" w:h="16838"/>
@@ -6163,6 +8658,11 @@
       <w:szCs w:val="24"/>
     </w:rPr>
   </w:style>
+  <w:style w:type="character" w:customStyle="1" w:styleId="msg">
+    <w:name w:val="msg"/>
+    <w:basedOn w:val="DefaultParagraphFont"/>
+    <w:rsid w:val="000C3EE9"/>
+  </w:style>
 </w:styles>
 </file>
 

--- a/notes_25Apr2023.docx
+++ b/notes_25Apr2023.docx
@@ -7499,6 +7499,1052 @@
         </w:rPr>
         <w:t>END;</w:t>
       </w:r>
+    </w:p>
+    <w:p>
+      <w:pPr>
+        <w:pStyle w:val="Default"/>
+        <w:pBdr>
+          <w:bottom w:val="single" w:sz="6" w:space="1" w:color="auto"/>
+        </w:pBdr>
+        <w:ind w:firstLine="720"/>
+        <w:rPr>
+          <w:color w:val="221F1F"/>
+          <w:sz w:val="23"/>
+          <w:szCs w:val="23"/>
+        </w:rPr>
+      </w:pPr>
+    </w:p>
+    <w:p>
+      <w:pPr>
+        <w:pStyle w:val="Default"/>
+        <w:ind w:firstLine="720"/>
+        <w:rPr>
+          <w:color w:val="221F1F"/>
+          <w:sz w:val="23"/>
+          <w:szCs w:val="23"/>
+        </w:rPr>
+      </w:pPr>
+      <w:proofErr w:type="gramStart"/>
+      <w:r>
+        <w:rPr>
+          <w:color w:val="221F1F"/>
+          <w:sz w:val="23"/>
+          <w:szCs w:val="23"/>
+        </w:rPr>
+        <w:t>Lets</w:t>
+      </w:r>
+      <w:proofErr w:type="gramEnd"/>
+      <w:r>
+        <w:rPr>
+          <w:color w:val="221F1F"/>
+          <w:sz w:val="23"/>
+          <w:szCs w:val="23"/>
+        </w:rPr>
+        <w:t xml:space="preserve"> create a PLSQL Function.</w:t>
+      </w:r>
+    </w:p>
+    <w:p>
+      <w:pPr>
+        <w:pStyle w:val="Default"/>
+        <w:ind w:firstLine="720"/>
+        <w:rPr>
+          <w:color w:val="221F1F"/>
+          <w:sz w:val="23"/>
+          <w:szCs w:val="23"/>
+        </w:rPr>
+      </w:pPr>
+    </w:p>
+    <w:p>
+      <w:pPr>
+        <w:pStyle w:val="Default"/>
+        <w:ind w:firstLine="720"/>
+        <w:rPr>
+          <w:color w:val="221F1F"/>
+          <w:sz w:val="23"/>
+          <w:szCs w:val="23"/>
+        </w:rPr>
+      </w:pPr>
+      <w:r>
+        <w:rPr>
+          <w:color w:val="221F1F"/>
+          <w:sz w:val="23"/>
+          <w:szCs w:val="23"/>
+        </w:rPr>
+        <w:t xml:space="preserve">CREATE OR REPLACE FUNCTION </w:t>
+      </w:r>
+      <w:proofErr w:type="spellStart"/>
+      <w:r>
+        <w:rPr>
+          <w:color w:val="221F1F"/>
+          <w:sz w:val="23"/>
+          <w:szCs w:val="23"/>
+        </w:rPr>
+        <w:t>fnKalyan</w:t>
+      </w:r>
+      <w:proofErr w:type="spellEnd"/>
+    </w:p>
+    <w:p>
+      <w:pPr>
+        <w:pStyle w:val="Default"/>
+        <w:ind w:firstLine="720"/>
+        <w:rPr>
+          <w:color w:val="221F1F"/>
+          <w:sz w:val="23"/>
+          <w:szCs w:val="23"/>
+        </w:rPr>
+      </w:pPr>
+      <w:r>
+        <w:rPr>
+          <w:color w:val="221F1F"/>
+          <w:sz w:val="23"/>
+          <w:szCs w:val="23"/>
+        </w:rPr>
+        <w:t>RETURN INT</w:t>
+      </w:r>
+    </w:p>
+    <w:p>
+      <w:pPr>
+        <w:pStyle w:val="Default"/>
+        <w:ind w:firstLine="720"/>
+        <w:rPr>
+          <w:color w:val="221F1F"/>
+          <w:sz w:val="23"/>
+          <w:szCs w:val="23"/>
+        </w:rPr>
+      </w:pPr>
+      <w:r>
+        <w:rPr>
+          <w:color w:val="221F1F"/>
+          <w:sz w:val="23"/>
+          <w:szCs w:val="23"/>
+        </w:rPr>
+        <w:t>AS</w:t>
+      </w:r>
+    </w:p>
+    <w:p>
+      <w:pPr>
+        <w:pStyle w:val="Default"/>
+        <w:ind w:firstLine="720"/>
+        <w:rPr>
+          <w:color w:val="221F1F"/>
+          <w:sz w:val="23"/>
+          <w:szCs w:val="23"/>
+        </w:rPr>
+      </w:pPr>
+      <w:r>
+        <w:rPr>
+          <w:color w:val="221F1F"/>
+          <w:sz w:val="23"/>
+          <w:szCs w:val="23"/>
+        </w:rPr>
+        <w:t>BEGIN</w:t>
+      </w:r>
+    </w:p>
+    <w:p>
+      <w:pPr>
+        <w:pStyle w:val="Default"/>
+        <w:ind w:firstLine="720"/>
+        <w:rPr>
+          <w:color w:val="221F1F"/>
+          <w:sz w:val="23"/>
+          <w:szCs w:val="23"/>
+        </w:rPr>
+      </w:pPr>
+      <w:r>
+        <w:rPr>
+          <w:color w:val="221F1F"/>
+          <w:sz w:val="23"/>
+          <w:szCs w:val="23"/>
+        </w:rPr>
+        <w:t xml:space="preserve">    RETURN 200;</w:t>
+      </w:r>
+    </w:p>
+    <w:p>
+      <w:pPr>
+        <w:pStyle w:val="Default"/>
+        <w:ind w:firstLine="720"/>
+        <w:rPr>
+          <w:color w:val="221F1F"/>
+          <w:sz w:val="23"/>
+          <w:szCs w:val="23"/>
+        </w:rPr>
+      </w:pPr>
+      <w:r>
+        <w:rPr>
+          <w:color w:val="221F1F"/>
+          <w:sz w:val="23"/>
+          <w:szCs w:val="23"/>
+        </w:rPr>
+        <w:t>END;</w:t>
+      </w:r>
+    </w:p>
+    <w:p>
+      <w:pPr>
+        <w:pStyle w:val="Default"/>
+        <w:ind w:firstLine="720"/>
+        <w:rPr>
+          <w:color w:val="221F1F"/>
+          <w:sz w:val="23"/>
+          <w:szCs w:val="23"/>
+        </w:rPr>
+      </w:pPr>
+    </w:p>
+    <w:p>
+      <w:pPr>
+        <w:pStyle w:val="Default"/>
+        <w:ind w:firstLine="720"/>
+        <w:rPr>
+          <w:color w:val="221F1F"/>
+          <w:sz w:val="23"/>
+          <w:szCs w:val="23"/>
+        </w:rPr>
+      </w:pPr>
+    </w:p>
+    <w:p>
+      <w:pPr>
+        <w:pStyle w:val="Default"/>
+        <w:ind w:firstLine="720"/>
+        <w:rPr>
+          <w:color w:val="221F1F"/>
+          <w:sz w:val="23"/>
+          <w:szCs w:val="23"/>
+        </w:rPr>
+      </w:pPr>
+      <w:r>
+        <w:rPr>
+          <w:color w:val="221F1F"/>
+          <w:sz w:val="23"/>
+          <w:szCs w:val="23"/>
+        </w:rPr>
+        <w:t>How to call the function?</w:t>
+      </w:r>
+    </w:p>
+    <w:p>
+      <w:pPr>
+        <w:pStyle w:val="Default"/>
+        <w:ind w:firstLine="720"/>
+        <w:rPr>
+          <w:color w:val="221F1F"/>
+          <w:sz w:val="23"/>
+          <w:szCs w:val="23"/>
+        </w:rPr>
+      </w:pPr>
+      <w:r>
+        <w:rPr>
+          <w:color w:val="221F1F"/>
+          <w:sz w:val="23"/>
+          <w:szCs w:val="23"/>
+        </w:rPr>
+        <w:t>A function can be called from</w:t>
+      </w:r>
+    </w:p>
+    <w:p>
+      <w:pPr>
+        <w:pStyle w:val="Default"/>
+        <w:ind w:firstLine="720"/>
+        <w:rPr>
+          <w:color w:val="221F1F"/>
+          <w:sz w:val="23"/>
+          <w:szCs w:val="23"/>
+        </w:rPr>
+      </w:pPr>
+      <w:r>
+        <w:rPr>
+          <w:color w:val="221F1F"/>
+          <w:sz w:val="23"/>
+          <w:szCs w:val="23"/>
+        </w:rPr>
+        <w:tab/>
+        <w:t xml:space="preserve">A </w:t>
+      </w:r>
+      <w:proofErr w:type="spellStart"/>
+      <w:r>
+        <w:rPr>
+          <w:color w:val="221F1F"/>
+          <w:sz w:val="23"/>
+          <w:szCs w:val="23"/>
+        </w:rPr>
+        <w:t>plsql</w:t>
+      </w:r>
+      <w:proofErr w:type="spellEnd"/>
+      <w:r>
+        <w:rPr>
+          <w:color w:val="221F1F"/>
+          <w:sz w:val="23"/>
+          <w:szCs w:val="23"/>
+        </w:rPr>
+        <w:t xml:space="preserve"> program</w:t>
+      </w:r>
+    </w:p>
+    <w:p>
+      <w:pPr>
+        <w:pStyle w:val="Default"/>
+        <w:ind w:firstLine="720"/>
+        <w:rPr>
+          <w:color w:val="221F1F"/>
+          <w:sz w:val="23"/>
+          <w:szCs w:val="23"/>
+        </w:rPr>
+      </w:pPr>
+      <w:r>
+        <w:rPr>
+          <w:color w:val="221F1F"/>
+          <w:sz w:val="23"/>
+          <w:szCs w:val="23"/>
+        </w:rPr>
+        <w:tab/>
+        <w:t>Another function</w:t>
+      </w:r>
+    </w:p>
+    <w:p>
+      <w:pPr>
+        <w:pStyle w:val="Default"/>
+        <w:ind w:firstLine="720"/>
+        <w:rPr>
+          <w:color w:val="221F1F"/>
+          <w:sz w:val="23"/>
+          <w:szCs w:val="23"/>
+        </w:rPr>
+      </w:pPr>
+      <w:r>
+        <w:rPr>
+          <w:color w:val="221F1F"/>
+          <w:sz w:val="23"/>
+          <w:szCs w:val="23"/>
+        </w:rPr>
+        <w:tab/>
+        <w:t>A procedure</w:t>
+      </w:r>
+    </w:p>
+    <w:p>
+      <w:pPr>
+        <w:pStyle w:val="Default"/>
+        <w:ind w:firstLine="720"/>
+        <w:rPr>
+          <w:color w:val="221F1F"/>
+          <w:sz w:val="23"/>
+          <w:szCs w:val="23"/>
+        </w:rPr>
+      </w:pPr>
+      <w:r>
+        <w:rPr>
+          <w:color w:val="221F1F"/>
+          <w:sz w:val="23"/>
+          <w:szCs w:val="23"/>
+        </w:rPr>
+        <w:tab/>
+        <w:t>SQL Statements</w:t>
+      </w:r>
+    </w:p>
+    <w:p>
+      <w:pPr>
+        <w:pStyle w:val="Default"/>
+        <w:ind w:firstLine="720"/>
+        <w:rPr>
+          <w:color w:val="221F1F"/>
+          <w:sz w:val="23"/>
+          <w:szCs w:val="23"/>
+        </w:rPr>
+      </w:pPr>
+      <w:r>
+        <w:rPr>
+          <w:color w:val="221F1F"/>
+          <w:sz w:val="23"/>
+          <w:szCs w:val="23"/>
+        </w:rPr>
+        <w:tab/>
+      </w:r>
+      <w:r>
+        <w:rPr>
+          <w:color w:val="221F1F"/>
+          <w:sz w:val="23"/>
+          <w:szCs w:val="23"/>
+        </w:rPr>
+        <w:tab/>
+      </w:r>
+      <w:r>
+        <w:rPr>
+          <w:color w:val="221F1F"/>
+          <w:sz w:val="23"/>
+          <w:szCs w:val="23"/>
+        </w:rPr>
+        <w:t xml:space="preserve">SELECT </w:t>
+      </w:r>
+      <w:proofErr w:type="spellStart"/>
+      <w:proofErr w:type="gramStart"/>
+      <w:r>
+        <w:rPr>
+          <w:color w:val="221F1F"/>
+          <w:sz w:val="23"/>
+          <w:szCs w:val="23"/>
+        </w:rPr>
+        <w:t>fnKalyan</w:t>
+      </w:r>
+      <w:proofErr w:type="spellEnd"/>
+      <w:r>
+        <w:rPr>
+          <w:color w:val="221F1F"/>
+          <w:sz w:val="23"/>
+          <w:szCs w:val="23"/>
+        </w:rPr>
+        <w:t>(</w:t>
+      </w:r>
+      <w:proofErr w:type="gramEnd"/>
+      <w:r>
+        <w:rPr>
+          <w:color w:val="221F1F"/>
+          <w:sz w:val="23"/>
+          <w:szCs w:val="23"/>
+        </w:rPr>
+        <w:t>) FROM DUAL;</w:t>
+      </w:r>
+    </w:p>
+    <w:p>
+      <w:pPr>
+        <w:pStyle w:val="Default"/>
+        <w:ind w:firstLine="720"/>
+        <w:rPr>
+          <w:color w:val="221F1F"/>
+          <w:sz w:val="23"/>
+          <w:szCs w:val="23"/>
+        </w:rPr>
+      </w:pPr>
+    </w:p>
+    <w:p>
+      <w:pPr>
+        <w:pStyle w:val="Default"/>
+        <w:ind w:firstLine="720"/>
+        <w:rPr>
+          <w:color w:val="221F1F"/>
+          <w:sz w:val="23"/>
+          <w:szCs w:val="23"/>
+        </w:rPr>
+      </w:pPr>
+      <w:r>
+        <w:rPr>
+          <w:color w:val="221F1F"/>
+          <w:sz w:val="23"/>
+          <w:szCs w:val="23"/>
+        </w:rPr>
+        <w:t>DECLARE</w:t>
+      </w:r>
+    </w:p>
+    <w:p>
+      <w:pPr>
+        <w:pStyle w:val="Default"/>
+        <w:ind w:firstLine="720"/>
+        <w:rPr>
+          <w:color w:val="221F1F"/>
+          <w:sz w:val="23"/>
+          <w:szCs w:val="23"/>
+        </w:rPr>
+      </w:pPr>
+      <w:r>
+        <w:rPr>
+          <w:color w:val="221F1F"/>
+          <w:sz w:val="23"/>
+          <w:szCs w:val="23"/>
+        </w:rPr>
+        <w:t xml:space="preserve">    x INT;</w:t>
+      </w:r>
+    </w:p>
+    <w:p>
+      <w:pPr>
+        <w:pStyle w:val="Default"/>
+        <w:ind w:firstLine="720"/>
+        <w:rPr>
+          <w:color w:val="221F1F"/>
+          <w:sz w:val="23"/>
+          <w:szCs w:val="23"/>
+        </w:rPr>
+      </w:pPr>
+      <w:r>
+        <w:rPr>
+          <w:color w:val="221F1F"/>
+          <w:sz w:val="23"/>
+          <w:szCs w:val="23"/>
+        </w:rPr>
+        <w:t>BEGIN</w:t>
+      </w:r>
+    </w:p>
+    <w:p>
+      <w:pPr>
+        <w:pStyle w:val="Default"/>
+        <w:ind w:firstLine="720"/>
+        <w:rPr>
+          <w:color w:val="221F1F"/>
+          <w:sz w:val="23"/>
+          <w:szCs w:val="23"/>
+        </w:rPr>
+      </w:pPr>
+      <w:r>
+        <w:rPr>
+          <w:color w:val="221F1F"/>
+          <w:sz w:val="23"/>
+          <w:szCs w:val="23"/>
+        </w:rPr>
+        <w:t xml:space="preserve">    </w:t>
+      </w:r>
+      <w:proofErr w:type="gramStart"/>
+      <w:r>
+        <w:rPr>
+          <w:color w:val="221F1F"/>
+          <w:sz w:val="23"/>
+          <w:szCs w:val="23"/>
+        </w:rPr>
+        <w:t>x:=</w:t>
+      </w:r>
+      <w:proofErr w:type="gramEnd"/>
+      <w:r>
+        <w:rPr>
+          <w:color w:val="221F1F"/>
+          <w:sz w:val="23"/>
+          <w:szCs w:val="23"/>
+        </w:rPr>
+        <w:t>fnKalyan();</w:t>
+      </w:r>
+    </w:p>
+    <w:p>
+      <w:pPr>
+        <w:pStyle w:val="Default"/>
+        <w:ind w:firstLine="720"/>
+        <w:rPr>
+          <w:color w:val="221F1F"/>
+          <w:sz w:val="23"/>
+          <w:szCs w:val="23"/>
+        </w:rPr>
+      </w:pPr>
+      <w:r>
+        <w:rPr>
+          <w:color w:val="221F1F"/>
+          <w:sz w:val="23"/>
+          <w:szCs w:val="23"/>
+        </w:rPr>
+        <w:tab/>
+        <w:t>DBMS_OUTPUT.PUT_LINE(x);</w:t>
+      </w:r>
+    </w:p>
+    <w:p>
+      <w:pPr>
+        <w:pStyle w:val="Default"/>
+        <w:ind w:firstLine="720"/>
+        <w:rPr>
+          <w:color w:val="221F1F"/>
+          <w:sz w:val="23"/>
+          <w:szCs w:val="23"/>
+        </w:rPr>
+      </w:pPr>
+      <w:r>
+        <w:rPr>
+          <w:color w:val="221F1F"/>
+          <w:sz w:val="23"/>
+          <w:szCs w:val="23"/>
+        </w:rPr>
+        <w:t>END;</w:t>
+      </w:r>
+    </w:p>
+    <w:p>
+      <w:pPr>
+        <w:pStyle w:val="Default"/>
+        <w:ind w:firstLine="720"/>
+        <w:rPr>
+          <w:color w:val="221F1F"/>
+          <w:sz w:val="23"/>
+          <w:szCs w:val="23"/>
+        </w:rPr>
+      </w:pPr>
+    </w:p>
+    <w:p>
+      <w:pPr>
+        <w:pStyle w:val="Default"/>
+        <w:ind w:firstLine="720"/>
+        <w:rPr>
+          <w:color w:val="221F1F"/>
+          <w:sz w:val="23"/>
+          <w:szCs w:val="23"/>
+        </w:rPr>
+      </w:pPr>
+    </w:p>
+    <w:p>
+      <w:pPr>
+        <w:pStyle w:val="Default"/>
+        <w:rPr>
+          <w:color w:val="221F1F"/>
+          <w:sz w:val="23"/>
+          <w:szCs w:val="23"/>
+        </w:rPr>
+      </w:pPr>
+      <w:r>
+        <w:rPr>
+          <w:color w:val="221F1F"/>
+          <w:sz w:val="23"/>
+          <w:szCs w:val="23"/>
+        </w:rPr>
+        <w:t>Demo:</w:t>
+      </w:r>
+    </w:p>
+    <w:p>
+      <w:pPr>
+        <w:pStyle w:val="Default"/>
+        <w:rPr>
+          <w:color w:val="221F1F"/>
+          <w:sz w:val="23"/>
+          <w:szCs w:val="23"/>
+        </w:rPr>
+      </w:pPr>
+      <w:r>
+        <w:rPr>
+          <w:color w:val="221F1F"/>
+          <w:sz w:val="23"/>
+          <w:szCs w:val="23"/>
+        </w:rPr>
+        <w:t>Single row functions (scalar)</w:t>
+      </w:r>
+    </w:p>
+    <w:p>
+      <w:pPr>
+        <w:pStyle w:val="Default"/>
+        <w:rPr>
+          <w:color w:val="221F1F"/>
+          <w:sz w:val="23"/>
+          <w:szCs w:val="23"/>
+        </w:rPr>
+      </w:pPr>
+    </w:p>
+    <w:p>
+      <w:pPr>
+        <w:pStyle w:val="Default"/>
+        <w:rPr>
+          <w:color w:val="221F1F"/>
+          <w:sz w:val="23"/>
+          <w:szCs w:val="23"/>
+        </w:rPr>
+      </w:pPr>
+    </w:p>
+    <w:p>
+      <w:pPr>
+        <w:pStyle w:val="Default"/>
+        <w:rPr>
+          <w:color w:val="221F1F"/>
+          <w:sz w:val="23"/>
+          <w:szCs w:val="23"/>
+        </w:rPr>
+      </w:pPr>
+      <w:r>
+        <w:rPr>
+          <w:color w:val="221F1F"/>
+          <w:sz w:val="23"/>
+          <w:szCs w:val="23"/>
+        </w:rPr>
+        <w:lastRenderedPageBreak/>
+        <w:t xml:space="preserve">CREATE OR REPLACE </w:t>
+      </w:r>
+      <w:proofErr w:type="gramStart"/>
+      <w:r>
+        <w:rPr>
+          <w:color w:val="221F1F"/>
+          <w:sz w:val="23"/>
+          <w:szCs w:val="23"/>
+        </w:rPr>
+        <w:t xml:space="preserve">FUNCTION  </w:t>
+      </w:r>
+      <w:proofErr w:type="spellStart"/>
+      <w:r>
+        <w:rPr>
+          <w:color w:val="221F1F"/>
+          <w:sz w:val="23"/>
+          <w:szCs w:val="23"/>
+        </w:rPr>
+        <w:t>fnBonus</w:t>
+      </w:r>
+      <w:proofErr w:type="spellEnd"/>
+      <w:proofErr w:type="gramEnd"/>
+      <w:r>
+        <w:rPr>
+          <w:color w:val="221F1F"/>
+          <w:sz w:val="23"/>
+          <w:szCs w:val="23"/>
+        </w:rPr>
+        <w:t>(SAL INT)</w:t>
+      </w:r>
+    </w:p>
+    <w:p>
+      <w:pPr>
+        <w:pStyle w:val="Default"/>
+        <w:rPr>
+          <w:color w:val="221F1F"/>
+          <w:sz w:val="23"/>
+          <w:szCs w:val="23"/>
+        </w:rPr>
+      </w:pPr>
+      <w:r>
+        <w:rPr>
+          <w:color w:val="221F1F"/>
+          <w:sz w:val="23"/>
+          <w:szCs w:val="23"/>
+        </w:rPr>
+        <w:t>RETURN INT</w:t>
+      </w:r>
+    </w:p>
+    <w:p>
+      <w:pPr>
+        <w:pStyle w:val="Default"/>
+        <w:rPr>
+          <w:color w:val="221F1F"/>
+          <w:sz w:val="23"/>
+          <w:szCs w:val="23"/>
+        </w:rPr>
+      </w:pPr>
+      <w:r>
+        <w:rPr>
+          <w:color w:val="221F1F"/>
+          <w:sz w:val="23"/>
+          <w:szCs w:val="23"/>
+        </w:rPr>
+        <w:t>AS</w:t>
+      </w:r>
+    </w:p>
+    <w:p>
+      <w:pPr>
+        <w:pStyle w:val="Default"/>
+        <w:rPr>
+          <w:color w:val="221F1F"/>
+          <w:sz w:val="23"/>
+          <w:szCs w:val="23"/>
+        </w:rPr>
+      </w:pPr>
+      <w:r>
+        <w:rPr>
+          <w:color w:val="221F1F"/>
+          <w:sz w:val="23"/>
+          <w:szCs w:val="23"/>
+        </w:rPr>
+        <w:t>BEGIN</w:t>
+      </w:r>
+    </w:p>
+    <w:p>
+      <w:pPr>
+        <w:pStyle w:val="Default"/>
+        <w:rPr>
+          <w:color w:val="221F1F"/>
+          <w:sz w:val="23"/>
+          <w:szCs w:val="23"/>
+        </w:rPr>
+      </w:pPr>
+      <w:r>
+        <w:rPr>
+          <w:color w:val="221F1F"/>
+          <w:sz w:val="23"/>
+          <w:szCs w:val="23"/>
+        </w:rPr>
+        <w:t xml:space="preserve">    RETURN SAL+SAL*2;</w:t>
+      </w:r>
+    </w:p>
+    <w:p>
+      <w:pPr>
+        <w:pStyle w:val="Default"/>
+        <w:rPr>
+          <w:color w:val="221F1F"/>
+          <w:sz w:val="23"/>
+          <w:szCs w:val="23"/>
+        </w:rPr>
+      </w:pPr>
+      <w:r>
+        <w:rPr>
+          <w:color w:val="221F1F"/>
+          <w:sz w:val="23"/>
+          <w:szCs w:val="23"/>
+        </w:rPr>
+        <w:t>END;</w:t>
+      </w:r>
+    </w:p>
+    <w:p>
+      <w:pPr>
+        <w:pStyle w:val="Default"/>
+        <w:rPr>
+          <w:color w:val="221F1F"/>
+          <w:sz w:val="23"/>
+          <w:szCs w:val="23"/>
+        </w:rPr>
+      </w:pPr>
+    </w:p>
+    <w:p>
+      <w:pPr>
+        <w:pStyle w:val="Default"/>
+        <w:rPr>
+          <w:color w:val="221F1F"/>
+          <w:sz w:val="23"/>
+          <w:szCs w:val="23"/>
+        </w:rPr>
+      </w:pPr>
+    </w:p>
+    <w:p>
+      <w:pPr>
+        <w:pStyle w:val="Default"/>
+        <w:rPr>
+          <w:color w:val="221F1F"/>
+          <w:sz w:val="23"/>
+          <w:szCs w:val="23"/>
+        </w:rPr>
+      </w:pPr>
+      <w:proofErr w:type="gramStart"/>
+      <w:r>
+        <w:rPr>
+          <w:color w:val="221F1F"/>
+          <w:sz w:val="23"/>
+          <w:szCs w:val="23"/>
+        </w:rPr>
+        <w:t>Lets</w:t>
+      </w:r>
+      <w:proofErr w:type="gramEnd"/>
+      <w:r>
+        <w:rPr>
+          <w:color w:val="221F1F"/>
+          <w:sz w:val="23"/>
+          <w:szCs w:val="23"/>
+        </w:rPr>
+        <w:t xml:space="preserve"> use this in our EMPLOYEES table</w:t>
+      </w:r>
+    </w:p>
+    <w:p>
+      <w:pPr>
+        <w:pStyle w:val="Default"/>
+        <w:rPr>
+          <w:color w:val="221F1F"/>
+          <w:sz w:val="23"/>
+          <w:szCs w:val="23"/>
+        </w:rPr>
+      </w:pPr>
+    </w:p>
+    <w:p>
+      <w:pPr>
+        <w:pStyle w:val="Default"/>
+        <w:rPr>
+          <w:color w:val="221F1F"/>
+          <w:sz w:val="23"/>
+          <w:szCs w:val="23"/>
+        </w:rPr>
+      </w:pPr>
+      <w:r>
+        <w:rPr>
+          <w:color w:val="221F1F"/>
+          <w:sz w:val="23"/>
+          <w:szCs w:val="23"/>
+        </w:rPr>
+        <w:t xml:space="preserve">select </w:t>
+      </w:r>
+      <w:proofErr w:type="spellStart"/>
+      <w:r>
+        <w:rPr>
+          <w:color w:val="221F1F"/>
+          <w:sz w:val="23"/>
+          <w:szCs w:val="23"/>
+        </w:rPr>
+        <w:t>first_name</w:t>
+      </w:r>
+      <w:proofErr w:type="spellEnd"/>
+      <w:r>
+        <w:rPr>
+          <w:color w:val="221F1F"/>
+          <w:sz w:val="23"/>
+          <w:szCs w:val="23"/>
+        </w:rPr>
+        <w:t xml:space="preserve">, salary, </w:t>
+      </w:r>
+      <w:proofErr w:type="spellStart"/>
+      <w:r>
+        <w:rPr>
+          <w:color w:val="221F1F"/>
+          <w:sz w:val="23"/>
+          <w:szCs w:val="23"/>
+        </w:rPr>
+        <w:t>fnBonus</w:t>
+      </w:r>
+      <w:proofErr w:type="spellEnd"/>
+      <w:r>
+        <w:rPr>
+          <w:color w:val="221F1F"/>
+          <w:sz w:val="23"/>
+          <w:szCs w:val="23"/>
+        </w:rPr>
+        <w:t>(salary) as Bonus</w:t>
+      </w:r>
+    </w:p>
+    <w:p>
+      <w:pPr>
+        <w:pStyle w:val="Default"/>
+        <w:rPr>
+          <w:color w:val="221F1F"/>
+          <w:sz w:val="23"/>
+          <w:szCs w:val="23"/>
+        </w:rPr>
+      </w:pPr>
+      <w:r>
+        <w:rPr>
+          <w:color w:val="221F1F"/>
+          <w:sz w:val="23"/>
+          <w:szCs w:val="23"/>
+        </w:rPr>
+        <w:t xml:space="preserve">from </w:t>
+      </w:r>
+      <w:proofErr w:type="spellStart"/>
+      <w:proofErr w:type="gramStart"/>
+      <w:r>
+        <w:rPr>
+          <w:color w:val="221F1F"/>
+          <w:sz w:val="23"/>
+          <w:szCs w:val="23"/>
+        </w:rPr>
+        <w:t>hr.employees</w:t>
+      </w:r>
+      <w:proofErr w:type="spellEnd"/>
+      <w:proofErr w:type="gramEnd"/>
+      <w:r>
+        <w:rPr>
+          <w:color w:val="221F1F"/>
+          <w:sz w:val="23"/>
+          <w:szCs w:val="23"/>
+        </w:rPr>
+        <w:t>;</w:t>
+      </w:r>
+    </w:p>
+    <w:p>
+      <w:pPr>
+        <w:pStyle w:val="Default"/>
+        <w:rPr>
+          <w:color w:val="221F1F"/>
+          <w:sz w:val="23"/>
+          <w:szCs w:val="23"/>
+        </w:rPr>
+      </w:pPr>
+    </w:p>
+    <w:p>
+      <w:pPr>
+        <w:pStyle w:val="Default"/>
+        <w:rPr>
+          <w:color w:val="221F1F"/>
+          <w:sz w:val="23"/>
+          <w:szCs w:val="23"/>
+        </w:rPr>
+      </w:pPr>
+      <w:r>
+        <w:rPr>
+          <w:color w:val="221F1F"/>
+          <w:sz w:val="23"/>
+          <w:szCs w:val="23"/>
+        </w:rPr>
+        <w:t>Task:</w:t>
+      </w:r>
+    </w:p>
+    <w:p>
+      <w:pPr>
+        <w:pStyle w:val="Default"/>
+        <w:rPr>
+          <w:color w:val="221F1F"/>
+          <w:sz w:val="23"/>
+          <w:szCs w:val="23"/>
+        </w:rPr>
+      </w:pPr>
+      <w:r>
+        <w:rPr>
+          <w:color w:val="221F1F"/>
+          <w:sz w:val="23"/>
+          <w:szCs w:val="23"/>
+        </w:rPr>
+        <w:t xml:space="preserve">Create a </w:t>
+      </w:r>
+      <w:proofErr w:type="spellStart"/>
+      <w:r>
+        <w:rPr>
+          <w:color w:val="221F1F"/>
+          <w:sz w:val="23"/>
+          <w:szCs w:val="23"/>
+        </w:rPr>
+        <w:t>plsql</w:t>
+      </w:r>
+      <w:proofErr w:type="spellEnd"/>
+      <w:r>
+        <w:rPr>
+          <w:color w:val="221F1F"/>
+          <w:sz w:val="23"/>
+          <w:szCs w:val="23"/>
+        </w:rPr>
+        <w:t xml:space="preserve"> function that accepts employee id as input and returns the salary as output.</w:t>
+      </w:r>
+    </w:p>
+    <w:p>
+      <w:pPr>
+        <w:pStyle w:val="Default"/>
+        <w:rPr>
+          <w:color w:val="221F1F"/>
+          <w:sz w:val="23"/>
+          <w:szCs w:val="23"/>
+        </w:rPr>
+      </w:pPr>
+    </w:p>
+    <w:p>
+      <w:pPr>
+        <w:pStyle w:val="Default"/>
+        <w:rPr>
+          <w:color w:val="221F1F"/>
+          <w:sz w:val="23"/>
+          <w:szCs w:val="23"/>
+        </w:rPr>
+      </w:pPr>
+      <w:r>
+        <w:rPr>
+          <w:color w:val="221F1F"/>
+          <w:sz w:val="23"/>
+          <w:szCs w:val="23"/>
+        </w:rPr>
+        <w:t>Task:</w:t>
+      </w:r>
+    </w:p>
+    <w:p>
+      <w:pPr>
+        <w:pStyle w:val="Default"/>
+        <w:rPr>
+          <w:color w:val="221F1F"/>
+          <w:sz w:val="23"/>
+          <w:szCs w:val="23"/>
+        </w:rPr>
+      </w:pPr>
+      <w:r>
+        <w:rPr>
+          <w:color w:val="221F1F"/>
+          <w:sz w:val="23"/>
+          <w:szCs w:val="23"/>
+        </w:rPr>
+        <w:t xml:space="preserve">Create a </w:t>
+      </w:r>
+      <w:proofErr w:type="spellStart"/>
+      <w:r>
+        <w:rPr>
+          <w:color w:val="221F1F"/>
+          <w:sz w:val="23"/>
+          <w:szCs w:val="23"/>
+        </w:rPr>
+        <w:t>plsql</w:t>
+      </w:r>
+      <w:proofErr w:type="spellEnd"/>
+      <w:r>
+        <w:rPr>
+          <w:color w:val="221F1F"/>
+          <w:sz w:val="23"/>
+          <w:szCs w:val="23"/>
+        </w:rPr>
+        <w:t xml:space="preserve"> function that accepts employee id as input and returns the entire row as output.</w:t>
+      </w:r>
+    </w:p>
+    <w:p>
+      <w:pPr>
+        <w:pStyle w:val="Default"/>
+        <w:rPr>
+          <w:color w:val="221F1F"/>
+          <w:sz w:val="23"/>
+          <w:szCs w:val="23"/>
+        </w:rPr>
+      </w:pPr>
     </w:p>
     <w:sectPr>
       <w:pgSz w:w="11906" w:h="16838"/>

--- a/notes_25Apr2023.docx
+++ b/notes_25Apr2023.docx
@@ -8545,6 +8545,460 @@
           <w:szCs w:val="23"/>
         </w:rPr>
       </w:pPr>
+    </w:p>
+    <w:p>
+      <w:pPr>
+        <w:pStyle w:val="Default"/>
+        <w:rPr>
+          <w:color w:val="221F1F"/>
+          <w:sz w:val="23"/>
+          <w:szCs w:val="23"/>
+        </w:rPr>
+      </w:pPr>
+      <w:r>
+        <w:rPr>
+          <w:color w:val="221F1F"/>
+          <w:sz w:val="23"/>
+          <w:szCs w:val="23"/>
+        </w:rPr>
+        <w:t>create or replace function fn2(id1 INT)</w:t>
+      </w:r>
+    </w:p>
+    <w:p>
+      <w:pPr>
+        <w:pStyle w:val="Default"/>
+        <w:rPr>
+          <w:color w:val="221F1F"/>
+          <w:sz w:val="23"/>
+          <w:szCs w:val="23"/>
+        </w:rPr>
+      </w:pPr>
+      <w:r>
+        <w:rPr>
+          <w:color w:val="221F1F"/>
+          <w:sz w:val="23"/>
+          <w:szCs w:val="23"/>
+        </w:rPr>
+        <w:t xml:space="preserve">return </w:t>
+      </w:r>
+      <w:proofErr w:type="gramStart"/>
+      <w:r>
+        <w:rPr>
+          <w:color w:val="221F1F"/>
+          <w:sz w:val="23"/>
+          <w:szCs w:val="23"/>
+        </w:rPr>
+        <w:t>HR.EMPLOYEES</w:t>
+      </w:r>
+      <w:proofErr w:type="gramEnd"/>
+      <w:r>
+        <w:rPr>
+          <w:color w:val="221F1F"/>
+          <w:sz w:val="23"/>
+          <w:szCs w:val="23"/>
+        </w:rPr>
+        <w:t>%ROWTYPE</w:t>
+      </w:r>
+    </w:p>
+    <w:p>
+      <w:pPr>
+        <w:pStyle w:val="Default"/>
+        <w:rPr>
+          <w:color w:val="221F1F"/>
+          <w:sz w:val="23"/>
+          <w:szCs w:val="23"/>
+        </w:rPr>
+      </w:pPr>
+      <w:r>
+        <w:rPr>
+          <w:color w:val="221F1F"/>
+          <w:sz w:val="23"/>
+          <w:szCs w:val="23"/>
+        </w:rPr>
+        <w:t>as</w:t>
+      </w:r>
+    </w:p>
+    <w:p>
+      <w:pPr>
+        <w:pStyle w:val="Default"/>
+        <w:rPr>
+          <w:color w:val="221F1F"/>
+          <w:sz w:val="23"/>
+          <w:szCs w:val="23"/>
+        </w:rPr>
+      </w:pPr>
+      <w:r>
+        <w:rPr>
+          <w:color w:val="221F1F"/>
+          <w:sz w:val="23"/>
+          <w:szCs w:val="23"/>
+        </w:rPr>
+        <w:t xml:space="preserve">    </w:t>
+      </w:r>
+      <w:proofErr w:type="spellStart"/>
+      <w:r>
+        <w:rPr>
+          <w:color w:val="221F1F"/>
+          <w:sz w:val="23"/>
+          <w:szCs w:val="23"/>
+        </w:rPr>
+        <w:t>emprec</w:t>
+      </w:r>
+      <w:proofErr w:type="spellEnd"/>
+      <w:r>
+        <w:rPr>
+          <w:color w:val="221F1F"/>
+          <w:sz w:val="23"/>
+          <w:szCs w:val="23"/>
+        </w:rPr>
+        <w:t xml:space="preserve"> </w:t>
+      </w:r>
+      <w:proofErr w:type="gramStart"/>
+      <w:r>
+        <w:rPr>
+          <w:color w:val="221F1F"/>
+          <w:sz w:val="23"/>
+          <w:szCs w:val="23"/>
+        </w:rPr>
+        <w:t>HR.EMPLOYEES</w:t>
+      </w:r>
+      <w:proofErr w:type="gramEnd"/>
+      <w:r>
+        <w:rPr>
+          <w:color w:val="221F1F"/>
+          <w:sz w:val="23"/>
+          <w:szCs w:val="23"/>
+        </w:rPr>
+        <w:t>%ROWTYPE;</w:t>
+      </w:r>
+    </w:p>
+    <w:p>
+      <w:pPr>
+        <w:pStyle w:val="Default"/>
+        <w:rPr>
+          <w:color w:val="221F1F"/>
+          <w:sz w:val="23"/>
+          <w:szCs w:val="23"/>
+        </w:rPr>
+      </w:pPr>
+      <w:r>
+        <w:rPr>
+          <w:color w:val="221F1F"/>
+          <w:sz w:val="23"/>
+          <w:szCs w:val="23"/>
+        </w:rPr>
+        <w:t>begin</w:t>
+      </w:r>
+    </w:p>
+    <w:p>
+      <w:pPr>
+        <w:pStyle w:val="Default"/>
+        <w:rPr>
+          <w:color w:val="221F1F"/>
+          <w:sz w:val="23"/>
+          <w:szCs w:val="23"/>
+        </w:rPr>
+      </w:pPr>
+      <w:r>
+        <w:rPr>
+          <w:color w:val="221F1F"/>
+          <w:sz w:val="23"/>
+          <w:szCs w:val="23"/>
+        </w:rPr>
+        <w:t xml:space="preserve">    SELECT * INTO </w:t>
+      </w:r>
+      <w:proofErr w:type="spellStart"/>
+      <w:r>
+        <w:rPr>
+          <w:color w:val="221F1F"/>
+          <w:sz w:val="23"/>
+          <w:szCs w:val="23"/>
+        </w:rPr>
+        <w:t>emprec</w:t>
+      </w:r>
+      <w:proofErr w:type="spellEnd"/>
+      <w:r>
+        <w:rPr>
+          <w:color w:val="221F1F"/>
+          <w:sz w:val="23"/>
+          <w:szCs w:val="23"/>
+        </w:rPr>
+        <w:t xml:space="preserve"> FROM </w:t>
+      </w:r>
+      <w:proofErr w:type="gramStart"/>
+      <w:r>
+        <w:rPr>
+          <w:color w:val="221F1F"/>
+          <w:sz w:val="23"/>
+          <w:szCs w:val="23"/>
+        </w:rPr>
+        <w:t>HR.EMPLOYEES</w:t>
+      </w:r>
+      <w:proofErr w:type="gramEnd"/>
+      <w:r>
+        <w:rPr>
+          <w:color w:val="221F1F"/>
+          <w:sz w:val="23"/>
+          <w:szCs w:val="23"/>
+        </w:rPr>
+        <w:t xml:space="preserve"> WHERE EMPLOYEE_ID=id1;</w:t>
+      </w:r>
+    </w:p>
+    <w:p>
+      <w:pPr>
+        <w:pStyle w:val="Default"/>
+        <w:rPr>
+          <w:color w:val="221F1F"/>
+          <w:sz w:val="23"/>
+          <w:szCs w:val="23"/>
+        </w:rPr>
+      </w:pPr>
+      <w:r>
+        <w:rPr>
+          <w:color w:val="221F1F"/>
+          <w:sz w:val="23"/>
+          <w:szCs w:val="23"/>
+        </w:rPr>
+        <w:tab/>
+        <w:t xml:space="preserve">return </w:t>
+      </w:r>
+      <w:proofErr w:type="spellStart"/>
+      <w:r>
+        <w:rPr>
+          <w:color w:val="221F1F"/>
+          <w:sz w:val="23"/>
+          <w:szCs w:val="23"/>
+        </w:rPr>
+        <w:t>emprec</w:t>
+      </w:r>
+      <w:proofErr w:type="spellEnd"/>
+      <w:r>
+        <w:rPr>
+          <w:color w:val="221F1F"/>
+          <w:sz w:val="23"/>
+          <w:szCs w:val="23"/>
+        </w:rPr>
+        <w:t>;</w:t>
+      </w:r>
+    </w:p>
+    <w:p>
+      <w:pPr>
+        <w:pStyle w:val="Default"/>
+        <w:rPr>
+          <w:color w:val="221F1F"/>
+          <w:sz w:val="23"/>
+          <w:szCs w:val="23"/>
+        </w:rPr>
+      </w:pPr>
+      <w:r>
+        <w:rPr>
+          <w:color w:val="221F1F"/>
+          <w:sz w:val="23"/>
+          <w:szCs w:val="23"/>
+        </w:rPr>
+        <w:t>end;</w:t>
+      </w:r>
+    </w:p>
+    <w:p>
+      <w:pPr>
+        <w:pStyle w:val="Default"/>
+        <w:rPr>
+          <w:color w:val="221F1F"/>
+          <w:sz w:val="23"/>
+          <w:szCs w:val="23"/>
+        </w:rPr>
+      </w:pPr>
+    </w:p>
+    <w:p>
+      <w:pPr>
+        <w:pStyle w:val="Default"/>
+        <w:rPr>
+          <w:color w:val="221F1F"/>
+          <w:sz w:val="23"/>
+          <w:szCs w:val="23"/>
+        </w:rPr>
+      </w:pPr>
+      <w:r>
+        <w:rPr>
+          <w:color w:val="221F1F"/>
+          <w:sz w:val="23"/>
+          <w:szCs w:val="23"/>
+        </w:rPr>
+        <w:t>DECLARE</w:t>
+      </w:r>
+    </w:p>
+    <w:p>
+      <w:pPr>
+        <w:pStyle w:val="Default"/>
+        <w:rPr>
+          <w:color w:val="221F1F"/>
+          <w:sz w:val="23"/>
+          <w:szCs w:val="23"/>
+        </w:rPr>
+      </w:pPr>
+      <w:r>
+        <w:rPr>
+          <w:color w:val="221F1F"/>
+          <w:sz w:val="23"/>
+          <w:szCs w:val="23"/>
+        </w:rPr>
+        <w:t xml:space="preserve">    result </w:t>
+      </w:r>
+      <w:proofErr w:type="gramStart"/>
+      <w:r>
+        <w:rPr>
+          <w:color w:val="221F1F"/>
+          <w:sz w:val="23"/>
+          <w:szCs w:val="23"/>
+        </w:rPr>
+        <w:t>HR.EMPLOYEES</w:t>
+      </w:r>
+      <w:proofErr w:type="gramEnd"/>
+      <w:r>
+        <w:rPr>
+          <w:color w:val="221F1F"/>
+          <w:sz w:val="23"/>
+          <w:szCs w:val="23"/>
+        </w:rPr>
+        <w:t>%ROWTYPE;</w:t>
+      </w:r>
+    </w:p>
+    <w:p>
+      <w:pPr>
+        <w:pStyle w:val="Default"/>
+        <w:rPr>
+          <w:color w:val="221F1F"/>
+          <w:sz w:val="23"/>
+          <w:szCs w:val="23"/>
+        </w:rPr>
+      </w:pPr>
+      <w:r>
+        <w:rPr>
+          <w:color w:val="221F1F"/>
+          <w:sz w:val="23"/>
+          <w:szCs w:val="23"/>
+        </w:rPr>
+        <w:t>BEGIN</w:t>
+      </w:r>
+    </w:p>
+    <w:p>
+      <w:pPr>
+        <w:pStyle w:val="Default"/>
+        <w:rPr>
+          <w:color w:val="221F1F"/>
+          <w:sz w:val="23"/>
+          <w:szCs w:val="23"/>
+        </w:rPr>
+      </w:pPr>
+      <w:r>
+        <w:rPr>
+          <w:color w:val="221F1F"/>
+          <w:sz w:val="23"/>
+          <w:szCs w:val="23"/>
+        </w:rPr>
+        <w:t xml:space="preserve">    </w:t>
+      </w:r>
+      <w:proofErr w:type="gramStart"/>
+      <w:r>
+        <w:rPr>
+          <w:color w:val="221F1F"/>
+          <w:sz w:val="23"/>
+          <w:szCs w:val="23"/>
+        </w:rPr>
+        <w:t>result:=</w:t>
+      </w:r>
+      <w:proofErr w:type="gramEnd"/>
+      <w:r>
+        <w:rPr>
+          <w:color w:val="221F1F"/>
+          <w:sz w:val="23"/>
+          <w:szCs w:val="23"/>
+        </w:rPr>
+        <w:t>fn2(101);</w:t>
+      </w:r>
+    </w:p>
+    <w:p>
+      <w:pPr>
+        <w:pStyle w:val="Default"/>
+        <w:rPr>
+          <w:color w:val="221F1F"/>
+          <w:sz w:val="23"/>
+          <w:szCs w:val="23"/>
+        </w:rPr>
+      </w:pPr>
+      <w:r>
+        <w:rPr>
+          <w:color w:val="221F1F"/>
+          <w:sz w:val="23"/>
+          <w:szCs w:val="23"/>
+        </w:rPr>
+        <w:tab/>
+        <w:t>DBMS_OUTPUT.PUT_</w:t>
+      </w:r>
+      <w:proofErr w:type="gramStart"/>
+      <w:r>
+        <w:rPr>
+          <w:color w:val="221F1F"/>
+          <w:sz w:val="23"/>
+          <w:szCs w:val="23"/>
+        </w:rPr>
+        <w:t>LINE(</w:t>
+      </w:r>
+      <w:proofErr w:type="spellStart"/>
+      <w:proofErr w:type="gramEnd"/>
+      <w:r>
+        <w:rPr>
+          <w:color w:val="221F1F"/>
+          <w:sz w:val="23"/>
+          <w:szCs w:val="23"/>
+        </w:rPr>
+        <w:t>result.FIRST_NAME</w:t>
+      </w:r>
+      <w:proofErr w:type="spellEnd"/>
+      <w:r>
+        <w:rPr>
+          <w:color w:val="221F1F"/>
+          <w:sz w:val="23"/>
+          <w:szCs w:val="23"/>
+        </w:rPr>
+        <w:t xml:space="preserve"> || ' ' || </w:t>
+      </w:r>
+      <w:proofErr w:type="spellStart"/>
+      <w:r>
+        <w:rPr>
+          <w:color w:val="221F1F"/>
+          <w:sz w:val="23"/>
+          <w:szCs w:val="23"/>
+        </w:rPr>
+        <w:t>result.LAST_NAME</w:t>
+      </w:r>
+      <w:proofErr w:type="spellEnd"/>
+      <w:r>
+        <w:rPr>
+          <w:color w:val="221F1F"/>
+          <w:sz w:val="23"/>
+          <w:szCs w:val="23"/>
+        </w:rPr>
+        <w:t>);</w:t>
+      </w:r>
+    </w:p>
+    <w:p>
+      <w:pPr>
+        <w:pStyle w:val="Default"/>
+        <w:rPr>
+          <w:color w:val="221F1F"/>
+          <w:sz w:val="23"/>
+          <w:szCs w:val="23"/>
+        </w:rPr>
+      </w:pPr>
+      <w:r>
+        <w:rPr>
+          <w:color w:val="221F1F"/>
+          <w:sz w:val="23"/>
+          <w:szCs w:val="23"/>
+        </w:rPr>
+        <w:t>END;</w:t>
+      </w:r>
     </w:p>
     <w:sectPr>
       <w:pgSz w:w="11906" w:h="16838"/>

--- a/notes_25Apr2023.docx
+++ b/notes_25Apr2023.docx
@@ -156,21 +156,7 @@
           <w:lang w:val="en-US"/>
         </w:rPr>
         <w:tab/>
-        <w:t xml:space="preserve">If you repeat same data in many locations, we may update them inconsistently. Example, </w:t>
-      </w:r>
-      <w:proofErr w:type="gramStart"/>
-      <w:r>
-        <w:rPr>
-          <w:lang w:val="en-US"/>
-        </w:rPr>
-        <w:t>In</w:t>
-      </w:r>
-      <w:proofErr w:type="gramEnd"/>
-      <w:r>
-        <w:rPr>
-          <w:lang w:val="en-US"/>
-        </w:rPr>
-        <w:t xml:space="preserve"> attendance table, if we have trainer name, it may be updated differently in different rows.</w:t>
+        <w:t>If you repeat same data in many locations, we may update them inconsistently. Example, In attendance table, if we have trainer name, it may be updated differently in different rows.</w:t>
       </w:r>
     </w:p>
     <w:p>
@@ -554,21 +540,7 @@
         <w:rPr>
           <w:lang w:val="en-US"/>
         </w:rPr>
-        <w:t xml:space="preserve">The above table has a column address, which contains many data. </w:t>
-      </w:r>
-      <w:proofErr w:type="gramStart"/>
-      <w:r>
-        <w:rPr>
-          <w:lang w:val="en-US"/>
-        </w:rPr>
-        <w:t>So</w:t>
-      </w:r>
-      <w:proofErr w:type="gramEnd"/>
-      <w:r>
-        <w:rPr>
-          <w:lang w:val="en-US"/>
-        </w:rPr>
-        <w:t xml:space="preserve"> if it is like</w:t>
+        <w:t>The above table has a column address, which contains many data. So if it is like</w:t>
       </w:r>
     </w:p>
     <w:p>
@@ -1410,21 +1382,7 @@
         <w:rPr>
           <w:lang w:val="en-US"/>
         </w:rPr>
-        <w:t>&lt;Integer</w:t>
-      </w:r>
-      <w:proofErr w:type="gramStart"/>
-      <w:r>
-        <w:rPr>
-          <w:lang w:val="en-US"/>
-        </w:rPr>
-        <w:t>&gt;(</w:t>
-      </w:r>
-      <w:proofErr w:type="gramEnd"/>
-      <w:r>
-        <w:rPr>
-          <w:lang w:val="en-US"/>
-        </w:rPr>
-        <w:t>);</w:t>
+        <w:t>&lt;Integer&gt;();</w:t>
       </w:r>
       <w:r>
         <w:rPr>
@@ -1479,21 +1437,7 @@
         <w:rPr>
           <w:lang w:val="en-US"/>
         </w:rPr>
-        <w:t>&lt;Integer</w:t>
-      </w:r>
-      <w:proofErr w:type="gramStart"/>
-      <w:r>
-        <w:rPr>
-          <w:lang w:val="en-US"/>
-        </w:rPr>
-        <w:t>&gt;(</w:t>
-      </w:r>
-      <w:proofErr w:type="gramEnd"/>
-      <w:r>
-        <w:rPr>
-          <w:lang w:val="en-US"/>
-        </w:rPr>
-        <w:t>);</w:t>
+        <w:t>&lt;Integer&gt;();</w:t>
       </w:r>
     </w:p>
     <w:p>
@@ -2993,25 +2937,7 @@
           <w:szCs w:val="23"/>
         </w:rPr>
         <w:tab/>
-        <w:t xml:space="preserve">SELECT SALARY INTO X FROM </w:t>
-      </w:r>
-      <w:proofErr w:type="gramStart"/>
-      <w:r>
-        <w:rPr>
-          <w:color w:val="221F1F"/>
-          <w:sz w:val="23"/>
-          <w:szCs w:val="23"/>
-        </w:rPr>
-        <w:t>HR.EMPLOYEES</w:t>
-      </w:r>
-      <w:proofErr w:type="gramEnd"/>
-      <w:r>
-        <w:rPr>
-          <w:color w:val="221F1F"/>
-          <w:sz w:val="23"/>
-          <w:szCs w:val="23"/>
-        </w:rPr>
-        <w:t>;</w:t>
+        <w:t>SELECT SALARY INTO X FROM HR.EMPLOYEES;</w:t>
       </w:r>
       <w:r>
         <w:rPr>
@@ -3196,25 +3122,7 @@
           <w:szCs w:val="23"/>
         </w:rPr>
         <w:tab/>
-        <w:t xml:space="preserve">SELECT SALARY INTO X FROM </w:t>
-      </w:r>
-      <w:proofErr w:type="gramStart"/>
-      <w:r>
-        <w:rPr>
-          <w:color w:val="221F1F"/>
-          <w:sz w:val="23"/>
-          <w:szCs w:val="23"/>
-        </w:rPr>
-        <w:t>HR.EMPLOYEES</w:t>
-      </w:r>
-      <w:proofErr w:type="gramEnd"/>
-      <w:r>
-        <w:rPr>
-          <w:color w:val="221F1F"/>
-          <w:sz w:val="23"/>
-          <w:szCs w:val="23"/>
-        </w:rPr>
-        <w:t xml:space="preserve"> WHERE EMPLOYEE_ID=100;</w:t>
+        <w:t>SELECT SALARY INTO X FROM HR.EMPLOYEES WHERE EMPLOYEE_ID=100;</w:t>
       </w:r>
       <w:r>
         <w:rPr>
@@ -3380,28 +3288,32 @@
           <w:szCs w:val="21"/>
           <w:shd w:val="clear" w:color="auto" w:fill="FFFFFF"/>
         </w:rPr>
-        <w:t xml:space="preserve">Because these programs do not have a name. </w:t>
-      </w:r>
-      <w:proofErr w:type="gramStart"/>
-      <w:r>
+        <w:t>Because these programs do not have a name. Hence they are not stored in database.</w:t>
+      </w:r>
+    </w:p>
+    <w:p>
+      <w:pPr>
+        <w:pStyle w:val="Default"/>
+        <w:ind w:firstLine="720"/>
         <w:rPr>
           <w:rFonts w:ascii="Consolas" w:hAnsi="Consolas"/>
           <w:sz w:val="21"/>
           <w:szCs w:val="21"/>
           <w:shd w:val="clear" w:color="auto" w:fill="FFFFFF"/>
         </w:rPr>
-        <w:t>Hence</w:t>
-      </w:r>
-      <w:proofErr w:type="gramEnd"/>
-      <w:r>
+      </w:pPr>
+    </w:p>
+    <w:p>
+      <w:pPr>
+        <w:pStyle w:val="Default"/>
+        <w:ind w:firstLine="720"/>
         <w:rPr>
           <w:rFonts w:ascii="Consolas" w:hAnsi="Consolas"/>
           <w:sz w:val="21"/>
           <w:szCs w:val="21"/>
           <w:shd w:val="clear" w:color="auto" w:fill="FFFFFF"/>
         </w:rPr>
-        <w:t xml:space="preserve"> they are not stored in database.</w:t>
-      </w:r>
+      </w:pPr>
     </w:p>
     <w:p>
       <w:pPr>
@@ -3414,37 +3326,13 @@
           <w:shd w:val="clear" w:color="auto" w:fill="FFFFFF"/>
         </w:rPr>
       </w:pPr>
-    </w:p>
-    <w:p>
-      <w:pPr>
-        <w:pStyle w:val="Default"/>
-        <w:ind w:firstLine="720"/>
+      <w:r>
         <w:rPr>
           <w:rFonts w:ascii="Consolas" w:hAnsi="Consolas"/>
           <w:sz w:val="21"/>
           <w:szCs w:val="21"/>
           <w:shd w:val="clear" w:color="auto" w:fill="FFFFFF"/>
         </w:rPr>
-      </w:pPr>
-    </w:p>
-    <w:p>
-      <w:pPr>
-        <w:pStyle w:val="Default"/>
-        <w:ind w:firstLine="720"/>
-        <w:rPr>
-          <w:rFonts w:ascii="Consolas" w:hAnsi="Consolas"/>
-          <w:sz w:val="21"/>
-          <w:szCs w:val="21"/>
-          <w:shd w:val="clear" w:color="auto" w:fill="FFFFFF"/>
-        </w:rPr>
-      </w:pPr>
-      <w:r>
-        <w:rPr>
-          <w:rFonts w:ascii="Consolas" w:hAnsi="Consolas"/>
-          <w:sz w:val="21"/>
-          <w:szCs w:val="21"/>
-          <w:shd w:val="clear" w:color="auto" w:fill="FFFFFF"/>
-        </w:rPr>
         <w:t>How to use IF conditions in PLSQL?</w:t>
       </w:r>
     </w:p>
@@ -3522,25 +3410,7 @@
           <w:szCs w:val="23"/>
         </w:rPr>
         <w:tab/>
-        <w:t xml:space="preserve">SELECT SALARY INTO X FROM </w:t>
-      </w:r>
-      <w:proofErr w:type="gramStart"/>
-      <w:r>
-        <w:rPr>
-          <w:color w:val="221F1F"/>
-          <w:sz w:val="23"/>
-          <w:szCs w:val="23"/>
-        </w:rPr>
-        <w:t>HR.EMPLOYEES</w:t>
-      </w:r>
-      <w:proofErr w:type="gramEnd"/>
-      <w:r>
-        <w:rPr>
-          <w:color w:val="221F1F"/>
-          <w:sz w:val="23"/>
-          <w:szCs w:val="23"/>
-        </w:rPr>
-        <w:t xml:space="preserve"> WHERE EMPLOYEE_ID=100;</w:t>
+        <w:t>SELECT SALARY INTO X FROM HR.EMPLOYEES WHERE EMPLOYEE_ID=100;</w:t>
       </w:r>
       <w:r>
         <w:rPr>
@@ -3596,25 +3466,7 @@
           <w:szCs w:val="23"/>
         </w:rPr>
         <w:tab/>
-        <w:t>DBMS_OUTPUT.PUT_</w:t>
-      </w:r>
-      <w:proofErr w:type="gramStart"/>
-      <w:r>
-        <w:rPr>
-          <w:color w:val="221F1F"/>
-          <w:sz w:val="23"/>
-          <w:szCs w:val="23"/>
-        </w:rPr>
-        <w:t>LINE(</w:t>
-      </w:r>
-      <w:proofErr w:type="gramEnd"/>
-      <w:r>
-        <w:rPr>
-          <w:color w:val="221F1F"/>
-          <w:sz w:val="23"/>
-          <w:szCs w:val="23"/>
-        </w:rPr>
-        <w:t>'NOT ELIGIBLE FOR BONUS');</w:t>
+        <w:t>DBMS_OUTPUT.PUT_LINE('NOT ELIGIBLE FOR BONUS');</w:t>
       </w:r>
     </w:p>
     <w:p>
@@ -3653,25 +3505,7 @@
           <w:sz w:val="23"/>
           <w:szCs w:val="23"/>
         </w:rPr>
-        <w:t xml:space="preserve">        DBMS_OUTPUT.PUT_</w:t>
-      </w:r>
-      <w:proofErr w:type="gramStart"/>
-      <w:r>
-        <w:rPr>
-          <w:color w:val="221F1F"/>
-          <w:sz w:val="23"/>
-          <w:szCs w:val="23"/>
-        </w:rPr>
-        <w:t>LINE(</w:t>
-      </w:r>
-      <w:proofErr w:type="gramEnd"/>
-      <w:r>
-        <w:rPr>
-          <w:color w:val="221F1F"/>
-          <w:sz w:val="23"/>
-          <w:szCs w:val="23"/>
-        </w:rPr>
-        <w:t>'ELIGIBLE FOR 10% BONUS');</w:t>
+        <w:t xml:space="preserve">        DBMS_OUTPUT.PUT_LINE('ELIGIBLE FOR 10% BONUS');</w:t>
       </w:r>
     </w:p>
     <w:p>
@@ -3710,25 +3544,7 @@
           <w:sz w:val="23"/>
           <w:szCs w:val="23"/>
         </w:rPr>
-        <w:t xml:space="preserve">        DBMS_OUTPUT.PUT_</w:t>
-      </w:r>
-      <w:proofErr w:type="gramStart"/>
-      <w:r>
-        <w:rPr>
-          <w:color w:val="221F1F"/>
-          <w:sz w:val="23"/>
-          <w:szCs w:val="23"/>
-        </w:rPr>
-        <w:t>LINE(</w:t>
-      </w:r>
-      <w:proofErr w:type="gramEnd"/>
-      <w:r>
-        <w:rPr>
-          <w:color w:val="221F1F"/>
-          <w:sz w:val="23"/>
-          <w:szCs w:val="23"/>
-        </w:rPr>
-        <w:t>'ELIGIBLE FOR 50% BONUS');</w:t>
+        <w:t xml:space="preserve">        DBMS_OUTPUT.PUT_LINE('ELIGIBLE FOR 50% BONUS');</w:t>
       </w:r>
     </w:p>
     <w:p>
@@ -3948,25 +3764,7 @@
           <w:szCs w:val="23"/>
         </w:rPr>
         <w:tab/>
-        <w:t xml:space="preserve">I </w:t>
-      </w:r>
-      <w:proofErr w:type="gramStart"/>
-      <w:r>
-        <w:rPr>
-          <w:color w:val="221F1F"/>
-          <w:sz w:val="23"/>
-          <w:szCs w:val="23"/>
-        </w:rPr>
-        <w:t>INT:=</w:t>
-      </w:r>
-      <w:proofErr w:type="gramEnd"/>
-      <w:r>
-        <w:rPr>
-          <w:color w:val="221F1F"/>
-          <w:sz w:val="23"/>
-          <w:szCs w:val="23"/>
-        </w:rPr>
-        <w:t>100;</w:t>
+        <w:t>I INT:=100;</w:t>
       </w:r>
     </w:p>
     <w:p>
@@ -4061,24 +3859,7 @@
           <w:szCs w:val="23"/>
         </w:rPr>
         <w:tab/>
-      </w:r>
-      <w:proofErr w:type="gramStart"/>
-      <w:r>
-        <w:rPr>
-          <w:color w:val="221F1F"/>
-          <w:sz w:val="23"/>
-          <w:szCs w:val="23"/>
-        </w:rPr>
-        <w:t>I:=</w:t>
-      </w:r>
-      <w:proofErr w:type="gramEnd"/>
-      <w:r>
-        <w:rPr>
-          <w:color w:val="221F1F"/>
-          <w:sz w:val="23"/>
-          <w:szCs w:val="23"/>
-        </w:rPr>
-        <w:t>I+1;</w:t>
+        <w:t>I:=I+1;</w:t>
       </w:r>
     </w:p>
     <w:p>
@@ -5840,25 +5621,7 @@
           <w:sz w:val="23"/>
           <w:szCs w:val="23"/>
         </w:rPr>
-        <w:t xml:space="preserve">    X </w:t>
-      </w:r>
-      <w:proofErr w:type="gramStart"/>
-      <w:r>
-        <w:rPr>
-          <w:color w:val="221F1F"/>
-          <w:sz w:val="23"/>
-          <w:szCs w:val="23"/>
-        </w:rPr>
-        <w:t>HR.EMPLOYEES</w:t>
-      </w:r>
-      <w:proofErr w:type="gramEnd"/>
-      <w:r>
-        <w:rPr>
-          <w:color w:val="221F1F"/>
-          <w:sz w:val="23"/>
-          <w:szCs w:val="23"/>
-        </w:rPr>
-        <w:t>%ROWTYPE;</w:t>
+        <w:t xml:space="preserve">    X HR.EMPLOYEES%ROWTYPE;</w:t>
       </w:r>
     </w:p>
     <w:p>
@@ -5897,25 +5660,7 @@
           <w:sz w:val="23"/>
           <w:szCs w:val="23"/>
         </w:rPr>
-        <w:t xml:space="preserve">    FOR I IN M</w:t>
-      </w:r>
-      <w:proofErr w:type="gramStart"/>
-      <w:r>
-        <w:rPr>
-          <w:color w:val="221F1F"/>
-          <w:sz w:val="23"/>
-          <w:szCs w:val="23"/>
-        </w:rPr>
-        <w:t xml:space="preserve"> ..</w:t>
-      </w:r>
-      <w:proofErr w:type="gramEnd"/>
-      <w:r>
-        <w:rPr>
-          <w:color w:val="221F1F"/>
-          <w:sz w:val="23"/>
-          <w:szCs w:val="23"/>
-        </w:rPr>
-        <w:t xml:space="preserve"> N</w:t>
+        <w:t xml:space="preserve">    FOR I IN M .. N</w:t>
       </w:r>
     </w:p>
     <w:p>
@@ -5963,25 +5708,7 @@
           <w:szCs w:val="23"/>
         </w:rPr>
         <w:tab/>
-        <w:t xml:space="preserve">SELECT * INTO X FROM </w:t>
-      </w:r>
-      <w:proofErr w:type="gramStart"/>
-      <w:r>
-        <w:rPr>
-          <w:color w:val="221F1F"/>
-          <w:sz w:val="23"/>
-          <w:szCs w:val="23"/>
-        </w:rPr>
-        <w:t>HR.EMPLOYEES</w:t>
-      </w:r>
-      <w:proofErr w:type="gramEnd"/>
-      <w:r>
-        <w:rPr>
-          <w:color w:val="221F1F"/>
-          <w:sz w:val="23"/>
-          <w:szCs w:val="23"/>
-        </w:rPr>
-        <w:t xml:space="preserve"> </w:t>
+        <w:t xml:space="preserve">SELECT * INTO X FROM HR.EMPLOYEES </w:t>
       </w:r>
     </w:p>
     <w:p>
@@ -6045,25 +5772,7 @@
           <w:szCs w:val="23"/>
         </w:rPr>
         <w:tab/>
-        <w:t>DBMS_OUTPUT.PUT_</w:t>
-      </w:r>
-      <w:proofErr w:type="gramStart"/>
-      <w:r>
-        <w:rPr>
-          <w:color w:val="221F1F"/>
-          <w:sz w:val="23"/>
-          <w:szCs w:val="23"/>
-        </w:rPr>
-        <w:t>LINE(</w:t>
-      </w:r>
-      <w:proofErr w:type="gramEnd"/>
-      <w:r>
-        <w:rPr>
-          <w:color w:val="221F1F"/>
-          <w:sz w:val="23"/>
-          <w:szCs w:val="23"/>
-        </w:rPr>
-        <w:t>X.EMPLOYEE_ID || ' ' || X.FIRST_NAME );</w:t>
+        <w:t>DBMS_OUTPUT.PUT_LINE(X.EMPLOYEE_ID || ' ' || X.FIRST_NAME );</w:t>
       </w:r>
     </w:p>
     <w:p>
@@ -6238,93 +5947,259 @@
           <w:sz w:val="23"/>
           <w:szCs w:val="23"/>
         </w:rPr>
-        <w:t xml:space="preserve">    </w:t>
-      </w:r>
-      <w:proofErr w:type="gramStart"/>
-      <w:r>
-        <w:rPr>
-          <w:color w:val="221F1F"/>
-          <w:sz w:val="23"/>
-          <w:szCs w:val="23"/>
-        </w:rPr>
-        <w:t>X:=</w:t>
-      </w:r>
-      <w:proofErr w:type="gramEnd"/>
-      <w:r>
-        <w:rPr>
-          <w:color w:val="221F1F"/>
-          <w:sz w:val="23"/>
-          <w:szCs w:val="23"/>
-        </w:rPr>
-        <w:t>100;</w:t>
-      </w:r>
-    </w:p>
-    <w:p>
-      <w:pPr>
-        <w:pStyle w:val="Default"/>
-        <w:ind w:firstLine="720"/>
-        <w:rPr>
-          <w:color w:val="221F1F"/>
-          <w:sz w:val="23"/>
-          <w:szCs w:val="23"/>
-        </w:rPr>
-      </w:pPr>
-      <w:r>
-        <w:rPr>
-          <w:color w:val="221F1F"/>
-          <w:sz w:val="23"/>
-          <w:szCs w:val="23"/>
-        </w:rPr>
-        <w:tab/>
-      </w:r>
-      <w:proofErr w:type="gramStart"/>
-      <w:r>
-        <w:rPr>
-          <w:color w:val="221F1F"/>
-          <w:sz w:val="23"/>
-          <w:szCs w:val="23"/>
-        </w:rPr>
-        <w:t>Y:=</w:t>
-      </w:r>
-      <w:proofErr w:type="gramEnd"/>
-      <w:r>
-        <w:rPr>
-          <w:color w:val="221F1F"/>
-          <w:sz w:val="23"/>
-          <w:szCs w:val="23"/>
-        </w:rPr>
-        <w:t>106;</w:t>
-      </w:r>
-    </w:p>
-    <w:p>
-      <w:pPr>
-        <w:pStyle w:val="Default"/>
-        <w:ind w:firstLine="720"/>
-        <w:rPr>
-          <w:color w:val="221F1F"/>
-          <w:sz w:val="23"/>
-          <w:szCs w:val="23"/>
-        </w:rPr>
-      </w:pPr>
-      <w:r>
-        <w:rPr>
-          <w:color w:val="221F1F"/>
-          <w:sz w:val="23"/>
-          <w:szCs w:val="23"/>
-        </w:rPr>
-        <w:tab/>
-        <w:t>PROC1(</w:t>
-      </w:r>
-      <w:proofErr w:type="gramStart"/>
-      <w:r>
-        <w:rPr>
-          <w:color w:val="221F1F"/>
-          <w:sz w:val="23"/>
-          <w:szCs w:val="23"/>
-        </w:rPr>
-        <w:t>X,Y</w:t>
-      </w:r>
-      <w:proofErr w:type="gramEnd"/>
+        <w:t xml:space="preserve">    X:=100;</w:t>
+      </w:r>
+    </w:p>
+    <w:p>
+      <w:pPr>
+        <w:pStyle w:val="Default"/>
+        <w:ind w:firstLine="720"/>
+        <w:rPr>
+          <w:color w:val="221F1F"/>
+          <w:sz w:val="23"/>
+          <w:szCs w:val="23"/>
+        </w:rPr>
+      </w:pPr>
+      <w:r>
+        <w:rPr>
+          <w:color w:val="221F1F"/>
+          <w:sz w:val="23"/>
+          <w:szCs w:val="23"/>
+        </w:rPr>
+        <w:tab/>
+        <w:t>Y:=106;</w:t>
+      </w:r>
+    </w:p>
+    <w:p>
+      <w:pPr>
+        <w:pStyle w:val="Default"/>
+        <w:ind w:firstLine="720"/>
+        <w:rPr>
+          <w:color w:val="221F1F"/>
+          <w:sz w:val="23"/>
+          <w:szCs w:val="23"/>
+        </w:rPr>
+      </w:pPr>
+      <w:r>
+        <w:rPr>
+          <w:color w:val="221F1F"/>
+          <w:sz w:val="23"/>
+          <w:szCs w:val="23"/>
+        </w:rPr>
+        <w:tab/>
+        <w:t>PROC1(X,Y);</w:t>
+      </w:r>
+    </w:p>
+    <w:p>
+      <w:pPr>
+        <w:pStyle w:val="Default"/>
+        <w:ind w:firstLine="720"/>
+        <w:rPr>
+          <w:color w:val="221F1F"/>
+          <w:sz w:val="23"/>
+          <w:szCs w:val="23"/>
+        </w:rPr>
+      </w:pPr>
+      <w:r>
+        <w:rPr>
+          <w:color w:val="221F1F"/>
+          <w:sz w:val="23"/>
+          <w:szCs w:val="23"/>
+        </w:rPr>
+        <w:t>END;</w:t>
+      </w:r>
+    </w:p>
+    <w:p>
+      <w:pPr>
+        <w:pStyle w:val="Default"/>
+        <w:ind w:firstLine="720"/>
+        <w:rPr>
+          <w:color w:val="221F1F"/>
+          <w:sz w:val="23"/>
+          <w:szCs w:val="23"/>
+        </w:rPr>
+      </w:pPr>
+    </w:p>
+    <w:p>
+      <w:pPr>
+        <w:pStyle w:val="Default"/>
+        <w:ind w:firstLine="720"/>
+        <w:rPr>
+          <w:color w:val="221F1F"/>
+          <w:sz w:val="23"/>
+          <w:szCs w:val="23"/>
+        </w:rPr>
+      </w:pPr>
+    </w:p>
+    <w:p>
+      <w:pPr>
+        <w:pStyle w:val="Default"/>
+        <w:ind w:firstLine="720"/>
+        <w:rPr>
+          <w:color w:val="221F1F"/>
+          <w:sz w:val="23"/>
+          <w:szCs w:val="23"/>
+        </w:rPr>
+      </w:pPr>
+    </w:p>
+    <w:p>
+      <w:pPr>
+        <w:pStyle w:val="Default"/>
+        <w:ind w:firstLine="720"/>
+        <w:rPr>
+          <w:color w:val="221F1F"/>
+          <w:sz w:val="23"/>
+          <w:szCs w:val="23"/>
+        </w:rPr>
+      </w:pPr>
+      <w:r>
+        <w:rPr>
+          <w:color w:val="221F1F"/>
+          <w:sz w:val="23"/>
+          <w:szCs w:val="23"/>
+        </w:rPr>
+        <w:t>Procedures can have</w:t>
+      </w:r>
+    </w:p>
+    <w:p>
+      <w:pPr>
+        <w:pStyle w:val="Default"/>
+        <w:ind w:firstLine="720"/>
+        <w:rPr>
+          <w:color w:val="221F1F"/>
+          <w:sz w:val="23"/>
+          <w:szCs w:val="23"/>
+        </w:rPr>
+      </w:pPr>
+      <w:r>
+        <w:rPr>
+          <w:color w:val="221F1F"/>
+          <w:sz w:val="23"/>
+          <w:szCs w:val="23"/>
+        </w:rPr>
+        <w:tab/>
+        <w:t>IN</w:t>
+      </w:r>
+    </w:p>
+    <w:p>
+      <w:pPr>
+        <w:pStyle w:val="Default"/>
+        <w:ind w:firstLine="720"/>
+        <w:rPr>
+          <w:color w:val="221F1F"/>
+          <w:sz w:val="23"/>
+          <w:szCs w:val="23"/>
+        </w:rPr>
+      </w:pPr>
+      <w:r>
+        <w:rPr>
+          <w:color w:val="221F1F"/>
+          <w:sz w:val="23"/>
+          <w:szCs w:val="23"/>
+        </w:rPr>
+        <w:tab/>
+        <w:t>OUT</w:t>
+      </w:r>
+    </w:p>
+    <w:p>
+      <w:pPr>
+        <w:pStyle w:val="Default"/>
+        <w:ind w:firstLine="720"/>
+        <w:rPr>
+          <w:color w:val="221F1F"/>
+          <w:sz w:val="23"/>
+          <w:szCs w:val="23"/>
+        </w:rPr>
+      </w:pPr>
+      <w:r>
+        <w:rPr>
+          <w:color w:val="221F1F"/>
+          <w:sz w:val="23"/>
+          <w:szCs w:val="23"/>
+        </w:rPr>
+        <w:tab/>
+        <w:t>IN OUT</w:t>
+      </w:r>
+    </w:p>
+    <w:p>
+      <w:pPr>
+        <w:pStyle w:val="Default"/>
+        <w:ind w:firstLine="720"/>
+        <w:rPr>
+          <w:color w:val="221F1F"/>
+          <w:sz w:val="23"/>
+          <w:szCs w:val="23"/>
+        </w:rPr>
+      </w:pPr>
+      <w:r>
+        <w:rPr>
+          <w:color w:val="221F1F"/>
+          <w:sz w:val="23"/>
+          <w:szCs w:val="23"/>
+        </w:rPr>
+        <w:t>Parameters.</w:t>
+      </w:r>
+    </w:p>
+    <w:p>
+      <w:pPr>
+        <w:pStyle w:val="Default"/>
+        <w:ind w:firstLine="720"/>
+        <w:rPr>
+          <w:color w:val="221F1F"/>
+          <w:sz w:val="23"/>
+          <w:szCs w:val="23"/>
+        </w:rPr>
+      </w:pPr>
+    </w:p>
+    <w:p>
+      <w:pPr>
+        <w:pStyle w:val="Default"/>
+        <w:ind w:firstLine="720"/>
+        <w:rPr>
+          <w:color w:val="221F1F"/>
+          <w:sz w:val="23"/>
+          <w:szCs w:val="23"/>
+        </w:rPr>
+      </w:pPr>
+    </w:p>
+    <w:p>
+      <w:pPr>
+        <w:pStyle w:val="Default"/>
+        <w:ind w:firstLine="720"/>
+        <w:rPr>
+          <w:color w:val="221F1F"/>
+          <w:sz w:val="23"/>
+          <w:szCs w:val="23"/>
+        </w:rPr>
+      </w:pPr>
+      <w:proofErr w:type="spellStart"/>
+      <w:r>
+        <w:rPr>
+          <w:color w:val="221F1F"/>
+          <w:sz w:val="23"/>
+          <w:szCs w:val="23"/>
+        </w:rPr>
+        <w:t>Collections.sort</w:t>
+      </w:r>
+      <w:proofErr w:type="spellEnd"/>
+      <w:r>
+        <w:rPr>
+          <w:color w:val="221F1F"/>
+          <w:sz w:val="23"/>
+          <w:szCs w:val="23"/>
+        </w:rPr>
+        <w:t>(</w:t>
+      </w:r>
+      <w:proofErr w:type="spellStart"/>
+      <w:r>
+        <w:rPr>
+          <w:color w:val="221F1F"/>
+          <w:sz w:val="23"/>
+          <w:szCs w:val="23"/>
+        </w:rPr>
+        <w:t>arr</w:t>
+      </w:r>
+      <w:proofErr w:type="spellEnd"/>
       <w:r>
         <w:rPr>
           <w:color w:val="221F1F"/>
@@ -6344,6 +6219,263 @@
           <w:szCs w:val="23"/>
         </w:rPr>
       </w:pPr>
+      <w:proofErr w:type="spellStart"/>
+      <w:r>
+        <w:rPr>
+          <w:color w:val="221F1F"/>
+          <w:sz w:val="23"/>
+          <w:szCs w:val="23"/>
+        </w:rPr>
+        <w:t>Sqr</w:t>
+      </w:r>
+      <w:proofErr w:type="spellEnd"/>
+      <w:r>
+        <w:rPr>
+          <w:color w:val="221F1F"/>
+          <w:sz w:val="23"/>
+          <w:szCs w:val="23"/>
+        </w:rPr>
+        <w:t>(2,x);</w:t>
+      </w:r>
+      <w:r>
+        <w:rPr>
+          <w:color w:val="221F1F"/>
+          <w:sz w:val="23"/>
+          <w:szCs w:val="23"/>
+        </w:rPr>
+        <w:tab/>
+      </w:r>
+      <w:r>
+        <w:rPr>
+          <w:color w:val="221F1F"/>
+          <w:sz w:val="23"/>
+          <w:szCs w:val="23"/>
+        </w:rPr>
+        <w:tab/>
+        <w:t>x=4</w:t>
+      </w:r>
+    </w:p>
+    <w:p>
+      <w:pPr>
+        <w:pStyle w:val="Default"/>
+        <w:ind w:firstLine="720"/>
+        <w:rPr>
+          <w:color w:val="221F1F"/>
+          <w:sz w:val="23"/>
+          <w:szCs w:val="23"/>
+        </w:rPr>
+      </w:pPr>
+      <w:r>
+        <w:rPr>
+          <w:color w:val="221F1F"/>
+          <w:sz w:val="23"/>
+          <w:szCs w:val="23"/>
+        </w:rPr>
+        <w:t>Cube(2,x)</w:t>
+      </w:r>
+      <w:r>
+        <w:rPr>
+          <w:color w:val="221F1F"/>
+          <w:sz w:val="23"/>
+          <w:szCs w:val="23"/>
+        </w:rPr>
+        <w:tab/>
+      </w:r>
+      <w:r>
+        <w:rPr>
+          <w:color w:val="221F1F"/>
+          <w:sz w:val="23"/>
+          <w:szCs w:val="23"/>
+        </w:rPr>
+        <w:tab/>
+        <w:t>x=8</w:t>
+      </w:r>
+    </w:p>
+    <w:p>
+      <w:pPr>
+        <w:pStyle w:val="Default"/>
+        <w:ind w:firstLine="720"/>
+        <w:rPr>
+          <w:color w:val="221F1F"/>
+          <w:sz w:val="23"/>
+          <w:szCs w:val="23"/>
+        </w:rPr>
+      </w:pPr>
+      <w:r>
+        <w:rPr>
+          <w:color w:val="221F1F"/>
+          <w:sz w:val="23"/>
+          <w:szCs w:val="23"/>
+        </w:rPr>
+        <w:t>Sqrt(4,x)</w:t>
+      </w:r>
+      <w:r>
+        <w:rPr>
+          <w:color w:val="221F1F"/>
+          <w:sz w:val="23"/>
+          <w:szCs w:val="23"/>
+        </w:rPr>
+        <w:tab/>
+      </w:r>
+      <w:r>
+        <w:rPr>
+          <w:color w:val="221F1F"/>
+          <w:sz w:val="23"/>
+          <w:szCs w:val="23"/>
+        </w:rPr>
+        <w:tab/>
+        <w:t>x=2</w:t>
+      </w:r>
+    </w:p>
+    <w:p>
+      <w:pPr>
+        <w:pStyle w:val="Default"/>
+        <w:ind w:firstLine="720"/>
+        <w:rPr>
+          <w:color w:val="221F1F"/>
+          <w:sz w:val="23"/>
+          <w:szCs w:val="23"/>
+        </w:rPr>
+      </w:pPr>
+    </w:p>
+    <w:p>
+      <w:pPr>
+        <w:pStyle w:val="Default"/>
+        <w:ind w:firstLine="720"/>
+        <w:rPr>
+          <w:color w:val="221F1F"/>
+          <w:sz w:val="23"/>
+          <w:szCs w:val="23"/>
+        </w:rPr>
+      </w:pPr>
+    </w:p>
+    <w:p>
+      <w:pPr>
+        <w:pStyle w:val="Default"/>
+        <w:ind w:firstLine="720"/>
+        <w:rPr>
+          <w:color w:val="221F1F"/>
+          <w:sz w:val="23"/>
+          <w:szCs w:val="23"/>
+        </w:rPr>
+      </w:pPr>
+      <w:r>
+        <w:rPr>
+          <w:color w:val="221F1F"/>
+          <w:sz w:val="23"/>
+          <w:szCs w:val="23"/>
+        </w:rPr>
+        <w:t>Here, in above examples, x is OUT parameter, because the procedure fills output in that parameter.</w:t>
+      </w:r>
+    </w:p>
+    <w:p>
+      <w:pPr>
+        <w:pStyle w:val="Default"/>
+        <w:ind w:firstLine="720"/>
+        <w:rPr>
+          <w:color w:val="221F1F"/>
+          <w:sz w:val="23"/>
+          <w:szCs w:val="23"/>
+        </w:rPr>
+      </w:pPr>
+    </w:p>
+    <w:p>
+      <w:pPr>
+        <w:pStyle w:val="Default"/>
+        <w:ind w:firstLine="720"/>
+        <w:rPr>
+          <w:color w:val="221F1F"/>
+          <w:sz w:val="23"/>
+          <w:szCs w:val="23"/>
+        </w:rPr>
+      </w:pPr>
+    </w:p>
+    <w:p>
+      <w:pPr>
+        <w:pStyle w:val="Default"/>
+        <w:ind w:firstLine="720"/>
+        <w:rPr>
+          <w:color w:val="221F1F"/>
+          <w:sz w:val="23"/>
+          <w:szCs w:val="23"/>
+        </w:rPr>
+      </w:pPr>
+      <w:r>
+        <w:rPr>
+          <w:color w:val="221F1F"/>
+          <w:sz w:val="23"/>
+          <w:szCs w:val="23"/>
+        </w:rPr>
+        <w:t>CREATE OR REPLACE PROCEDURE PRCAJAY(X INT, Y OUT INT)</w:t>
+      </w:r>
+    </w:p>
+    <w:p>
+      <w:pPr>
+        <w:pStyle w:val="Default"/>
+        <w:ind w:firstLine="720"/>
+        <w:rPr>
+          <w:color w:val="221F1F"/>
+          <w:sz w:val="23"/>
+          <w:szCs w:val="23"/>
+        </w:rPr>
+      </w:pPr>
+      <w:r>
+        <w:rPr>
+          <w:color w:val="221F1F"/>
+          <w:sz w:val="23"/>
+          <w:szCs w:val="23"/>
+        </w:rPr>
+        <w:t>AS</w:t>
+      </w:r>
+    </w:p>
+    <w:p>
+      <w:pPr>
+        <w:pStyle w:val="Default"/>
+        <w:ind w:firstLine="720"/>
+        <w:rPr>
+          <w:color w:val="221F1F"/>
+          <w:sz w:val="23"/>
+          <w:szCs w:val="23"/>
+        </w:rPr>
+      </w:pPr>
+      <w:r>
+        <w:rPr>
+          <w:color w:val="221F1F"/>
+          <w:sz w:val="23"/>
+          <w:szCs w:val="23"/>
+        </w:rPr>
+        <w:t>BEGIN</w:t>
+      </w:r>
+    </w:p>
+    <w:p>
+      <w:pPr>
+        <w:pStyle w:val="Default"/>
+        <w:ind w:firstLine="720"/>
+        <w:rPr>
+          <w:color w:val="221F1F"/>
+          <w:sz w:val="23"/>
+          <w:szCs w:val="23"/>
+        </w:rPr>
+      </w:pPr>
+      <w:r>
+        <w:rPr>
+          <w:color w:val="221F1F"/>
+          <w:sz w:val="23"/>
+          <w:szCs w:val="23"/>
+        </w:rPr>
+        <w:t xml:space="preserve">    Y:=X*X;</w:t>
+      </w:r>
+    </w:p>
+    <w:p>
+      <w:pPr>
+        <w:pStyle w:val="Default"/>
+        <w:ind w:firstLine="720"/>
+        <w:rPr>
+          <w:color w:val="221F1F"/>
+          <w:sz w:val="23"/>
+          <w:szCs w:val="23"/>
+        </w:rPr>
+      </w:pPr>
       <w:r>
         <w:rPr>
           <w:color w:val="221F1F"/>
@@ -6374,474 +6506,71 @@
           <w:szCs w:val="23"/>
         </w:rPr>
       </w:pPr>
-    </w:p>
-    <w:p>
-      <w:pPr>
-        <w:pStyle w:val="Default"/>
-        <w:ind w:firstLine="720"/>
-        <w:rPr>
-          <w:color w:val="221F1F"/>
-          <w:sz w:val="23"/>
-          <w:szCs w:val="23"/>
-        </w:rPr>
-      </w:pPr>
-    </w:p>
-    <w:p>
-      <w:pPr>
-        <w:pStyle w:val="Default"/>
-        <w:ind w:firstLine="720"/>
-        <w:rPr>
-          <w:color w:val="221F1F"/>
-          <w:sz w:val="23"/>
-          <w:szCs w:val="23"/>
-        </w:rPr>
-      </w:pPr>
-      <w:r>
-        <w:rPr>
-          <w:color w:val="221F1F"/>
-          <w:sz w:val="23"/>
-          <w:szCs w:val="23"/>
-        </w:rPr>
-        <w:t>Procedures can have</w:t>
-      </w:r>
-    </w:p>
-    <w:p>
-      <w:pPr>
-        <w:pStyle w:val="Default"/>
-        <w:ind w:firstLine="720"/>
-        <w:rPr>
-          <w:color w:val="221F1F"/>
-          <w:sz w:val="23"/>
-          <w:szCs w:val="23"/>
-        </w:rPr>
-      </w:pPr>
-      <w:r>
-        <w:rPr>
-          <w:color w:val="221F1F"/>
-          <w:sz w:val="23"/>
-          <w:szCs w:val="23"/>
-        </w:rPr>
-        <w:tab/>
-        <w:t>IN</w:t>
-      </w:r>
-    </w:p>
-    <w:p>
-      <w:pPr>
-        <w:pStyle w:val="Default"/>
-        <w:ind w:firstLine="720"/>
-        <w:rPr>
-          <w:color w:val="221F1F"/>
-          <w:sz w:val="23"/>
-          <w:szCs w:val="23"/>
-        </w:rPr>
-      </w:pPr>
-      <w:r>
-        <w:rPr>
-          <w:color w:val="221F1F"/>
-          <w:sz w:val="23"/>
-          <w:szCs w:val="23"/>
-        </w:rPr>
-        <w:tab/>
-        <w:t>OUT</w:t>
-      </w:r>
-    </w:p>
-    <w:p>
-      <w:pPr>
-        <w:pStyle w:val="Default"/>
-        <w:ind w:firstLine="720"/>
-        <w:rPr>
-          <w:color w:val="221F1F"/>
-          <w:sz w:val="23"/>
-          <w:szCs w:val="23"/>
-        </w:rPr>
-      </w:pPr>
-      <w:r>
-        <w:rPr>
-          <w:color w:val="221F1F"/>
-          <w:sz w:val="23"/>
-          <w:szCs w:val="23"/>
-        </w:rPr>
-        <w:tab/>
-        <w:t>IN OUT</w:t>
-      </w:r>
-    </w:p>
-    <w:p>
-      <w:pPr>
-        <w:pStyle w:val="Default"/>
-        <w:ind w:firstLine="720"/>
-        <w:rPr>
-          <w:color w:val="221F1F"/>
-          <w:sz w:val="23"/>
-          <w:szCs w:val="23"/>
-        </w:rPr>
-      </w:pPr>
-      <w:r>
-        <w:rPr>
-          <w:color w:val="221F1F"/>
-          <w:sz w:val="23"/>
-          <w:szCs w:val="23"/>
-        </w:rPr>
-        <w:t>Parameters.</w:t>
-      </w:r>
-    </w:p>
-    <w:p>
-      <w:pPr>
-        <w:pStyle w:val="Default"/>
-        <w:ind w:firstLine="720"/>
-        <w:rPr>
-          <w:color w:val="221F1F"/>
-          <w:sz w:val="23"/>
-          <w:szCs w:val="23"/>
-        </w:rPr>
-      </w:pPr>
-    </w:p>
-    <w:p>
-      <w:pPr>
-        <w:pStyle w:val="Default"/>
-        <w:ind w:firstLine="720"/>
-        <w:rPr>
-          <w:color w:val="221F1F"/>
-          <w:sz w:val="23"/>
-          <w:szCs w:val="23"/>
-        </w:rPr>
-      </w:pPr>
-    </w:p>
-    <w:p>
-      <w:pPr>
-        <w:pStyle w:val="Default"/>
-        <w:ind w:firstLine="720"/>
-        <w:rPr>
-          <w:color w:val="221F1F"/>
-          <w:sz w:val="23"/>
-          <w:szCs w:val="23"/>
-        </w:rPr>
-      </w:pPr>
-      <w:proofErr w:type="spellStart"/>
-      <w:r>
-        <w:rPr>
-          <w:color w:val="221F1F"/>
-          <w:sz w:val="23"/>
-          <w:szCs w:val="23"/>
-        </w:rPr>
-        <w:t>Collections.sort</w:t>
-      </w:r>
-      <w:proofErr w:type="spellEnd"/>
-      <w:r>
-        <w:rPr>
-          <w:color w:val="221F1F"/>
-          <w:sz w:val="23"/>
-          <w:szCs w:val="23"/>
-        </w:rPr>
-        <w:t>(</w:t>
-      </w:r>
-      <w:proofErr w:type="spellStart"/>
-      <w:r>
-        <w:rPr>
-          <w:color w:val="221F1F"/>
-          <w:sz w:val="23"/>
-          <w:szCs w:val="23"/>
-        </w:rPr>
-        <w:t>arr</w:t>
-      </w:r>
-      <w:proofErr w:type="spellEnd"/>
-      <w:r>
-        <w:rPr>
-          <w:color w:val="221F1F"/>
-          <w:sz w:val="23"/>
-          <w:szCs w:val="23"/>
-        </w:rPr>
-        <w:t>);</w:t>
-      </w:r>
-    </w:p>
-    <w:p>
-      <w:pPr>
-        <w:pStyle w:val="Default"/>
-        <w:ind w:firstLine="720"/>
-        <w:rPr>
-          <w:color w:val="221F1F"/>
-          <w:sz w:val="23"/>
-          <w:szCs w:val="23"/>
-        </w:rPr>
-      </w:pPr>
-      <w:proofErr w:type="spellStart"/>
-      <w:r>
-        <w:rPr>
-          <w:color w:val="221F1F"/>
-          <w:sz w:val="23"/>
-          <w:szCs w:val="23"/>
-        </w:rPr>
-        <w:t>Sqr</w:t>
-      </w:r>
-      <w:proofErr w:type="spellEnd"/>
-      <w:r>
-        <w:rPr>
-          <w:color w:val="221F1F"/>
-          <w:sz w:val="23"/>
-          <w:szCs w:val="23"/>
-        </w:rPr>
-        <w:t>(</w:t>
-      </w:r>
-      <w:proofErr w:type="gramStart"/>
-      <w:r>
-        <w:rPr>
-          <w:color w:val="221F1F"/>
-          <w:sz w:val="23"/>
-          <w:szCs w:val="23"/>
-        </w:rPr>
-        <w:t>2,x</w:t>
-      </w:r>
-      <w:proofErr w:type="gramEnd"/>
-      <w:r>
-        <w:rPr>
-          <w:color w:val="221F1F"/>
-          <w:sz w:val="23"/>
-          <w:szCs w:val="23"/>
-        </w:rPr>
-        <w:t>);</w:t>
-      </w:r>
-      <w:r>
-        <w:rPr>
-          <w:color w:val="221F1F"/>
-          <w:sz w:val="23"/>
-          <w:szCs w:val="23"/>
-        </w:rPr>
-        <w:tab/>
-      </w:r>
-      <w:r>
-        <w:rPr>
-          <w:color w:val="221F1F"/>
-          <w:sz w:val="23"/>
-          <w:szCs w:val="23"/>
-        </w:rPr>
-        <w:tab/>
-        <w:t>x=4</w:t>
-      </w:r>
-    </w:p>
-    <w:p>
-      <w:pPr>
-        <w:pStyle w:val="Default"/>
-        <w:ind w:firstLine="720"/>
-        <w:rPr>
-          <w:color w:val="221F1F"/>
-          <w:sz w:val="23"/>
-          <w:szCs w:val="23"/>
-        </w:rPr>
-      </w:pPr>
-      <w:r>
-        <w:rPr>
-          <w:color w:val="221F1F"/>
-          <w:sz w:val="23"/>
-          <w:szCs w:val="23"/>
-        </w:rPr>
-        <w:t>Cube(</w:t>
-      </w:r>
-      <w:proofErr w:type="gramStart"/>
-      <w:r>
-        <w:rPr>
-          <w:color w:val="221F1F"/>
-          <w:sz w:val="23"/>
-          <w:szCs w:val="23"/>
-        </w:rPr>
-        <w:t>2,x</w:t>
-      </w:r>
-      <w:proofErr w:type="gramEnd"/>
-      <w:r>
-        <w:rPr>
-          <w:color w:val="221F1F"/>
-          <w:sz w:val="23"/>
-          <w:szCs w:val="23"/>
-        </w:rPr>
-        <w:t>)</w:t>
-      </w:r>
-      <w:r>
-        <w:rPr>
-          <w:color w:val="221F1F"/>
-          <w:sz w:val="23"/>
-          <w:szCs w:val="23"/>
-        </w:rPr>
-        <w:tab/>
-      </w:r>
-      <w:r>
-        <w:rPr>
-          <w:color w:val="221F1F"/>
-          <w:sz w:val="23"/>
-          <w:szCs w:val="23"/>
-        </w:rPr>
-        <w:tab/>
-        <w:t>x=8</w:t>
-      </w:r>
-    </w:p>
-    <w:p>
-      <w:pPr>
-        <w:pStyle w:val="Default"/>
-        <w:ind w:firstLine="720"/>
-        <w:rPr>
-          <w:color w:val="221F1F"/>
-          <w:sz w:val="23"/>
-          <w:szCs w:val="23"/>
-        </w:rPr>
-      </w:pPr>
-      <w:r>
-        <w:rPr>
-          <w:color w:val="221F1F"/>
-          <w:sz w:val="23"/>
-          <w:szCs w:val="23"/>
-        </w:rPr>
-        <w:t>Sqrt(</w:t>
-      </w:r>
-      <w:proofErr w:type="gramStart"/>
-      <w:r>
-        <w:rPr>
-          <w:color w:val="221F1F"/>
-          <w:sz w:val="23"/>
-          <w:szCs w:val="23"/>
-        </w:rPr>
-        <w:t>4,x</w:t>
-      </w:r>
-      <w:proofErr w:type="gramEnd"/>
-      <w:r>
-        <w:rPr>
-          <w:color w:val="221F1F"/>
-          <w:sz w:val="23"/>
-          <w:szCs w:val="23"/>
-        </w:rPr>
-        <w:t>)</w:t>
-      </w:r>
-      <w:r>
-        <w:rPr>
-          <w:color w:val="221F1F"/>
-          <w:sz w:val="23"/>
-          <w:szCs w:val="23"/>
-        </w:rPr>
-        <w:tab/>
-      </w:r>
-      <w:r>
-        <w:rPr>
-          <w:color w:val="221F1F"/>
-          <w:sz w:val="23"/>
-          <w:szCs w:val="23"/>
-        </w:rPr>
-        <w:tab/>
-        <w:t>x=2</w:t>
-      </w:r>
-    </w:p>
-    <w:p>
-      <w:pPr>
-        <w:pStyle w:val="Default"/>
-        <w:ind w:firstLine="720"/>
-        <w:rPr>
-          <w:color w:val="221F1F"/>
-          <w:sz w:val="23"/>
-          <w:szCs w:val="23"/>
-        </w:rPr>
-      </w:pPr>
-    </w:p>
-    <w:p>
-      <w:pPr>
-        <w:pStyle w:val="Default"/>
-        <w:ind w:firstLine="720"/>
-        <w:rPr>
-          <w:color w:val="221F1F"/>
-          <w:sz w:val="23"/>
-          <w:szCs w:val="23"/>
-        </w:rPr>
-      </w:pPr>
-    </w:p>
-    <w:p>
-      <w:pPr>
-        <w:pStyle w:val="Default"/>
-        <w:ind w:firstLine="720"/>
-        <w:rPr>
-          <w:color w:val="221F1F"/>
-          <w:sz w:val="23"/>
-          <w:szCs w:val="23"/>
-        </w:rPr>
-      </w:pPr>
-      <w:r>
-        <w:rPr>
-          <w:color w:val="221F1F"/>
-          <w:sz w:val="23"/>
-          <w:szCs w:val="23"/>
-        </w:rPr>
-        <w:t>Here, in above examples, x is OUT parameter, because the procedure fills output in that parameter.</w:t>
-      </w:r>
-    </w:p>
-    <w:p>
-      <w:pPr>
-        <w:pStyle w:val="Default"/>
-        <w:ind w:firstLine="720"/>
-        <w:rPr>
-          <w:color w:val="221F1F"/>
-          <w:sz w:val="23"/>
-          <w:szCs w:val="23"/>
-        </w:rPr>
-      </w:pPr>
-    </w:p>
-    <w:p>
-      <w:pPr>
-        <w:pStyle w:val="Default"/>
-        <w:ind w:firstLine="720"/>
-        <w:rPr>
-          <w:color w:val="221F1F"/>
-          <w:sz w:val="23"/>
-          <w:szCs w:val="23"/>
-        </w:rPr>
-      </w:pPr>
-    </w:p>
-    <w:p>
-      <w:pPr>
-        <w:pStyle w:val="Default"/>
-        <w:ind w:firstLine="720"/>
-        <w:rPr>
-          <w:color w:val="221F1F"/>
-          <w:sz w:val="23"/>
-          <w:szCs w:val="23"/>
-        </w:rPr>
-      </w:pPr>
-      <w:r>
-        <w:rPr>
-          <w:color w:val="221F1F"/>
-          <w:sz w:val="23"/>
-          <w:szCs w:val="23"/>
-        </w:rPr>
-        <w:t xml:space="preserve">CREATE OR REPLACE PROCEDURE </w:t>
-      </w:r>
-      <w:proofErr w:type="gramStart"/>
-      <w:r>
-        <w:rPr>
-          <w:color w:val="221F1F"/>
-          <w:sz w:val="23"/>
-          <w:szCs w:val="23"/>
-        </w:rPr>
-        <w:t>PRCAJAY(</w:t>
-      </w:r>
-      <w:proofErr w:type="gramEnd"/>
-      <w:r>
-        <w:rPr>
-          <w:color w:val="221F1F"/>
-          <w:sz w:val="23"/>
-          <w:szCs w:val="23"/>
-        </w:rPr>
-        <w:t>X INT, Y OUT INT)</w:t>
-      </w:r>
-    </w:p>
-    <w:p>
-      <w:pPr>
-        <w:pStyle w:val="Default"/>
-        <w:ind w:firstLine="720"/>
-        <w:rPr>
-          <w:color w:val="221F1F"/>
-          <w:sz w:val="23"/>
-          <w:szCs w:val="23"/>
-        </w:rPr>
-      </w:pPr>
-      <w:r>
-        <w:rPr>
-          <w:color w:val="221F1F"/>
-          <w:sz w:val="23"/>
-          <w:szCs w:val="23"/>
-        </w:rPr>
-        <w:t>AS</w:t>
+      <w:r>
+        <w:rPr>
+          <w:color w:val="221F1F"/>
+          <w:sz w:val="23"/>
+          <w:szCs w:val="23"/>
+        </w:rPr>
+        <w:t>We call this procedure using PLSQL program:</w:t>
+      </w:r>
+    </w:p>
+    <w:p>
+      <w:pPr>
+        <w:pStyle w:val="Default"/>
+        <w:ind w:firstLine="720"/>
+        <w:rPr>
+          <w:color w:val="221F1F"/>
+          <w:sz w:val="23"/>
+          <w:szCs w:val="23"/>
+        </w:rPr>
+      </w:pPr>
+      <w:r>
+        <w:rPr>
+          <w:color w:val="221F1F"/>
+          <w:sz w:val="23"/>
+          <w:szCs w:val="23"/>
+        </w:rPr>
+        <w:t>DECLARE</w:t>
+      </w:r>
+    </w:p>
+    <w:p>
+      <w:pPr>
+        <w:pStyle w:val="Default"/>
+        <w:ind w:firstLine="720"/>
+        <w:rPr>
+          <w:color w:val="221F1F"/>
+          <w:sz w:val="23"/>
+          <w:szCs w:val="23"/>
+        </w:rPr>
+      </w:pPr>
+      <w:r>
+        <w:rPr>
+          <w:color w:val="221F1F"/>
+          <w:sz w:val="23"/>
+          <w:szCs w:val="23"/>
+        </w:rPr>
+        <w:t xml:space="preserve">    X INT:=2;</w:t>
+      </w:r>
+    </w:p>
+    <w:p>
+      <w:pPr>
+        <w:pStyle w:val="Default"/>
+        <w:ind w:firstLine="720"/>
+        <w:rPr>
+          <w:color w:val="221F1F"/>
+          <w:sz w:val="23"/>
+          <w:szCs w:val="23"/>
+        </w:rPr>
+      </w:pPr>
+      <w:r>
+        <w:rPr>
+          <w:color w:val="221F1F"/>
+          <w:sz w:val="23"/>
+          <w:szCs w:val="23"/>
+        </w:rPr>
+        <w:tab/>
+        <w:t>Y INT;</w:t>
       </w:r>
     </w:p>
     <w:p>
@@ -6879,190 +6608,8 @@
           <w:sz w:val="23"/>
           <w:szCs w:val="23"/>
         </w:rPr>
-        <w:t xml:space="preserve">    </w:t>
-      </w:r>
-      <w:proofErr w:type="gramStart"/>
-      <w:r>
-        <w:rPr>
-          <w:color w:val="221F1F"/>
-          <w:sz w:val="23"/>
-          <w:szCs w:val="23"/>
-        </w:rPr>
-        <w:t>Y:=</w:t>
-      </w:r>
-      <w:proofErr w:type="gramEnd"/>
-      <w:r>
-        <w:rPr>
-          <w:color w:val="221F1F"/>
-          <w:sz w:val="23"/>
-          <w:szCs w:val="23"/>
-        </w:rPr>
-        <w:t>X*X;</w:t>
-      </w:r>
-    </w:p>
-    <w:p>
-      <w:pPr>
-        <w:pStyle w:val="Default"/>
-        <w:ind w:firstLine="720"/>
-        <w:rPr>
-          <w:color w:val="221F1F"/>
-          <w:sz w:val="23"/>
-          <w:szCs w:val="23"/>
-        </w:rPr>
-      </w:pPr>
-      <w:r>
-        <w:rPr>
-          <w:color w:val="221F1F"/>
-          <w:sz w:val="23"/>
-          <w:szCs w:val="23"/>
-        </w:rPr>
-        <w:t>END;</w:t>
-      </w:r>
-    </w:p>
-    <w:p>
-      <w:pPr>
-        <w:pStyle w:val="Default"/>
-        <w:ind w:firstLine="720"/>
-        <w:rPr>
-          <w:color w:val="221F1F"/>
-          <w:sz w:val="23"/>
-          <w:szCs w:val="23"/>
-        </w:rPr>
-      </w:pPr>
-    </w:p>
-    <w:p>
-      <w:pPr>
-        <w:pStyle w:val="Default"/>
-        <w:ind w:firstLine="720"/>
-        <w:rPr>
-          <w:color w:val="221F1F"/>
-          <w:sz w:val="23"/>
-          <w:szCs w:val="23"/>
-        </w:rPr>
-      </w:pPr>
-      <w:r>
-        <w:rPr>
-          <w:color w:val="221F1F"/>
-          <w:sz w:val="23"/>
-          <w:szCs w:val="23"/>
-        </w:rPr>
-        <w:t>We call this procedure using PLSQL program:</w:t>
-      </w:r>
-    </w:p>
-    <w:p>
-      <w:pPr>
-        <w:pStyle w:val="Default"/>
-        <w:ind w:firstLine="720"/>
-        <w:rPr>
-          <w:color w:val="221F1F"/>
-          <w:sz w:val="23"/>
-          <w:szCs w:val="23"/>
-        </w:rPr>
-      </w:pPr>
-      <w:r>
-        <w:rPr>
-          <w:color w:val="221F1F"/>
-          <w:sz w:val="23"/>
-          <w:szCs w:val="23"/>
-        </w:rPr>
-        <w:t>DECLARE</w:t>
-      </w:r>
-    </w:p>
-    <w:p>
-      <w:pPr>
-        <w:pStyle w:val="Default"/>
-        <w:ind w:firstLine="720"/>
-        <w:rPr>
-          <w:color w:val="221F1F"/>
-          <w:sz w:val="23"/>
-          <w:szCs w:val="23"/>
-        </w:rPr>
-      </w:pPr>
-      <w:r>
-        <w:rPr>
-          <w:color w:val="221F1F"/>
-          <w:sz w:val="23"/>
-          <w:szCs w:val="23"/>
-        </w:rPr>
-        <w:t xml:space="preserve">    X </w:t>
-      </w:r>
-      <w:proofErr w:type="gramStart"/>
-      <w:r>
-        <w:rPr>
-          <w:color w:val="221F1F"/>
-          <w:sz w:val="23"/>
-          <w:szCs w:val="23"/>
-        </w:rPr>
-        <w:t>INT:=</w:t>
-      </w:r>
-      <w:proofErr w:type="gramEnd"/>
-      <w:r>
-        <w:rPr>
-          <w:color w:val="221F1F"/>
-          <w:sz w:val="23"/>
-          <w:szCs w:val="23"/>
-        </w:rPr>
-        <w:t>2;</w:t>
-      </w:r>
-    </w:p>
-    <w:p>
-      <w:pPr>
-        <w:pStyle w:val="Default"/>
-        <w:ind w:firstLine="720"/>
-        <w:rPr>
-          <w:color w:val="221F1F"/>
-          <w:sz w:val="23"/>
-          <w:szCs w:val="23"/>
-        </w:rPr>
-      </w:pPr>
-      <w:r>
-        <w:rPr>
-          <w:color w:val="221F1F"/>
-          <w:sz w:val="23"/>
-          <w:szCs w:val="23"/>
-        </w:rPr>
-        <w:tab/>
-        <w:t>Y INT;</w:t>
-      </w:r>
-    </w:p>
-    <w:p>
-      <w:pPr>
-        <w:pStyle w:val="Default"/>
-        <w:ind w:firstLine="720"/>
-        <w:rPr>
-          <w:color w:val="221F1F"/>
-          <w:sz w:val="23"/>
-          <w:szCs w:val="23"/>
-        </w:rPr>
-      </w:pPr>
-      <w:r>
-        <w:rPr>
-          <w:color w:val="221F1F"/>
-          <w:sz w:val="23"/>
-          <w:szCs w:val="23"/>
-        </w:rPr>
-        <w:t>BEGIN</w:t>
-      </w:r>
-    </w:p>
-    <w:p>
-      <w:pPr>
-        <w:pStyle w:val="Default"/>
-        <w:ind w:firstLine="720"/>
-        <w:rPr>
-          <w:color w:val="221F1F"/>
-          <w:sz w:val="23"/>
-          <w:szCs w:val="23"/>
-        </w:rPr>
-      </w:pPr>
-      <w:r>
-        <w:rPr>
-          <w:color w:val="221F1F"/>
-          <w:sz w:val="23"/>
-          <w:szCs w:val="23"/>
-        </w:rPr>
         <w:t xml:space="preserve">    PRCAJAY(</w:t>
       </w:r>
-      <w:proofErr w:type="gramStart"/>
       <w:r>
         <w:rPr>
           <w:color w:val="221F1F"/>
@@ -7071,7 +6618,6 @@
         </w:rPr>
         <w:t>2,Y</w:t>
       </w:r>
-      <w:proofErr w:type="gramEnd"/>
       <w:r>
         <w:rPr>
           <w:color w:val="221F1F"/>
@@ -7211,25 +6757,7 @@
           <w:sz w:val="23"/>
           <w:szCs w:val="23"/>
         </w:rPr>
-        <w:t xml:space="preserve">CREATE OR REPLACE PROCEDURE </w:t>
-      </w:r>
-      <w:proofErr w:type="gramStart"/>
-      <w:r>
-        <w:rPr>
-          <w:color w:val="221F1F"/>
-          <w:sz w:val="23"/>
-          <w:szCs w:val="23"/>
-        </w:rPr>
-        <w:t>PRCSQR(</w:t>
-      </w:r>
-      <w:proofErr w:type="gramEnd"/>
-      <w:r>
-        <w:rPr>
-          <w:color w:val="221F1F"/>
-          <w:sz w:val="23"/>
-          <w:szCs w:val="23"/>
-        </w:rPr>
-        <w:t>X IN OUT INT)</w:t>
+        <w:t>CREATE OR REPLACE PROCEDURE PRCSQR(X IN OUT INT)</w:t>
       </w:r>
     </w:p>
     <w:p>
@@ -7286,25 +6814,7 @@
           <w:sz w:val="23"/>
           <w:szCs w:val="23"/>
         </w:rPr>
-        <w:t xml:space="preserve">    </w:t>
-      </w:r>
-      <w:proofErr w:type="gramStart"/>
-      <w:r>
-        <w:rPr>
-          <w:color w:val="221F1F"/>
-          <w:sz w:val="23"/>
-          <w:szCs w:val="23"/>
-        </w:rPr>
-        <w:t>X:=</w:t>
-      </w:r>
-      <w:proofErr w:type="gramEnd"/>
-      <w:r>
-        <w:rPr>
-          <w:color w:val="221F1F"/>
-          <w:sz w:val="23"/>
-          <w:szCs w:val="23"/>
-        </w:rPr>
-        <w:t>X*X;</w:t>
+        <w:t xml:space="preserve">    X:=X*X;</w:t>
       </w:r>
     </w:p>
     <w:p>
@@ -7402,25 +6912,7 @@
           <w:sz w:val="23"/>
           <w:szCs w:val="23"/>
         </w:rPr>
-        <w:t xml:space="preserve">    X </w:t>
-      </w:r>
-      <w:proofErr w:type="gramStart"/>
-      <w:r>
-        <w:rPr>
-          <w:color w:val="221F1F"/>
-          <w:sz w:val="23"/>
-          <w:szCs w:val="23"/>
-        </w:rPr>
-        <w:t>INT:=</w:t>
-      </w:r>
-      <w:proofErr w:type="gramEnd"/>
-      <w:r>
-        <w:rPr>
-          <w:color w:val="221F1F"/>
-          <w:sz w:val="23"/>
-          <w:szCs w:val="23"/>
-        </w:rPr>
-        <w:t>4;</w:t>
+        <w:t xml:space="preserve">    X INT:=4;</w:t>
       </w:r>
     </w:p>
     <w:p>
@@ -7524,23 +7016,13 @@
           <w:szCs w:val="23"/>
         </w:rPr>
       </w:pPr>
-      <w:proofErr w:type="gramStart"/>
-      <w:r>
-        <w:rPr>
-          <w:color w:val="221F1F"/>
-          <w:sz w:val="23"/>
-          <w:szCs w:val="23"/>
-        </w:rPr>
-        <w:t>Lets</w:t>
-      </w:r>
-      <w:proofErr w:type="gramEnd"/>
-      <w:r>
-        <w:rPr>
-          <w:color w:val="221F1F"/>
-          <w:sz w:val="23"/>
-          <w:szCs w:val="23"/>
-        </w:rPr>
-        <w:t xml:space="preserve"> create a PLSQL Function.</w:t>
+      <w:r>
+        <w:rPr>
+          <w:color w:val="221F1F"/>
+          <w:sz w:val="23"/>
+          <w:szCs w:val="23"/>
+        </w:rPr>
+        <w:t>Lets create a PLSQL Function.</w:t>
       </w:r>
     </w:p>
     <w:p>
@@ -7871,7 +7353,6 @@
         <w:t xml:space="preserve">SELECT </w:t>
       </w:r>
       <w:proofErr w:type="spellStart"/>
-      <w:proofErr w:type="gramStart"/>
       <w:r>
         <w:rPr>
           <w:color w:val="221F1F"/>
@@ -7887,16 +7368,7 @@
           <w:sz w:val="23"/>
           <w:szCs w:val="23"/>
         </w:rPr>
-        <w:t>(</w:t>
-      </w:r>
-      <w:proofErr w:type="gramEnd"/>
-      <w:r>
-        <w:rPr>
-          <w:color w:val="221F1F"/>
-          <w:sz w:val="23"/>
-          <w:szCs w:val="23"/>
-        </w:rPr>
-        <w:t>) FROM DUAL;</w:t>
+        <w:t>() FROM DUAL;</w:t>
       </w:r>
     </w:p>
     <w:p>
@@ -7983,51 +7455,868 @@
           <w:sz w:val="23"/>
           <w:szCs w:val="23"/>
         </w:rPr>
+        <w:t xml:space="preserve">    x:=fnKalyan();</w:t>
+      </w:r>
+    </w:p>
+    <w:p>
+      <w:pPr>
+        <w:pStyle w:val="Default"/>
+        <w:ind w:firstLine="720"/>
+        <w:rPr>
+          <w:color w:val="221F1F"/>
+          <w:sz w:val="23"/>
+          <w:szCs w:val="23"/>
+        </w:rPr>
+      </w:pPr>
+      <w:r>
+        <w:rPr>
+          <w:color w:val="221F1F"/>
+          <w:sz w:val="23"/>
+          <w:szCs w:val="23"/>
+        </w:rPr>
+        <w:tab/>
+        <w:t>DBMS_OUTPUT.PUT_LINE(x);</w:t>
+      </w:r>
+    </w:p>
+    <w:p>
+      <w:pPr>
+        <w:pStyle w:val="Default"/>
+        <w:ind w:firstLine="720"/>
+        <w:rPr>
+          <w:color w:val="221F1F"/>
+          <w:sz w:val="23"/>
+          <w:szCs w:val="23"/>
+        </w:rPr>
+      </w:pPr>
+      <w:r>
+        <w:rPr>
+          <w:color w:val="221F1F"/>
+          <w:sz w:val="23"/>
+          <w:szCs w:val="23"/>
+        </w:rPr>
+        <w:t>END;</w:t>
+      </w:r>
+    </w:p>
+    <w:p>
+      <w:pPr>
+        <w:pStyle w:val="Default"/>
+        <w:ind w:firstLine="720"/>
+        <w:rPr>
+          <w:color w:val="221F1F"/>
+          <w:sz w:val="23"/>
+          <w:szCs w:val="23"/>
+        </w:rPr>
+      </w:pPr>
+    </w:p>
+    <w:p>
+      <w:pPr>
+        <w:pStyle w:val="Default"/>
+        <w:ind w:firstLine="720"/>
+        <w:rPr>
+          <w:color w:val="221F1F"/>
+          <w:sz w:val="23"/>
+          <w:szCs w:val="23"/>
+        </w:rPr>
+      </w:pPr>
+    </w:p>
+    <w:p>
+      <w:pPr>
+        <w:pStyle w:val="Default"/>
+        <w:rPr>
+          <w:color w:val="221F1F"/>
+          <w:sz w:val="23"/>
+          <w:szCs w:val="23"/>
+        </w:rPr>
+      </w:pPr>
+      <w:r>
+        <w:rPr>
+          <w:color w:val="221F1F"/>
+          <w:sz w:val="23"/>
+          <w:szCs w:val="23"/>
+        </w:rPr>
+        <w:t>Demo:</w:t>
+      </w:r>
+    </w:p>
+    <w:p>
+      <w:pPr>
+        <w:pStyle w:val="Default"/>
+        <w:rPr>
+          <w:color w:val="221F1F"/>
+          <w:sz w:val="23"/>
+          <w:szCs w:val="23"/>
+        </w:rPr>
+      </w:pPr>
+      <w:r>
+        <w:rPr>
+          <w:color w:val="221F1F"/>
+          <w:sz w:val="23"/>
+          <w:szCs w:val="23"/>
+        </w:rPr>
+        <w:t>Single row functions (scalar)</w:t>
+      </w:r>
+    </w:p>
+    <w:p>
+      <w:pPr>
+        <w:pStyle w:val="Default"/>
+        <w:rPr>
+          <w:color w:val="221F1F"/>
+          <w:sz w:val="23"/>
+          <w:szCs w:val="23"/>
+        </w:rPr>
+      </w:pPr>
+    </w:p>
+    <w:p>
+      <w:pPr>
+        <w:pStyle w:val="Default"/>
+        <w:rPr>
+          <w:color w:val="221F1F"/>
+          <w:sz w:val="23"/>
+          <w:szCs w:val="23"/>
+        </w:rPr>
+      </w:pPr>
+    </w:p>
+    <w:p>
+      <w:pPr>
+        <w:pStyle w:val="Default"/>
+        <w:rPr>
+          <w:color w:val="221F1F"/>
+          <w:sz w:val="23"/>
+          <w:szCs w:val="23"/>
+        </w:rPr>
+      </w:pPr>
+      <w:r>
+        <w:rPr>
+          <w:color w:val="221F1F"/>
+          <w:sz w:val="23"/>
+          <w:szCs w:val="23"/>
+        </w:rPr>
+        <w:lastRenderedPageBreak/>
+        <w:t xml:space="preserve">CREATE OR REPLACE FUNCTION  </w:t>
+      </w:r>
+      <w:proofErr w:type="spellStart"/>
+      <w:r>
+        <w:rPr>
+          <w:color w:val="221F1F"/>
+          <w:sz w:val="23"/>
+          <w:szCs w:val="23"/>
+        </w:rPr>
+        <w:t>fnBonus</w:t>
+      </w:r>
+      <w:proofErr w:type="spellEnd"/>
+      <w:r>
+        <w:rPr>
+          <w:color w:val="221F1F"/>
+          <w:sz w:val="23"/>
+          <w:szCs w:val="23"/>
+        </w:rPr>
+        <w:t>(SAL INT)</w:t>
+      </w:r>
+    </w:p>
+    <w:p>
+      <w:pPr>
+        <w:pStyle w:val="Default"/>
+        <w:rPr>
+          <w:color w:val="221F1F"/>
+          <w:sz w:val="23"/>
+          <w:szCs w:val="23"/>
+        </w:rPr>
+      </w:pPr>
+      <w:r>
+        <w:rPr>
+          <w:color w:val="221F1F"/>
+          <w:sz w:val="23"/>
+          <w:szCs w:val="23"/>
+        </w:rPr>
+        <w:t>RETURN INT</w:t>
+      </w:r>
+    </w:p>
+    <w:p>
+      <w:pPr>
+        <w:pStyle w:val="Default"/>
+        <w:rPr>
+          <w:color w:val="221F1F"/>
+          <w:sz w:val="23"/>
+          <w:szCs w:val="23"/>
+        </w:rPr>
+      </w:pPr>
+      <w:r>
+        <w:rPr>
+          <w:color w:val="221F1F"/>
+          <w:sz w:val="23"/>
+          <w:szCs w:val="23"/>
+        </w:rPr>
+        <w:t>AS</w:t>
+      </w:r>
+    </w:p>
+    <w:p>
+      <w:pPr>
+        <w:pStyle w:val="Default"/>
+        <w:rPr>
+          <w:color w:val="221F1F"/>
+          <w:sz w:val="23"/>
+          <w:szCs w:val="23"/>
+        </w:rPr>
+      </w:pPr>
+      <w:r>
+        <w:rPr>
+          <w:color w:val="221F1F"/>
+          <w:sz w:val="23"/>
+          <w:szCs w:val="23"/>
+        </w:rPr>
+        <w:t>BEGIN</w:t>
+      </w:r>
+    </w:p>
+    <w:p>
+      <w:pPr>
+        <w:pStyle w:val="Default"/>
+        <w:rPr>
+          <w:color w:val="221F1F"/>
+          <w:sz w:val="23"/>
+          <w:szCs w:val="23"/>
+        </w:rPr>
+      </w:pPr>
+      <w:r>
+        <w:rPr>
+          <w:color w:val="221F1F"/>
+          <w:sz w:val="23"/>
+          <w:szCs w:val="23"/>
+        </w:rPr>
+        <w:t xml:space="preserve">    RETURN SAL+SAL*2;</w:t>
+      </w:r>
+    </w:p>
+    <w:p>
+      <w:pPr>
+        <w:pStyle w:val="Default"/>
+        <w:rPr>
+          <w:color w:val="221F1F"/>
+          <w:sz w:val="23"/>
+          <w:szCs w:val="23"/>
+        </w:rPr>
+      </w:pPr>
+      <w:r>
+        <w:rPr>
+          <w:color w:val="221F1F"/>
+          <w:sz w:val="23"/>
+          <w:szCs w:val="23"/>
+        </w:rPr>
+        <w:t>END;</w:t>
+      </w:r>
+    </w:p>
+    <w:p>
+      <w:pPr>
+        <w:pStyle w:val="Default"/>
+        <w:rPr>
+          <w:color w:val="221F1F"/>
+          <w:sz w:val="23"/>
+          <w:szCs w:val="23"/>
+        </w:rPr>
+      </w:pPr>
+    </w:p>
+    <w:p>
+      <w:pPr>
+        <w:pStyle w:val="Default"/>
+        <w:rPr>
+          <w:color w:val="221F1F"/>
+          <w:sz w:val="23"/>
+          <w:szCs w:val="23"/>
+        </w:rPr>
+      </w:pPr>
+    </w:p>
+    <w:p>
+      <w:pPr>
+        <w:pStyle w:val="Default"/>
+        <w:rPr>
+          <w:color w:val="221F1F"/>
+          <w:sz w:val="23"/>
+          <w:szCs w:val="23"/>
+        </w:rPr>
+      </w:pPr>
+      <w:r>
+        <w:rPr>
+          <w:color w:val="221F1F"/>
+          <w:sz w:val="23"/>
+          <w:szCs w:val="23"/>
+        </w:rPr>
+        <w:t>Lets use this in our EMPLOYEES table</w:t>
+      </w:r>
+    </w:p>
+    <w:p>
+      <w:pPr>
+        <w:pStyle w:val="Default"/>
+        <w:rPr>
+          <w:color w:val="221F1F"/>
+          <w:sz w:val="23"/>
+          <w:szCs w:val="23"/>
+        </w:rPr>
+      </w:pPr>
+    </w:p>
+    <w:p>
+      <w:pPr>
+        <w:pStyle w:val="Default"/>
+        <w:rPr>
+          <w:color w:val="221F1F"/>
+          <w:sz w:val="23"/>
+          <w:szCs w:val="23"/>
+        </w:rPr>
+      </w:pPr>
+      <w:r>
+        <w:rPr>
+          <w:color w:val="221F1F"/>
+          <w:sz w:val="23"/>
+          <w:szCs w:val="23"/>
+        </w:rPr>
+        <w:t xml:space="preserve">select </w:t>
+      </w:r>
+      <w:proofErr w:type="spellStart"/>
+      <w:r>
+        <w:rPr>
+          <w:color w:val="221F1F"/>
+          <w:sz w:val="23"/>
+          <w:szCs w:val="23"/>
+        </w:rPr>
+        <w:t>first_name</w:t>
+      </w:r>
+      <w:proofErr w:type="spellEnd"/>
+      <w:r>
+        <w:rPr>
+          <w:color w:val="221F1F"/>
+          <w:sz w:val="23"/>
+          <w:szCs w:val="23"/>
+        </w:rPr>
+        <w:t xml:space="preserve">, salary, </w:t>
+      </w:r>
+      <w:proofErr w:type="spellStart"/>
+      <w:r>
+        <w:rPr>
+          <w:color w:val="221F1F"/>
+          <w:sz w:val="23"/>
+          <w:szCs w:val="23"/>
+        </w:rPr>
+        <w:t>fnBonus</w:t>
+      </w:r>
+      <w:proofErr w:type="spellEnd"/>
+      <w:r>
+        <w:rPr>
+          <w:color w:val="221F1F"/>
+          <w:sz w:val="23"/>
+          <w:szCs w:val="23"/>
+        </w:rPr>
+        <w:t>(salary) as Bonus</w:t>
+      </w:r>
+    </w:p>
+    <w:p>
+      <w:pPr>
+        <w:pStyle w:val="Default"/>
+        <w:rPr>
+          <w:color w:val="221F1F"/>
+          <w:sz w:val="23"/>
+          <w:szCs w:val="23"/>
+        </w:rPr>
+      </w:pPr>
+      <w:r>
+        <w:rPr>
+          <w:color w:val="221F1F"/>
+          <w:sz w:val="23"/>
+          <w:szCs w:val="23"/>
+        </w:rPr>
+        <w:t xml:space="preserve">from </w:t>
+      </w:r>
+      <w:proofErr w:type="spellStart"/>
+      <w:r>
+        <w:rPr>
+          <w:color w:val="221F1F"/>
+          <w:sz w:val="23"/>
+          <w:szCs w:val="23"/>
+        </w:rPr>
+        <w:t>hr.employees</w:t>
+      </w:r>
+      <w:proofErr w:type="spellEnd"/>
+      <w:r>
+        <w:rPr>
+          <w:color w:val="221F1F"/>
+          <w:sz w:val="23"/>
+          <w:szCs w:val="23"/>
+        </w:rPr>
+        <w:t>;</w:t>
+      </w:r>
+    </w:p>
+    <w:p>
+      <w:pPr>
+        <w:pStyle w:val="Default"/>
+        <w:rPr>
+          <w:color w:val="221F1F"/>
+          <w:sz w:val="23"/>
+          <w:szCs w:val="23"/>
+        </w:rPr>
+      </w:pPr>
+    </w:p>
+    <w:p>
+      <w:pPr>
+        <w:pStyle w:val="Default"/>
+        <w:rPr>
+          <w:color w:val="221F1F"/>
+          <w:sz w:val="23"/>
+          <w:szCs w:val="23"/>
+        </w:rPr>
+      </w:pPr>
+      <w:r>
+        <w:rPr>
+          <w:color w:val="221F1F"/>
+          <w:sz w:val="23"/>
+          <w:szCs w:val="23"/>
+        </w:rPr>
+        <w:t>Task:</w:t>
+      </w:r>
+    </w:p>
+    <w:p>
+      <w:pPr>
+        <w:pStyle w:val="Default"/>
+        <w:rPr>
+          <w:color w:val="221F1F"/>
+          <w:sz w:val="23"/>
+          <w:szCs w:val="23"/>
+        </w:rPr>
+      </w:pPr>
+      <w:r>
+        <w:rPr>
+          <w:color w:val="221F1F"/>
+          <w:sz w:val="23"/>
+          <w:szCs w:val="23"/>
+        </w:rPr>
+        <w:t xml:space="preserve">Create a </w:t>
+      </w:r>
+      <w:proofErr w:type="spellStart"/>
+      <w:r>
+        <w:rPr>
+          <w:color w:val="221F1F"/>
+          <w:sz w:val="23"/>
+          <w:szCs w:val="23"/>
+        </w:rPr>
+        <w:t>plsql</w:t>
+      </w:r>
+      <w:proofErr w:type="spellEnd"/>
+      <w:r>
+        <w:rPr>
+          <w:color w:val="221F1F"/>
+          <w:sz w:val="23"/>
+          <w:szCs w:val="23"/>
+        </w:rPr>
+        <w:t xml:space="preserve"> function that accepts employee id as input and returns the salary as output.</w:t>
+      </w:r>
+    </w:p>
+    <w:p>
+      <w:pPr>
+        <w:pStyle w:val="Default"/>
+        <w:rPr>
+          <w:color w:val="221F1F"/>
+          <w:sz w:val="23"/>
+          <w:szCs w:val="23"/>
+        </w:rPr>
+      </w:pPr>
+    </w:p>
+    <w:p>
+      <w:pPr>
+        <w:pStyle w:val="Default"/>
+        <w:rPr>
+          <w:color w:val="221F1F"/>
+          <w:sz w:val="23"/>
+          <w:szCs w:val="23"/>
+        </w:rPr>
+      </w:pPr>
+      <w:r>
+        <w:rPr>
+          <w:color w:val="221F1F"/>
+          <w:sz w:val="23"/>
+          <w:szCs w:val="23"/>
+        </w:rPr>
+        <w:t>Task:</w:t>
+      </w:r>
+    </w:p>
+    <w:p>
+      <w:pPr>
+        <w:pStyle w:val="Default"/>
+        <w:rPr>
+          <w:color w:val="221F1F"/>
+          <w:sz w:val="23"/>
+          <w:szCs w:val="23"/>
+        </w:rPr>
+      </w:pPr>
+      <w:r>
+        <w:rPr>
+          <w:color w:val="221F1F"/>
+          <w:sz w:val="23"/>
+          <w:szCs w:val="23"/>
+        </w:rPr>
+        <w:t xml:space="preserve">Create a </w:t>
+      </w:r>
+      <w:proofErr w:type="spellStart"/>
+      <w:r>
+        <w:rPr>
+          <w:color w:val="221F1F"/>
+          <w:sz w:val="23"/>
+          <w:szCs w:val="23"/>
+        </w:rPr>
+        <w:t>plsql</w:t>
+      </w:r>
+      <w:proofErr w:type="spellEnd"/>
+      <w:r>
+        <w:rPr>
+          <w:color w:val="221F1F"/>
+          <w:sz w:val="23"/>
+          <w:szCs w:val="23"/>
+        </w:rPr>
+        <w:t xml:space="preserve"> function that accepts employee id as input and returns the entire row as output.</w:t>
+      </w:r>
+    </w:p>
+    <w:p>
+      <w:pPr>
+        <w:pStyle w:val="Default"/>
+        <w:rPr>
+          <w:color w:val="221F1F"/>
+          <w:sz w:val="23"/>
+          <w:szCs w:val="23"/>
+        </w:rPr>
+      </w:pPr>
+    </w:p>
+    <w:p>
+      <w:pPr>
+        <w:pStyle w:val="Default"/>
+        <w:rPr>
+          <w:color w:val="221F1F"/>
+          <w:sz w:val="23"/>
+          <w:szCs w:val="23"/>
+        </w:rPr>
+      </w:pPr>
+      <w:r>
+        <w:rPr>
+          <w:color w:val="221F1F"/>
+          <w:sz w:val="23"/>
+          <w:szCs w:val="23"/>
+        </w:rPr>
+        <w:t>create or replace function fn2(id1 INT)</w:t>
+      </w:r>
+    </w:p>
+    <w:p>
+      <w:pPr>
+        <w:pStyle w:val="Default"/>
+        <w:rPr>
+          <w:color w:val="221F1F"/>
+          <w:sz w:val="23"/>
+          <w:szCs w:val="23"/>
+        </w:rPr>
+      </w:pPr>
+      <w:r>
+        <w:rPr>
+          <w:color w:val="221F1F"/>
+          <w:sz w:val="23"/>
+          <w:szCs w:val="23"/>
+        </w:rPr>
+        <w:t>return HR.EMPLOYEES%ROWTYPE</w:t>
+      </w:r>
+    </w:p>
+    <w:p>
+      <w:pPr>
+        <w:pStyle w:val="Default"/>
+        <w:rPr>
+          <w:color w:val="221F1F"/>
+          <w:sz w:val="23"/>
+          <w:szCs w:val="23"/>
+        </w:rPr>
+      </w:pPr>
+      <w:r>
+        <w:rPr>
+          <w:color w:val="221F1F"/>
+          <w:sz w:val="23"/>
+          <w:szCs w:val="23"/>
+        </w:rPr>
+        <w:t>as</w:t>
+      </w:r>
+    </w:p>
+    <w:p>
+      <w:pPr>
+        <w:pStyle w:val="Default"/>
+        <w:rPr>
+          <w:color w:val="221F1F"/>
+          <w:sz w:val="23"/>
+          <w:szCs w:val="23"/>
+        </w:rPr>
+      </w:pPr>
+      <w:r>
+        <w:rPr>
+          <w:color w:val="221F1F"/>
+          <w:sz w:val="23"/>
+          <w:szCs w:val="23"/>
+        </w:rPr>
         <w:t xml:space="preserve">    </w:t>
       </w:r>
-      <w:proofErr w:type="gramStart"/>
-      <w:r>
-        <w:rPr>
-          <w:color w:val="221F1F"/>
-          <w:sz w:val="23"/>
-          <w:szCs w:val="23"/>
-        </w:rPr>
-        <w:t>x:=</w:t>
-      </w:r>
-      <w:proofErr w:type="gramEnd"/>
-      <w:r>
-        <w:rPr>
-          <w:color w:val="221F1F"/>
-          <w:sz w:val="23"/>
-          <w:szCs w:val="23"/>
-        </w:rPr>
-        <w:t>fnKalyan();</w:t>
-      </w:r>
-    </w:p>
-    <w:p>
-      <w:pPr>
-        <w:pStyle w:val="Default"/>
-        <w:ind w:firstLine="720"/>
-        <w:rPr>
-          <w:color w:val="221F1F"/>
-          <w:sz w:val="23"/>
-          <w:szCs w:val="23"/>
-        </w:rPr>
-      </w:pPr>
-      <w:r>
-        <w:rPr>
-          <w:color w:val="221F1F"/>
-          <w:sz w:val="23"/>
-          <w:szCs w:val="23"/>
-        </w:rPr>
-        <w:tab/>
-        <w:t>DBMS_OUTPUT.PUT_LINE(x);</w:t>
-      </w:r>
-    </w:p>
-    <w:p>
-      <w:pPr>
-        <w:pStyle w:val="Default"/>
-        <w:ind w:firstLine="720"/>
+      <w:proofErr w:type="spellStart"/>
+      <w:r>
+        <w:rPr>
+          <w:color w:val="221F1F"/>
+          <w:sz w:val="23"/>
+          <w:szCs w:val="23"/>
+        </w:rPr>
+        <w:t>emprec</w:t>
+      </w:r>
+      <w:proofErr w:type="spellEnd"/>
+      <w:r>
+        <w:rPr>
+          <w:color w:val="221F1F"/>
+          <w:sz w:val="23"/>
+          <w:szCs w:val="23"/>
+        </w:rPr>
+        <w:t xml:space="preserve"> HR.EMPLOYEES%ROWTYPE;</w:t>
+      </w:r>
+    </w:p>
+    <w:p>
+      <w:pPr>
+        <w:pStyle w:val="Default"/>
+        <w:rPr>
+          <w:color w:val="221F1F"/>
+          <w:sz w:val="23"/>
+          <w:szCs w:val="23"/>
+        </w:rPr>
+      </w:pPr>
+      <w:r>
+        <w:rPr>
+          <w:color w:val="221F1F"/>
+          <w:sz w:val="23"/>
+          <w:szCs w:val="23"/>
+        </w:rPr>
+        <w:t>begin</w:t>
+      </w:r>
+    </w:p>
+    <w:p>
+      <w:pPr>
+        <w:pStyle w:val="Default"/>
+        <w:rPr>
+          <w:color w:val="221F1F"/>
+          <w:sz w:val="23"/>
+          <w:szCs w:val="23"/>
+        </w:rPr>
+      </w:pPr>
+      <w:r>
+        <w:rPr>
+          <w:color w:val="221F1F"/>
+          <w:sz w:val="23"/>
+          <w:szCs w:val="23"/>
+        </w:rPr>
+        <w:t xml:space="preserve">    SELECT * INTO </w:t>
+      </w:r>
+      <w:proofErr w:type="spellStart"/>
+      <w:r>
+        <w:rPr>
+          <w:color w:val="221F1F"/>
+          <w:sz w:val="23"/>
+          <w:szCs w:val="23"/>
+        </w:rPr>
+        <w:t>emprec</w:t>
+      </w:r>
+      <w:proofErr w:type="spellEnd"/>
+      <w:r>
+        <w:rPr>
+          <w:color w:val="221F1F"/>
+          <w:sz w:val="23"/>
+          <w:szCs w:val="23"/>
+        </w:rPr>
+        <w:t xml:space="preserve"> FROM HR.EMPLOYEES WHERE EMPLOYEE_ID=id1;</w:t>
+      </w:r>
+    </w:p>
+    <w:p>
+      <w:pPr>
+        <w:pStyle w:val="Default"/>
+        <w:rPr>
+          <w:color w:val="221F1F"/>
+          <w:sz w:val="23"/>
+          <w:szCs w:val="23"/>
+        </w:rPr>
+      </w:pPr>
+      <w:r>
+        <w:rPr>
+          <w:color w:val="221F1F"/>
+          <w:sz w:val="23"/>
+          <w:szCs w:val="23"/>
+        </w:rPr>
+        <w:tab/>
+        <w:t xml:space="preserve">return </w:t>
+      </w:r>
+      <w:proofErr w:type="spellStart"/>
+      <w:r>
+        <w:rPr>
+          <w:color w:val="221F1F"/>
+          <w:sz w:val="23"/>
+          <w:szCs w:val="23"/>
+        </w:rPr>
+        <w:t>emprec</w:t>
+      </w:r>
+      <w:proofErr w:type="spellEnd"/>
+      <w:r>
+        <w:rPr>
+          <w:color w:val="221F1F"/>
+          <w:sz w:val="23"/>
+          <w:szCs w:val="23"/>
+        </w:rPr>
+        <w:t>;</w:t>
+      </w:r>
+    </w:p>
+    <w:p>
+      <w:pPr>
+        <w:pStyle w:val="Default"/>
+        <w:rPr>
+          <w:color w:val="221F1F"/>
+          <w:sz w:val="23"/>
+          <w:szCs w:val="23"/>
+        </w:rPr>
+      </w:pPr>
+      <w:r>
+        <w:rPr>
+          <w:color w:val="221F1F"/>
+          <w:sz w:val="23"/>
+          <w:szCs w:val="23"/>
+        </w:rPr>
+        <w:t>end;</w:t>
+      </w:r>
+    </w:p>
+    <w:p>
+      <w:pPr>
+        <w:pStyle w:val="Default"/>
+        <w:rPr>
+          <w:color w:val="221F1F"/>
+          <w:sz w:val="23"/>
+          <w:szCs w:val="23"/>
+        </w:rPr>
+      </w:pPr>
+    </w:p>
+    <w:p>
+      <w:pPr>
+        <w:pStyle w:val="Default"/>
+        <w:rPr>
+          <w:color w:val="221F1F"/>
+          <w:sz w:val="23"/>
+          <w:szCs w:val="23"/>
+        </w:rPr>
+      </w:pPr>
+      <w:r>
+        <w:rPr>
+          <w:color w:val="221F1F"/>
+          <w:sz w:val="23"/>
+          <w:szCs w:val="23"/>
+        </w:rPr>
+        <w:t>DECLARE</w:t>
+      </w:r>
+    </w:p>
+    <w:p>
+      <w:pPr>
+        <w:pStyle w:val="Default"/>
+        <w:rPr>
+          <w:color w:val="221F1F"/>
+          <w:sz w:val="23"/>
+          <w:szCs w:val="23"/>
+        </w:rPr>
+      </w:pPr>
+      <w:r>
+        <w:rPr>
+          <w:color w:val="221F1F"/>
+          <w:sz w:val="23"/>
+          <w:szCs w:val="23"/>
+        </w:rPr>
+        <w:t xml:space="preserve">    result HR.EMPLOYEES%ROWTYPE;</w:t>
+      </w:r>
+    </w:p>
+    <w:p>
+      <w:pPr>
+        <w:pStyle w:val="Default"/>
+        <w:rPr>
+          <w:color w:val="221F1F"/>
+          <w:sz w:val="23"/>
+          <w:szCs w:val="23"/>
+        </w:rPr>
+      </w:pPr>
+      <w:r>
+        <w:rPr>
+          <w:color w:val="221F1F"/>
+          <w:sz w:val="23"/>
+          <w:szCs w:val="23"/>
+        </w:rPr>
+        <w:t>BEGIN</w:t>
+      </w:r>
+    </w:p>
+    <w:p>
+      <w:pPr>
+        <w:pStyle w:val="Default"/>
+        <w:rPr>
+          <w:color w:val="221F1F"/>
+          <w:sz w:val="23"/>
+          <w:szCs w:val="23"/>
+        </w:rPr>
+      </w:pPr>
+      <w:r>
+        <w:rPr>
+          <w:color w:val="221F1F"/>
+          <w:sz w:val="23"/>
+          <w:szCs w:val="23"/>
+        </w:rPr>
+        <w:t xml:space="preserve">    result:=fn2(101);</w:t>
+      </w:r>
+    </w:p>
+    <w:p>
+      <w:pPr>
+        <w:pStyle w:val="Default"/>
+        <w:rPr>
+          <w:color w:val="221F1F"/>
+          <w:sz w:val="23"/>
+          <w:szCs w:val="23"/>
+        </w:rPr>
+      </w:pPr>
+      <w:r>
+        <w:rPr>
+          <w:color w:val="221F1F"/>
+          <w:sz w:val="23"/>
+          <w:szCs w:val="23"/>
+        </w:rPr>
+        <w:tab/>
+        <w:t>DBMS_OUTPUT.PUT_LINE(</w:t>
+      </w:r>
+      <w:proofErr w:type="spellStart"/>
+      <w:r>
+        <w:rPr>
+          <w:color w:val="221F1F"/>
+          <w:sz w:val="23"/>
+          <w:szCs w:val="23"/>
+        </w:rPr>
+        <w:t>result.FIRST_NAME</w:t>
+      </w:r>
+      <w:proofErr w:type="spellEnd"/>
+      <w:r>
+        <w:rPr>
+          <w:color w:val="221F1F"/>
+          <w:sz w:val="23"/>
+          <w:szCs w:val="23"/>
+        </w:rPr>
+        <w:t xml:space="preserve"> || ' ' || </w:t>
+      </w:r>
+      <w:proofErr w:type="spellStart"/>
+      <w:r>
+        <w:rPr>
+          <w:color w:val="221F1F"/>
+          <w:sz w:val="23"/>
+          <w:szCs w:val="23"/>
+        </w:rPr>
+        <w:t>result.LAST_NAME</w:t>
+      </w:r>
+      <w:proofErr w:type="spellEnd"/>
+      <w:r>
+        <w:rPr>
+          <w:color w:val="221F1F"/>
+          <w:sz w:val="23"/>
+          <w:szCs w:val="23"/>
+        </w:rPr>
+        <w:t>);</w:t>
+      </w:r>
+    </w:p>
+    <w:p>
+      <w:pPr>
+        <w:pStyle w:val="Default"/>
         <w:rPr>
           <w:color w:val="221F1F"/>
           <w:sz w:val="23"/>
@@ -8042,962 +8331,13 @@
         </w:rPr>
         <w:t>END;</w:t>
       </w:r>
-    </w:p>
-    <w:p>
-      <w:pPr>
-        <w:pStyle w:val="Default"/>
-        <w:ind w:firstLine="720"/>
-        <w:rPr>
-          <w:color w:val="221F1F"/>
-          <w:sz w:val="23"/>
-          <w:szCs w:val="23"/>
-        </w:rPr>
-      </w:pPr>
-    </w:p>
-    <w:p>
-      <w:pPr>
-        <w:pStyle w:val="Default"/>
-        <w:ind w:firstLine="720"/>
-        <w:rPr>
-          <w:color w:val="221F1F"/>
-          <w:sz w:val="23"/>
-          <w:szCs w:val="23"/>
-        </w:rPr>
-      </w:pPr>
-    </w:p>
-    <w:p>
-      <w:pPr>
-        <w:pStyle w:val="Default"/>
-        <w:rPr>
-          <w:color w:val="221F1F"/>
-          <w:sz w:val="23"/>
-          <w:szCs w:val="23"/>
-        </w:rPr>
-      </w:pPr>
-      <w:r>
-        <w:rPr>
-          <w:color w:val="221F1F"/>
-          <w:sz w:val="23"/>
-          <w:szCs w:val="23"/>
-        </w:rPr>
-        <w:t>Demo:</w:t>
-      </w:r>
-    </w:p>
-    <w:p>
-      <w:pPr>
-        <w:pStyle w:val="Default"/>
-        <w:rPr>
-          <w:color w:val="221F1F"/>
-          <w:sz w:val="23"/>
-          <w:szCs w:val="23"/>
-        </w:rPr>
-      </w:pPr>
-      <w:r>
-        <w:rPr>
-          <w:color w:val="221F1F"/>
-          <w:sz w:val="23"/>
-          <w:szCs w:val="23"/>
-        </w:rPr>
-        <w:t>Single row functions (scalar)</w:t>
-      </w:r>
-    </w:p>
-    <w:p>
-      <w:pPr>
-        <w:pStyle w:val="Default"/>
-        <w:rPr>
-          <w:color w:val="221F1F"/>
-          <w:sz w:val="23"/>
-          <w:szCs w:val="23"/>
-        </w:rPr>
-      </w:pPr>
-    </w:p>
-    <w:p>
-      <w:pPr>
-        <w:pStyle w:val="Default"/>
-        <w:rPr>
-          <w:color w:val="221F1F"/>
-          <w:sz w:val="23"/>
-          <w:szCs w:val="23"/>
-        </w:rPr>
-      </w:pPr>
-    </w:p>
-    <w:p>
-      <w:pPr>
-        <w:pStyle w:val="Default"/>
-        <w:rPr>
-          <w:color w:val="221F1F"/>
-          <w:sz w:val="23"/>
-          <w:szCs w:val="23"/>
-        </w:rPr>
-      </w:pPr>
-      <w:r>
-        <w:rPr>
-          <w:color w:val="221F1F"/>
-          <w:sz w:val="23"/>
-          <w:szCs w:val="23"/>
-        </w:rPr>
-        <w:lastRenderedPageBreak/>
-        <w:t xml:space="preserve">CREATE OR REPLACE </w:t>
-      </w:r>
-      <w:proofErr w:type="gramStart"/>
-      <w:r>
-        <w:rPr>
-          <w:color w:val="221F1F"/>
-          <w:sz w:val="23"/>
-          <w:szCs w:val="23"/>
-        </w:rPr>
-        <w:t xml:space="preserve">FUNCTION  </w:t>
-      </w:r>
-      <w:proofErr w:type="spellStart"/>
-      <w:r>
-        <w:rPr>
-          <w:color w:val="221F1F"/>
-          <w:sz w:val="23"/>
-          <w:szCs w:val="23"/>
-        </w:rPr>
-        <w:t>fnBonus</w:t>
-      </w:r>
-      <w:proofErr w:type="spellEnd"/>
-      <w:proofErr w:type="gramEnd"/>
-      <w:r>
-        <w:rPr>
-          <w:color w:val="221F1F"/>
-          <w:sz w:val="23"/>
-          <w:szCs w:val="23"/>
-        </w:rPr>
-        <w:t>(SAL INT)</w:t>
-      </w:r>
-    </w:p>
-    <w:p>
-      <w:pPr>
-        <w:pStyle w:val="Default"/>
-        <w:rPr>
-          <w:color w:val="221F1F"/>
-          <w:sz w:val="23"/>
-          <w:szCs w:val="23"/>
-        </w:rPr>
-      </w:pPr>
-      <w:r>
-        <w:rPr>
-          <w:color w:val="221F1F"/>
-          <w:sz w:val="23"/>
-          <w:szCs w:val="23"/>
-        </w:rPr>
-        <w:t>RETURN INT</w:t>
-      </w:r>
-    </w:p>
-    <w:p>
-      <w:pPr>
-        <w:pStyle w:val="Default"/>
-        <w:rPr>
-          <w:color w:val="221F1F"/>
-          <w:sz w:val="23"/>
-          <w:szCs w:val="23"/>
-        </w:rPr>
-      </w:pPr>
-      <w:r>
-        <w:rPr>
-          <w:color w:val="221F1F"/>
-          <w:sz w:val="23"/>
-          <w:szCs w:val="23"/>
-        </w:rPr>
-        <w:t>AS</w:t>
-      </w:r>
-    </w:p>
-    <w:p>
-      <w:pPr>
-        <w:pStyle w:val="Default"/>
-        <w:rPr>
-          <w:color w:val="221F1F"/>
-          <w:sz w:val="23"/>
-          <w:szCs w:val="23"/>
-        </w:rPr>
-      </w:pPr>
-      <w:r>
-        <w:rPr>
-          <w:color w:val="221F1F"/>
-          <w:sz w:val="23"/>
-          <w:szCs w:val="23"/>
-        </w:rPr>
-        <w:t>BEGIN</w:t>
-      </w:r>
-    </w:p>
-    <w:p>
-      <w:pPr>
-        <w:pStyle w:val="Default"/>
-        <w:rPr>
-          <w:color w:val="221F1F"/>
-          <w:sz w:val="23"/>
-          <w:szCs w:val="23"/>
-        </w:rPr>
-      </w:pPr>
-      <w:r>
-        <w:rPr>
-          <w:color w:val="221F1F"/>
-          <w:sz w:val="23"/>
-          <w:szCs w:val="23"/>
-        </w:rPr>
-        <w:t xml:space="preserve">    RETURN SAL+SAL*2;</w:t>
-      </w:r>
-    </w:p>
-    <w:p>
-      <w:pPr>
-        <w:pStyle w:val="Default"/>
-        <w:rPr>
-          <w:color w:val="221F1F"/>
-          <w:sz w:val="23"/>
-          <w:szCs w:val="23"/>
-        </w:rPr>
-      </w:pPr>
-      <w:r>
-        <w:rPr>
-          <w:color w:val="221F1F"/>
-          <w:sz w:val="23"/>
-          <w:szCs w:val="23"/>
-        </w:rPr>
-        <w:t>END;</w:t>
-      </w:r>
-    </w:p>
-    <w:p>
-      <w:pPr>
-        <w:pStyle w:val="Default"/>
-        <w:rPr>
-          <w:color w:val="221F1F"/>
-          <w:sz w:val="23"/>
-          <w:szCs w:val="23"/>
-        </w:rPr>
-      </w:pPr>
-    </w:p>
-    <w:p>
-      <w:pPr>
-        <w:pStyle w:val="Default"/>
-        <w:rPr>
-          <w:color w:val="221F1F"/>
-          <w:sz w:val="23"/>
-          <w:szCs w:val="23"/>
-        </w:rPr>
-      </w:pPr>
-    </w:p>
-    <w:p>
-      <w:pPr>
-        <w:pStyle w:val="Default"/>
-        <w:rPr>
-          <w:color w:val="221F1F"/>
-          <w:sz w:val="23"/>
-          <w:szCs w:val="23"/>
-        </w:rPr>
-      </w:pPr>
-      <w:proofErr w:type="gramStart"/>
-      <w:r>
-        <w:rPr>
-          <w:color w:val="221F1F"/>
-          <w:sz w:val="23"/>
-          <w:szCs w:val="23"/>
-        </w:rPr>
-        <w:t>Lets</w:t>
-      </w:r>
-      <w:proofErr w:type="gramEnd"/>
-      <w:r>
-        <w:rPr>
-          <w:color w:val="221F1F"/>
-          <w:sz w:val="23"/>
-          <w:szCs w:val="23"/>
-        </w:rPr>
-        <w:t xml:space="preserve"> use this in our EMPLOYEES table</w:t>
-      </w:r>
-    </w:p>
-    <w:p>
-      <w:pPr>
-        <w:pStyle w:val="Default"/>
-        <w:rPr>
-          <w:color w:val="221F1F"/>
-          <w:sz w:val="23"/>
-          <w:szCs w:val="23"/>
-        </w:rPr>
-      </w:pPr>
-    </w:p>
-    <w:p>
-      <w:pPr>
-        <w:pStyle w:val="Default"/>
-        <w:rPr>
-          <w:color w:val="221F1F"/>
-          <w:sz w:val="23"/>
-          <w:szCs w:val="23"/>
-        </w:rPr>
-      </w:pPr>
-      <w:r>
-        <w:rPr>
-          <w:color w:val="221F1F"/>
-          <w:sz w:val="23"/>
-          <w:szCs w:val="23"/>
-        </w:rPr>
-        <w:t xml:space="preserve">select </w:t>
-      </w:r>
-      <w:proofErr w:type="spellStart"/>
-      <w:r>
-        <w:rPr>
-          <w:color w:val="221F1F"/>
-          <w:sz w:val="23"/>
-          <w:szCs w:val="23"/>
-        </w:rPr>
-        <w:t>first_name</w:t>
-      </w:r>
-      <w:proofErr w:type="spellEnd"/>
-      <w:r>
-        <w:rPr>
-          <w:color w:val="221F1F"/>
-          <w:sz w:val="23"/>
-          <w:szCs w:val="23"/>
-        </w:rPr>
-        <w:t xml:space="preserve">, salary, </w:t>
-      </w:r>
-      <w:proofErr w:type="spellStart"/>
-      <w:r>
-        <w:rPr>
-          <w:color w:val="221F1F"/>
-          <w:sz w:val="23"/>
-          <w:szCs w:val="23"/>
-        </w:rPr>
-        <w:t>fnBonus</w:t>
-      </w:r>
-      <w:proofErr w:type="spellEnd"/>
-      <w:r>
-        <w:rPr>
-          <w:color w:val="221F1F"/>
-          <w:sz w:val="23"/>
-          <w:szCs w:val="23"/>
-        </w:rPr>
-        <w:t>(salary) as Bonus</w:t>
-      </w:r>
-    </w:p>
-    <w:p>
-      <w:pPr>
-        <w:pStyle w:val="Default"/>
-        <w:rPr>
-          <w:color w:val="221F1F"/>
-          <w:sz w:val="23"/>
-          <w:szCs w:val="23"/>
-        </w:rPr>
-      </w:pPr>
-      <w:r>
-        <w:rPr>
-          <w:color w:val="221F1F"/>
-          <w:sz w:val="23"/>
-          <w:szCs w:val="23"/>
-        </w:rPr>
-        <w:t xml:space="preserve">from </w:t>
-      </w:r>
-      <w:proofErr w:type="spellStart"/>
-      <w:proofErr w:type="gramStart"/>
-      <w:r>
-        <w:rPr>
-          <w:color w:val="221F1F"/>
-          <w:sz w:val="23"/>
-          <w:szCs w:val="23"/>
-        </w:rPr>
-        <w:t>hr.employees</w:t>
-      </w:r>
-      <w:proofErr w:type="spellEnd"/>
-      <w:proofErr w:type="gramEnd"/>
-      <w:r>
-        <w:rPr>
-          <w:color w:val="221F1F"/>
-          <w:sz w:val="23"/>
-          <w:szCs w:val="23"/>
-        </w:rPr>
-        <w:t>;</w:t>
-      </w:r>
-    </w:p>
-    <w:p>
-      <w:pPr>
-        <w:pStyle w:val="Default"/>
-        <w:rPr>
-          <w:color w:val="221F1F"/>
-          <w:sz w:val="23"/>
-          <w:szCs w:val="23"/>
-        </w:rPr>
-      </w:pPr>
-    </w:p>
-    <w:p>
-      <w:pPr>
-        <w:pStyle w:val="Default"/>
-        <w:rPr>
-          <w:color w:val="221F1F"/>
-          <w:sz w:val="23"/>
-          <w:szCs w:val="23"/>
-        </w:rPr>
-      </w:pPr>
-      <w:r>
-        <w:rPr>
-          <w:color w:val="221F1F"/>
-          <w:sz w:val="23"/>
-          <w:szCs w:val="23"/>
-        </w:rPr>
-        <w:t>Task:</w:t>
-      </w:r>
-    </w:p>
-    <w:p>
-      <w:pPr>
-        <w:pStyle w:val="Default"/>
-        <w:rPr>
-          <w:color w:val="221F1F"/>
-          <w:sz w:val="23"/>
-          <w:szCs w:val="23"/>
-        </w:rPr>
-      </w:pPr>
-      <w:r>
-        <w:rPr>
-          <w:color w:val="221F1F"/>
-          <w:sz w:val="23"/>
-          <w:szCs w:val="23"/>
-        </w:rPr>
-        <w:t xml:space="preserve">Create a </w:t>
-      </w:r>
-      <w:proofErr w:type="spellStart"/>
-      <w:r>
-        <w:rPr>
-          <w:color w:val="221F1F"/>
-          <w:sz w:val="23"/>
-          <w:szCs w:val="23"/>
-        </w:rPr>
-        <w:t>plsql</w:t>
-      </w:r>
-      <w:proofErr w:type="spellEnd"/>
-      <w:r>
-        <w:rPr>
-          <w:color w:val="221F1F"/>
-          <w:sz w:val="23"/>
-          <w:szCs w:val="23"/>
-        </w:rPr>
-        <w:t xml:space="preserve"> function that accepts employee id as input and returns the salary as output.</w:t>
-      </w:r>
-    </w:p>
-    <w:p>
-      <w:pPr>
-        <w:pStyle w:val="Default"/>
-        <w:rPr>
-          <w:color w:val="221F1F"/>
-          <w:sz w:val="23"/>
-          <w:szCs w:val="23"/>
-        </w:rPr>
-      </w:pPr>
-    </w:p>
-    <w:p>
-      <w:pPr>
-        <w:pStyle w:val="Default"/>
-        <w:rPr>
-          <w:color w:val="221F1F"/>
-          <w:sz w:val="23"/>
-          <w:szCs w:val="23"/>
-        </w:rPr>
-      </w:pPr>
-      <w:r>
-        <w:rPr>
-          <w:color w:val="221F1F"/>
-          <w:sz w:val="23"/>
-          <w:szCs w:val="23"/>
-        </w:rPr>
-        <w:t>Task:</w:t>
-      </w:r>
-    </w:p>
-    <w:p>
-      <w:pPr>
-        <w:pStyle w:val="Default"/>
-        <w:rPr>
-          <w:color w:val="221F1F"/>
-          <w:sz w:val="23"/>
-          <w:szCs w:val="23"/>
-        </w:rPr>
-      </w:pPr>
-      <w:r>
-        <w:rPr>
-          <w:color w:val="221F1F"/>
-          <w:sz w:val="23"/>
-          <w:szCs w:val="23"/>
-        </w:rPr>
-        <w:t xml:space="preserve">Create a </w:t>
-      </w:r>
-      <w:proofErr w:type="spellStart"/>
-      <w:r>
-        <w:rPr>
-          <w:color w:val="221F1F"/>
-          <w:sz w:val="23"/>
-          <w:szCs w:val="23"/>
-        </w:rPr>
-        <w:t>plsql</w:t>
-      </w:r>
-      <w:proofErr w:type="spellEnd"/>
-      <w:r>
-        <w:rPr>
-          <w:color w:val="221F1F"/>
-          <w:sz w:val="23"/>
-          <w:szCs w:val="23"/>
-        </w:rPr>
-        <w:t xml:space="preserve"> function that accepts employee id as input and returns the entire row as output.</w:t>
-      </w:r>
-    </w:p>
-    <w:p>
-      <w:pPr>
-        <w:pStyle w:val="Default"/>
-        <w:rPr>
-          <w:color w:val="221F1F"/>
-          <w:sz w:val="23"/>
-          <w:szCs w:val="23"/>
-        </w:rPr>
-      </w:pPr>
-    </w:p>
-    <w:p>
-      <w:pPr>
-        <w:pStyle w:val="Default"/>
-        <w:rPr>
-          <w:color w:val="221F1F"/>
-          <w:sz w:val="23"/>
-          <w:szCs w:val="23"/>
-        </w:rPr>
-      </w:pPr>
-      <w:r>
-        <w:rPr>
-          <w:color w:val="221F1F"/>
-          <w:sz w:val="23"/>
-          <w:szCs w:val="23"/>
-        </w:rPr>
-        <w:t>create or replace function fn2(id1 INT)</w:t>
-      </w:r>
-    </w:p>
-    <w:p>
-      <w:pPr>
-        <w:pStyle w:val="Default"/>
-        <w:rPr>
-          <w:color w:val="221F1F"/>
-          <w:sz w:val="23"/>
-          <w:szCs w:val="23"/>
-        </w:rPr>
-      </w:pPr>
-      <w:r>
-        <w:rPr>
-          <w:color w:val="221F1F"/>
-          <w:sz w:val="23"/>
-          <w:szCs w:val="23"/>
-        </w:rPr>
-        <w:t xml:space="preserve">return </w:t>
-      </w:r>
-      <w:proofErr w:type="gramStart"/>
-      <w:r>
-        <w:rPr>
-          <w:color w:val="221F1F"/>
-          <w:sz w:val="23"/>
-          <w:szCs w:val="23"/>
-        </w:rPr>
-        <w:t>HR.EMPLOYEES</w:t>
-      </w:r>
-      <w:proofErr w:type="gramEnd"/>
-      <w:r>
-        <w:rPr>
-          <w:color w:val="221F1F"/>
-          <w:sz w:val="23"/>
-          <w:szCs w:val="23"/>
-        </w:rPr>
-        <w:t>%ROWTYPE</w:t>
-      </w:r>
-    </w:p>
-    <w:p>
-      <w:pPr>
-        <w:pStyle w:val="Default"/>
-        <w:rPr>
-          <w:color w:val="221F1F"/>
-          <w:sz w:val="23"/>
-          <w:szCs w:val="23"/>
-        </w:rPr>
-      </w:pPr>
-      <w:r>
-        <w:rPr>
-          <w:color w:val="221F1F"/>
-          <w:sz w:val="23"/>
-          <w:szCs w:val="23"/>
-        </w:rPr>
-        <w:t>as</w:t>
-      </w:r>
-    </w:p>
-    <w:p>
-      <w:pPr>
-        <w:pStyle w:val="Default"/>
-        <w:rPr>
-          <w:color w:val="221F1F"/>
-          <w:sz w:val="23"/>
-          <w:szCs w:val="23"/>
-        </w:rPr>
-      </w:pPr>
-      <w:r>
-        <w:rPr>
-          <w:color w:val="221F1F"/>
-          <w:sz w:val="23"/>
-          <w:szCs w:val="23"/>
-        </w:rPr>
-        <w:t xml:space="preserve">    </w:t>
-      </w:r>
-      <w:proofErr w:type="spellStart"/>
-      <w:r>
-        <w:rPr>
-          <w:color w:val="221F1F"/>
-          <w:sz w:val="23"/>
-          <w:szCs w:val="23"/>
-        </w:rPr>
-        <w:t>emprec</w:t>
-      </w:r>
-      <w:proofErr w:type="spellEnd"/>
-      <w:r>
-        <w:rPr>
-          <w:color w:val="221F1F"/>
-          <w:sz w:val="23"/>
-          <w:szCs w:val="23"/>
-        </w:rPr>
-        <w:t xml:space="preserve"> </w:t>
-      </w:r>
-      <w:proofErr w:type="gramStart"/>
-      <w:r>
-        <w:rPr>
-          <w:color w:val="221F1F"/>
-          <w:sz w:val="23"/>
-          <w:szCs w:val="23"/>
-        </w:rPr>
-        <w:t>HR.EMPLOYEES</w:t>
-      </w:r>
-      <w:proofErr w:type="gramEnd"/>
-      <w:r>
-        <w:rPr>
-          <w:color w:val="221F1F"/>
-          <w:sz w:val="23"/>
-          <w:szCs w:val="23"/>
-        </w:rPr>
-        <w:t>%ROWTYPE;</w:t>
-      </w:r>
-    </w:p>
-    <w:p>
-      <w:pPr>
-        <w:pStyle w:val="Default"/>
-        <w:rPr>
-          <w:color w:val="221F1F"/>
-          <w:sz w:val="23"/>
-          <w:szCs w:val="23"/>
-        </w:rPr>
-      </w:pPr>
-      <w:r>
-        <w:rPr>
-          <w:color w:val="221F1F"/>
-          <w:sz w:val="23"/>
-          <w:szCs w:val="23"/>
-        </w:rPr>
-        <w:t>begin</w:t>
-      </w:r>
-    </w:p>
-    <w:p>
-      <w:pPr>
-        <w:pStyle w:val="Default"/>
-        <w:rPr>
-          <w:color w:val="221F1F"/>
-          <w:sz w:val="23"/>
-          <w:szCs w:val="23"/>
-        </w:rPr>
-      </w:pPr>
-      <w:r>
-        <w:rPr>
-          <w:color w:val="221F1F"/>
-          <w:sz w:val="23"/>
-          <w:szCs w:val="23"/>
-        </w:rPr>
-        <w:t xml:space="preserve">    SELECT * INTO </w:t>
-      </w:r>
-      <w:proofErr w:type="spellStart"/>
-      <w:r>
-        <w:rPr>
-          <w:color w:val="221F1F"/>
-          <w:sz w:val="23"/>
-          <w:szCs w:val="23"/>
-        </w:rPr>
-        <w:t>emprec</w:t>
-      </w:r>
-      <w:proofErr w:type="spellEnd"/>
-      <w:r>
-        <w:rPr>
-          <w:color w:val="221F1F"/>
-          <w:sz w:val="23"/>
-          <w:szCs w:val="23"/>
-        </w:rPr>
-        <w:t xml:space="preserve"> FROM </w:t>
-      </w:r>
-      <w:proofErr w:type="gramStart"/>
-      <w:r>
-        <w:rPr>
-          <w:color w:val="221F1F"/>
-          <w:sz w:val="23"/>
-          <w:szCs w:val="23"/>
-        </w:rPr>
-        <w:t>HR.EMPLOYEES</w:t>
-      </w:r>
-      <w:proofErr w:type="gramEnd"/>
-      <w:r>
-        <w:rPr>
-          <w:color w:val="221F1F"/>
-          <w:sz w:val="23"/>
-          <w:szCs w:val="23"/>
-        </w:rPr>
-        <w:t xml:space="preserve"> WHERE EMPLOYEE_ID=id1;</w:t>
-      </w:r>
-    </w:p>
-    <w:p>
-      <w:pPr>
-        <w:pStyle w:val="Default"/>
-        <w:rPr>
-          <w:color w:val="221F1F"/>
-          <w:sz w:val="23"/>
-          <w:szCs w:val="23"/>
-        </w:rPr>
-      </w:pPr>
-      <w:r>
-        <w:rPr>
-          <w:color w:val="221F1F"/>
-          <w:sz w:val="23"/>
-          <w:szCs w:val="23"/>
-        </w:rPr>
-        <w:tab/>
-        <w:t xml:space="preserve">return </w:t>
-      </w:r>
-      <w:proofErr w:type="spellStart"/>
-      <w:r>
-        <w:rPr>
-          <w:color w:val="221F1F"/>
-          <w:sz w:val="23"/>
-          <w:szCs w:val="23"/>
-        </w:rPr>
-        <w:t>emprec</w:t>
-      </w:r>
-      <w:proofErr w:type="spellEnd"/>
-      <w:r>
-        <w:rPr>
-          <w:color w:val="221F1F"/>
-          <w:sz w:val="23"/>
-          <w:szCs w:val="23"/>
-        </w:rPr>
-        <w:t>;</w:t>
-      </w:r>
-    </w:p>
-    <w:p>
-      <w:pPr>
-        <w:pStyle w:val="Default"/>
-        <w:rPr>
-          <w:color w:val="221F1F"/>
-          <w:sz w:val="23"/>
-          <w:szCs w:val="23"/>
-        </w:rPr>
-      </w:pPr>
-      <w:r>
-        <w:rPr>
-          <w:color w:val="221F1F"/>
-          <w:sz w:val="23"/>
-          <w:szCs w:val="23"/>
-        </w:rPr>
-        <w:t>end;</w:t>
-      </w:r>
-    </w:p>
-    <w:p>
-      <w:pPr>
-        <w:pStyle w:val="Default"/>
-        <w:rPr>
-          <w:color w:val="221F1F"/>
-          <w:sz w:val="23"/>
-          <w:szCs w:val="23"/>
-        </w:rPr>
-      </w:pPr>
-    </w:p>
-    <w:p>
-      <w:pPr>
-        <w:pStyle w:val="Default"/>
-        <w:rPr>
-          <w:color w:val="221F1F"/>
-          <w:sz w:val="23"/>
-          <w:szCs w:val="23"/>
-        </w:rPr>
-      </w:pPr>
-      <w:r>
-        <w:rPr>
-          <w:color w:val="221F1F"/>
-          <w:sz w:val="23"/>
-          <w:szCs w:val="23"/>
-        </w:rPr>
-        <w:t>DECLARE</w:t>
-      </w:r>
-    </w:p>
-    <w:p>
-      <w:pPr>
-        <w:pStyle w:val="Default"/>
-        <w:rPr>
-          <w:color w:val="221F1F"/>
-          <w:sz w:val="23"/>
-          <w:szCs w:val="23"/>
-        </w:rPr>
-      </w:pPr>
-      <w:r>
-        <w:rPr>
-          <w:color w:val="221F1F"/>
-          <w:sz w:val="23"/>
-          <w:szCs w:val="23"/>
-        </w:rPr>
-        <w:t xml:space="preserve">    result </w:t>
-      </w:r>
-      <w:proofErr w:type="gramStart"/>
-      <w:r>
-        <w:rPr>
-          <w:color w:val="221F1F"/>
-          <w:sz w:val="23"/>
-          <w:szCs w:val="23"/>
-        </w:rPr>
-        <w:t>HR.EMPLOYEES</w:t>
-      </w:r>
-      <w:proofErr w:type="gramEnd"/>
-      <w:r>
-        <w:rPr>
-          <w:color w:val="221F1F"/>
-          <w:sz w:val="23"/>
-          <w:szCs w:val="23"/>
-        </w:rPr>
-        <w:t>%ROWTYPE;</w:t>
-      </w:r>
-    </w:p>
-    <w:p>
-      <w:pPr>
-        <w:pStyle w:val="Default"/>
-        <w:rPr>
-          <w:color w:val="221F1F"/>
-          <w:sz w:val="23"/>
-          <w:szCs w:val="23"/>
-        </w:rPr>
-      </w:pPr>
-      <w:r>
-        <w:rPr>
-          <w:color w:val="221F1F"/>
-          <w:sz w:val="23"/>
-          <w:szCs w:val="23"/>
-        </w:rPr>
-        <w:t>BEGIN</w:t>
-      </w:r>
-    </w:p>
-    <w:p>
-      <w:pPr>
-        <w:pStyle w:val="Default"/>
-        <w:rPr>
-          <w:color w:val="221F1F"/>
-          <w:sz w:val="23"/>
-          <w:szCs w:val="23"/>
-        </w:rPr>
-      </w:pPr>
-      <w:r>
-        <w:rPr>
-          <w:color w:val="221F1F"/>
-          <w:sz w:val="23"/>
-          <w:szCs w:val="23"/>
-        </w:rPr>
-        <w:t xml:space="preserve">    </w:t>
-      </w:r>
-      <w:proofErr w:type="gramStart"/>
-      <w:r>
-        <w:rPr>
-          <w:color w:val="221F1F"/>
-          <w:sz w:val="23"/>
-          <w:szCs w:val="23"/>
-        </w:rPr>
-        <w:t>result:=</w:t>
-      </w:r>
-      <w:proofErr w:type="gramEnd"/>
-      <w:r>
-        <w:rPr>
-          <w:color w:val="221F1F"/>
-          <w:sz w:val="23"/>
-          <w:szCs w:val="23"/>
-        </w:rPr>
-        <w:t>fn2(101);</w:t>
-      </w:r>
-    </w:p>
-    <w:p>
-      <w:pPr>
-        <w:pStyle w:val="Default"/>
-        <w:rPr>
-          <w:color w:val="221F1F"/>
-          <w:sz w:val="23"/>
-          <w:szCs w:val="23"/>
-        </w:rPr>
-      </w:pPr>
-      <w:r>
-        <w:rPr>
-          <w:color w:val="221F1F"/>
-          <w:sz w:val="23"/>
-          <w:szCs w:val="23"/>
-        </w:rPr>
-        <w:tab/>
-        <w:t>DBMS_OUTPUT.PUT_</w:t>
-      </w:r>
-      <w:proofErr w:type="gramStart"/>
-      <w:r>
-        <w:rPr>
-          <w:color w:val="221F1F"/>
-          <w:sz w:val="23"/>
-          <w:szCs w:val="23"/>
-        </w:rPr>
-        <w:t>LINE(</w:t>
-      </w:r>
-      <w:proofErr w:type="spellStart"/>
-      <w:proofErr w:type="gramEnd"/>
-      <w:r>
-        <w:rPr>
-          <w:color w:val="221F1F"/>
-          <w:sz w:val="23"/>
-          <w:szCs w:val="23"/>
-        </w:rPr>
-        <w:t>result.FIRST_NAME</w:t>
-      </w:r>
-      <w:proofErr w:type="spellEnd"/>
-      <w:r>
-        <w:rPr>
-          <w:color w:val="221F1F"/>
-          <w:sz w:val="23"/>
-          <w:szCs w:val="23"/>
-        </w:rPr>
-        <w:t xml:space="preserve"> || ' ' || </w:t>
-      </w:r>
-      <w:proofErr w:type="spellStart"/>
-      <w:r>
-        <w:rPr>
-          <w:color w:val="221F1F"/>
-          <w:sz w:val="23"/>
-          <w:szCs w:val="23"/>
-        </w:rPr>
-        <w:t>result.LAST_NAME</w:t>
-      </w:r>
-      <w:proofErr w:type="spellEnd"/>
-      <w:r>
-        <w:rPr>
-          <w:color w:val="221F1F"/>
-          <w:sz w:val="23"/>
-          <w:szCs w:val="23"/>
-        </w:rPr>
-        <w:t>);</w:t>
-      </w:r>
-    </w:p>
-    <w:p>
-      <w:pPr>
-        <w:pStyle w:val="Default"/>
-        <w:rPr>
-          <w:color w:val="221F1F"/>
-          <w:sz w:val="23"/>
-          <w:szCs w:val="23"/>
-        </w:rPr>
-      </w:pPr>
-      <w:r>
-        <w:rPr>
-          <w:color w:val="221F1F"/>
-          <w:sz w:val="23"/>
-          <w:szCs w:val="23"/>
-        </w:rPr>
-        <w:t>END;</w:t>
+      <w:r>
+        <w:rPr>
+          <w:color w:val="221F1F"/>
+          <w:sz w:val="23"/>
+          <w:szCs w:val="23"/>
+        </w:rPr>
+        <w:br/>
       </w:r>
     </w:p>
     <w:sectPr>
